--- a/docs/Documentos/Cartilla_aprendices_retos_IA_SENA_Bogota.docx
+++ b/docs/Documentos/Cartilla_aprendices_retos_IA_SENA_Bogota.docx
@@ -4,10 +4,12 @@
   <w:body>
     <w:p>
       <w:pPr>
+        <w:widowControl/>
         <w:spacing w:before="1440"/>
       </w:pPr>
       <w:r>
         <w:rPr>
+          <w:rFonts w:ascii="Aptos" w:hAnsi="Aptos"/>
           <w:b/>
           <w:color w:val="006B54"/>
           <w:sz w:val="24"/>
@@ -18,19 +20,37 @@
     <w:p>
       <w:pPr>
         <w:pStyle w:val="Title"/>
+        <w:widowControl/>
       </w:pPr>
       <w:r>
+        <w:rPr>
+          <w:rFonts w:ascii="Aptos" w:hAnsi="Aptos"/>
+          <w:color w:val="111827"/>
+          <w:sz w:val="54"/>
+        </w:rPr>
         <w:t>Retos de IA para el trabajo administrativo</w:t>
       </w:r>
     </w:p>
     <w:p>
+      <w:pPr>
+        <w:widowControl/>
+      </w:pPr>
       <w:r>
+        <w:rPr>
+          <w:rFonts w:ascii="Aptos" w:hAnsi="Aptos"/>
+        </w:rPr>
         <w:t>Cartilla de trabajo para aprendices · Cuatro jornadas intensivas</w:t>
       </w:r>
     </w:p>
     <w:p>
+      <w:pPr>
+        <w:widowControl/>
+      </w:pPr>
       <w:r>
-        <w:t>Prueba, revisa, corrige y documenta. La IA propone; el criterio y la decisión siguen en manos de las personas.</w:t>
+        <w:rPr>
+          <w:rFonts w:ascii="Aptos" w:hAnsi="Aptos"/>
+        </w:rPr>
+        <w:t>La IA prepara los documentos. Tú revisas las fuentes, solicitas ajustes y descargas el resultado; las decisiones siguen en manos de las personas.</w:t>
       </w:r>
     </w:p>
     <w:tbl>
@@ -40,12 +60,12 @@
         <w:tblLayout w:type="autofit"/>
         <w:tblLook w:firstColumn="1" w:firstRow="1" w:lastColumn="0" w:lastRow="0" w:noHBand="0" w:noVBand="1" w:val="04A0"/>
         <w:tblBorders>
-          <w:top w:val="single" w:sz="4" w:space="0" w:color="D9E0DD"/>
-          <w:left w:val="single" w:sz="4" w:space="0" w:color="D9E0DD"/>
-          <w:bottom w:val="single" w:sz="4" w:space="0" w:color="D9E0DD"/>
-          <w:right w:val="single" w:sz="4" w:space="0" w:color="D9E0DD"/>
-          <w:insideH w:val="single" w:sz="4" w:space="0" w:color="D9E0DD"/>
-          <w:insideV w:val="single" w:sz="4" w:space="0" w:color="D9E0DD"/>
+          <w:top w:val="single" w:sz="5" w:color="D4E0E7"/>
+          <w:left w:val="single" w:sz="5" w:color="D4E0E7"/>
+          <w:bottom w:val="single" w:sz="5" w:color="D4E0E7"/>
+          <w:right w:val="single" w:sz="5" w:color="D4E0E7"/>
+          <w:insideH w:val="single" w:sz="5" w:color="D4E0E7"/>
+          <w:insideV w:val="single" w:sz="5" w:color="D4E0E7"/>
         </w:tblBorders>
       </w:tblPr>
       <w:tblGrid>
@@ -60,18 +80,26 @@
         <w:tc>
           <w:tcPr>
             <w:tcW w:type="dxa" w:w="5083"/>
-            <w:shd w:fill="006B54"/>
             <w:vAlign w:val="center"/>
+            <w:shd w:fill="1B4258"/>
+            <w:tcMar>
+              <w:top w:w="100" w:type="dxa"/>
+              <w:left w:w="100" w:type="dxa"/>
+              <w:bottom w:w="100" w:type="dxa"/>
+              <w:right w:w="100" w:type="dxa"/>
+            </w:tcMar>
           </w:tcPr>
           <w:p>
             <w:pPr>
-              <w:spacing w:after="0"/>
+              <w:keepNext/>
+              <w:spacing w:after="80"/>
             </w:pPr>
             <w:r>
               <w:rPr>
+                <w:rFonts w:ascii="Aptos" w:hAnsi="Aptos"/>
                 <w:b/>
                 <w:color w:val="FFFFFF"/>
-                <w:sz w:val="19"/>
+                <w:sz w:val="18"/>
               </w:rPr>
               <w:t>Jornada</w:t>
             </w:r>
@@ -80,18 +108,26 @@
         <w:tc>
           <w:tcPr>
             <w:tcW w:type="dxa" w:w="5083"/>
-            <w:shd w:fill="006B54"/>
             <w:vAlign w:val="center"/>
+            <w:shd w:fill="1B4258"/>
+            <w:tcMar>
+              <w:top w:w="100" w:type="dxa"/>
+              <w:left w:w="100" w:type="dxa"/>
+              <w:bottom w:w="100" w:type="dxa"/>
+              <w:right w:w="100" w:type="dxa"/>
+            </w:tcMar>
           </w:tcPr>
           <w:p>
             <w:pPr>
-              <w:spacing w:after="0"/>
+              <w:keepNext/>
+              <w:spacing w:after="80"/>
             </w:pPr>
             <w:r>
               <w:rPr>
+                <w:rFonts w:ascii="Aptos" w:hAnsi="Aptos"/>
                 <w:b/>
                 <w:color w:val="FFFFFF"/>
-                <w:sz w:val="19"/>
+                <w:sz w:val="18"/>
               </w:rPr>
               <w:t>Ruta de aprendizaje</w:t>
             </w:r>
@@ -106,20 +142,23 @@
           <w:tcPr>
             <w:tcW w:type="dxa" w:w="5083"/>
             <w:vAlign w:val="top"/>
+            <w:shd w:fill="F0F6F8"/>
             <w:tcMar>
-              <w:top w:w="75" w:type="dxa"/>
-              <w:start w:w="85" w:type="dxa"/>
-              <w:bottom w:w="75" w:type="dxa"/>
-              <w:end w:w="85" w:type="dxa"/>
+              <w:top w:w="100" w:type="dxa"/>
+              <w:left w:w="100" w:type="dxa"/>
+              <w:bottom w:w="100" w:type="dxa"/>
+              <w:right w:w="100" w:type="dxa"/>
             </w:tcMar>
           </w:tcPr>
           <w:p>
             <w:pPr>
-              <w:spacing w:after="20" w:line="240" w:lineRule="auto"/>
+              <w:spacing w:after="80" w:line="240" w:lineRule="auto"/>
             </w:pPr>
             <w:r>
               <w:rPr>
-                <w:sz w:val="19"/>
+                <w:rFonts w:ascii="Aptos" w:hAnsi="Aptos"/>
+                <w:color w:val="243746"/>
+                <w:sz w:val="18"/>
               </w:rPr>
               <w:t>1</w:t>
             </w:r>
@@ -129,20 +168,23 @@
           <w:tcPr>
             <w:tcW w:type="dxa" w:w="5083"/>
             <w:vAlign w:val="top"/>
+            <w:shd w:fill="F0F6F8"/>
             <w:tcMar>
-              <w:top w:w="75" w:type="dxa"/>
-              <w:start w:w="85" w:type="dxa"/>
-              <w:bottom w:w="75" w:type="dxa"/>
-              <w:end w:w="85" w:type="dxa"/>
+              <w:top w:w="100" w:type="dxa"/>
+              <w:left w:w="100" w:type="dxa"/>
+              <w:bottom w:w="100" w:type="dxa"/>
+              <w:right w:w="100" w:type="dxa"/>
             </w:tcMar>
           </w:tcPr>
           <w:p>
             <w:pPr>
-              <w:spacing w:after="20" w:line="240" w:lineRule="auto"/>
+              <w:spacing w:after="80" w:line="240" w:lineRule="auto"/>
             </w:pPr>
             <w:r>
               <w:rPr>
-                <w:sz w:val="19"/>
+                <w:rFonts w:ascii="Aptos" w:hAnsi="Aptos"/>
+                <w:color w:val="243746"/>
+                <w:sz w:val="18"/>
               </w:rPr>
               <w:t>Prompt CRTT · respuestas a PQRS · gestión y síntesis de textos</w:t>
             </w:r>
@@ -157,21 +199,23 @@
           <w:tcPr>
             <w:tcW w:type="dxa" w:w="5083"/>
             <w:vAlign w:val="top"/>
-            <w:shd w:fill="F5F7F6"/>
+            <w:shd w:fill="FFFFFF"/>
             <w:tcMar>
-              <w:top w:w="75" w:type="dxa"/>
-              <w:start w:w="85" w:type="dxa"/>
-              <w:bottom w:w="75" w:type="dxa"/>
-              <w:end w:w="85" w:type="dxa"/>
+              <w:top w:w="100" w:type="dxa"/>
+              <w:left w:w="100" w:type="dxa"/>
+              <w:bottom w:w="100" w:type="dxa"/>
+              <w:right w:w="100" w:type="dxa"/>
             </w:tcMar>
           </w:tcPr>
           <w:p>
             <w:pPr>
-              <w:spacing w:after="20" w:line="240" w:lineRule="auto"/>
+              <w:spacing w:after="80" w:line="240" w:lineRule="auto"/>
             </w:pPr>
             <w:r>
               <w:rPr>
-                <w:sz w:val="19"/>
+                <w:rFonts w:ascii="Aptos" w:hAnsi="Aptos"/>
+                <w:color w:val="243746"/>
+                <w:sz w:val="18"/>
               </w:rPr>
               <w:t>2</w:t>
             </w:r>
@@ -181,21 +225,23 @@
           <w:tcPr>
             <w:tcW w:type="dxa" w:w="5083"/>
             <w:vAlign w:val="top"/>
-            <w:shd w:fill="F5F7F6"/>
+            <w:shd w:fill="FFFFFF"/>
             <w:tcMar>
-              <w:top w:w="75" w:type="dxa"/>
-              <w:start w:w="85" w:type="dxa"/>
-              <w:bottom w:w="75" w:type="dxa"/>
-              <w:end w:w="85" w:type="dxa"/>
+              <w:top w:w="100" w:type="dxa"/>
+              <w:left w:w="100" w:type="dxa"/>
+              <w:bottom w:w="100" w:type="dxa"/>
+              <w:right w:w="100" w:type="dxa"/>
             </w:tcMar>
           </w:tcPr>
           <w:p>
             <w:pPr>
-              <w:spacing w:after="20" w:line="240" w:lineRule="auto"/>
+              <w:spacing w:after="80" w:line="240" w:lineRule="auto"/>
             </w:pPr>
             <w:r>
               <w:rPr>
-                <w:sz w:val="19"/>
+                <w:rFonts w:ascii="Aptos" w:hAnsi="Aptos"/>
+                <w:color w:val="243746"/>
+                <w:sz w:val="18"/>
               </w:rPr>
               <w:t>Asistente de rol · correo y priorización · documentación de reuniones</w:t>
             </w:r>
@@ -210,20 +256,23 @@
           <w:tcPr>
             <w:tcW w:type="dxa" w:w="5083"/>
             <w:vAlign w:val="top"/>
+            <w:shd w:fill="F0F6F8"/>
             <w:tcMar>
-              <w:top w:w="75" w:type="dxa"/>
-              <w:start w:w="85" w:type="dxa"/>
-              <w:bottom w:w="75" w:type="dxa"/>
-              <w:end w:w="85" w:type="dxa"/>
+              <w:top w:w="100" w:type="dxa"/>
+              <w:left w:w="100" w:type="dxa"/>
+              <w:bottom w:w="100" w:type="dxa"/>
+              <w:right w:w="100" w:type="dxa"/>
             </w:tcMar>
           </w:tcPr>
           <w:p>
             <w:pPr>
-              <w:spacing w:after="20" w:line="240" w:lineRule="auto"/>
+              <w:spacing w:after="80" w:line="240" w:lineRule="auto"/>
             </w:pPr>
             <w:r>
               <w:rPr>
-                <w:sz w:val="19"/>
+                <w:rFonts w:ascii="Aptos" w:hAnsi="Aptos"/>
+                <w:color w:val="243746"/>
+                <w:sz w:val="18"/>
               </w:rPr>
               <w:t>3</w:t>
             </w:r>
@@ -233,20 +282,23 @@
           <w:tcPr>
             <w:tcW w:type="dxa" w:w="5083"/>
             <w:vAlign w:val="top"/>
+            <w:shd w:fill="F0F6F8"/>
             <w:tcMar>
-              <w:top w:w="75" w:type="dxa"/>
-              <w:start w:w="85" w:type="dxa"/>
-              <w:bottom w:w="75" w:type="dxa"/>
-              <w:end w:w="85" w:type="dxa"/>
+              <w:top w:w="100" w:type="dxa"/>
+              <w:left w:w="100" w:type="dxa"/>
+              <w:bottom w:w="100" w:type="dxa"/>
+              <w:right w:w="100" w:type="dxa"/>
             </w:tcMar>
           </w:tcPr>
           <w:p>
             <w:pPr>
-              <w:spacing w:after="20" w:line="240" w:lineRule="auto"/>
+              <w:spacing w:after="80" w:line="240" w:lineRule="auto"/>
             </w:pPr>
             <w:r>
               <w:rPr>
-                <w:sz w:val="19"/>
+                <w:rFonts w:ascii="Aptos" w:hAnsi="Aptos"/>
+                <w:color w:val="243746"/>
+                <w:sz w:val="18"/>
               </w:rPr>
               <w:t>Limpieza de datos · lectura de cifras · visualización · explicación ejecutiva</w:t>
             </w:r>
@@ -261,21 +313,23 @@
           <w:tcPr>
             <w:tcW w:type="dxa" w:w="5083"/>
             <w:vAlign w:val="top"/>
-            <w:shd w:fill="F5F7F6"/>
+            <w:shd w:fill="FFFFFF"/>
             <w:tcMar>
-              <w:top w:w="75" w:type="dxa"/>
-              <w:start w:w="85" w:type="dxa"/>
-              <w:bottom w:w="75" w:type="dxa"/>
-              <w:end w:w="85" w:type="dxa"/>
+              <w:top w:w="100" w:type="dxa"/>
+              <w:left w:w="100" w:type="dxa"/>
+              <w:bottom w:w="100" w:type="dxa"/>
+              <w:right w:w="100" w:type="dxa"/>
             </w:tcMar>
           </w:tcPr>
           <w:p>
             <w:pPr>
-              <w:spacing w:after="20" w:line="240" w:lineRule="auto"/>
+              <w:spacing w:after="80" w:line="240" w:lineRule="auto"/>
             </w:pPr>
             <w:r>
               <w:rPr>
-                <w:sz w:val="19"/>
+                <w:rFonts w:ascii="Aptos" w:hAnsi="Aptos"/>
+                <w:color w:val="243746"/>
+                <w:sz w:val="18"/>
               </w:rPr>
               <w:t>4</w:t>
             </w:r>
@@ -285,21 +339,23 @@
           <w:tcPr>
             <w:tcW w:type="dxa" w:w="5083"/>
             <w:vAlign w:val="top"/>
-            <w:shd w:fill="F5F7F6"/>
+            <w:shd w:fill="FFFFFF"/>
             <w:tcMar>
-              <w:top w:w="75" w:type="dxa"/>
-              <w:start w:w="85" w:type="dxa"/>
-              <w:bottom w:w="75" w:type="dxa"/>
-              <w:end w:w="85" w:type="dxa"/>
+              <w:top w:w="100" w:type="dxa"/>
+              <w:left w:w="100" w:type="dxa"/>
+              <w:bottom w:w="100" w:type="dxa"/>
+              <w:right w:w="100" w:type="dxa"/>
             </w:tcMar>
           </w:tcPr>
           <w:p>
             <w:pPr>
-              <w:spacing w:after="20" w:line="240" w:lineRule="auto"/>
+              <w:spacing w:after="80" w:line="240" w:lineRule="auto"/>
             </w:pPr>
             <w:r>
               <w:rPr>
-                <w:sz w:val="19"/>
+                <w:rFonts w:ascii="Aptos" w:hAnsi="Aptos"/>
+                <w:color w:val="243746"/>
+                <w:sz w:val="18"/>
               </w:rPr>
               <w:t>Reto integrador · análisis trazable · presentación · piloto de transferencia</w:t>
             </w:r>
@@ -309,94 +365,850 @@
     </w:tbl>
     <w:p>
       <w:pPr>
+        <w:widowControl/>
         <w:spacing w:after="0"/>
       </w:pPr>
     </w:p>
     <w:p>
+      <w:pPr>
+        <w:widowControl/>
+      </w:pPr>
       <w:r>
+        <w:rPr>
+          <w:rFonts w:ascii="Aptos" w:hAnsi="Aptos"/>
+        </w:rPr>
         <w:t>Tu evidencia será parte del Portafolio de Evidencias del curso: prompts, resultados, correcciones, verificaciones y reflexión.</w:t>
       </w:r>
     </w:p>
     <w:p>
+      <w:pPr>
+        <w:widowControl/>
+      </w:pPr>
       <w:r>
+        <w:rPr>
+          <w:rFonts w:ascii="Aptos" w:hAnsi="Aptos"/>
+        </w:rPr>
         <w:br w:type="page"/>
       </w:r>
     </w:p>
     <w:p>
       <w:pPr>
         <w:pStyle w:val="Heading1"/>
+        <w:widowControl/>
       </w:pPr>
       <w:r>
+        <w:rPr>
+          <w:rFonts w:ascii="Aptos" w:hAnsi="Aptos"/>
+        </w:rPr>
+        <w:t>Recorrido vigente con documentos generados por IA</w:t>
+      </w:r>
+    </w:p>
+    <w:p>
+      <w:pPr>
+        <w:widowControl/>
+      </w:pPr>
+      <w:r>
+        <w:rPr>
+          <w:rFonts w:ascii="Aptos" w:hAnsi="Aptos"/>
+        </w:rPr>
+        <w:t>Esta versión adapta las instrucciones del material de origen de Bogotá. La ruta vigente incluye 10 retos breves, del 0 al 9, y un reto integrador. La propuesta tiene 40 horas: 36 horas directas y 4 autónomas. La oferta oficial consultada publica 48 horas; la adaptación requiere aprobación curricular y no constituye equivalencia. Las actividades de origen que aparecen después usan la numeración vigente de los retos; sus horarios se conservan como antecedentes, no como una agenda aprobada de la cohorte actual.</w:t>
+      </w:r>
+    </w:p>
+    <w:p>
+      <w:pPr>
+        <w:widowControl/>
+      </w:pPr>
+      <w:r>
+        <w:rPr>
+          <w:rFonts w:ascii="Aptos" w:hAnsi="Aptos"/>
+        </w:rPr>
+        <w:t>1. Copia el encargo completo y adjunta las fuentes del paquete al chat autorizado, o abre su carpeta en Antigravity o Codex. No necesitas redactar el prompt ni llenar fichas.</w:t>
+      </w:r>
+    </w:p>
+    <w:p>
+      <w:pPr>
+        <w:widowControl/>
+      </w:pPr>
+      <w:r>
+        <w:rPr>
+          <w:rFonts w:ascii="Aptos" w:hAnsi="Aptos"/>
+        </w:rPr>
+        <w:t>2. La IA calcula, organiza los registros y genera el resultado indicado por el encargo y sus anexos. Revisa una cifra o afirmación con la fuente; pide los ajustes en la misma conversación.</w:t>
+      </w:r>
+    </w:p>
+    <w:p>
+      <w:pPr>
+        <w:widowControl/>
+      </w:pPr>
+      <w:r>
+        <w:rPr>
+          <w:rFonts w:ascii="Aptos" w:hAnsi="Aptos"/>
+        </w:rPr>
+        <w:t>3. Descarga los archivos. En «Guarda tu evidencia», selecciona resultado.html o el archivo del formato indicado por el paquete, revisa la vista y guarda el borrador. Confirma tu revisión solo después de realizarla; la valoración corresponde al instructor.</w:t>
+      </w:r>
+    </w:p>
+    <w:p>
+      <w:pPr>
+        <w:widowControl/>
+      </w:pPr>
+      <w:r>
+        <w:rPr>
+          <w:rFonts w:ascii="Aptos" w:hAnsi="Aptos"/>
+        </w:rPr>
+        <w:t>Los casos y archivos se prepararon para aprender y no contienen registros reales. No se requieren datos personales. Las mediciones y comprobaciones que no hayan ocurrido deben quedar pendientes.</w:t>
+      </w:r>
+    </w:p>
+    <w:tbl>
+      <w:tblPr>
+        <w:tblW w:type="auto" w:w="0"/>
+        <w:tblLayout w:type="autofit"/>
+        <w:tblLook w:firstColumn="1" w:firstRow="1" w:lastColumn="0" w:lastRow="0" w:noHBand="0" w:noVBand="1" w:val="04A0"/>
+        <w:tblBorders>
+          <w:top w:val="single" w:sz="5" w:color="D4E0E7"/>
+          <w:left w:val="single" w:sz="5" w:color="D4E0E7"/>
+          <w:bottom w:val="single" w:sz="5" w:color="D4E0E7"/>
+          <w:right w:val="single" w:sz="5" w:color="D4E0E7"/>
+          <w:insideH w:val="single" w:sz="5" w:color="D4E0E7"/>
+          <w:insideV w:val="single" w:sz="5" w:color="D4E0E7"/>
+        </w:tblBorders>
+      </w:tblPr>
+      <w:tblGrid>
+        <w:gridCol w:w="5100"/>
+        <w:gridCol w:w="5100"/>
+      </w:tblGrid>
+      <w:tr>
+        <w:trPr>
+          <w:tblHeader/>
+        </w:trPr>
+        <w:tc>
+          <w:tcPr>
+            <w:tcW w:type="dxa" w:w="5100"/>
+            <w:shd w:fill="1B4258"/>
+            <w:tcMar>
+              <w:top w:w="100" w:type="dxa"/>
+              <w:left w:w="100" w:type="dxa"/>
+              <w:bottom w:w="100" w:type="dxa"/>
+              <w:right w:w="100" w:type="dxa"/>
+            </w:tcMar>
+          </w:tcPr>
+          <w:p>
+            <w:pPr>
+              <w:keepNext/>
+              <w:spacing w:after="80"/>
+            </w:pPr>
+            <w:r>
+              <w:rPr>
+                <w:rFonts w:ascii="Aptos" w:hAnsi="Aptos"/>
+                <w:b/>
+                <w:color w:val="FFFFFF"/>
+                <w:sz w:val="18"/>
+              </w:rPr>
+              <w:t>Encargo vigente</w:t>
+            </w:r>
+          </w:p>
+        </w:tc>
+        <w:tc>
+          <w:tcPr>
+            <w:tcW w:type="dxa" w:w="5100"/>
+            <w:shd w:fill="1B4258"/>
+            <w:tcMar>
+              <w:top w:w="100" w:type="dxa"/>
+              <w:left w:w="100" w:type="dxa"/>
+              <w:bottom w:w="100" w:type="dxa"/>
+              <w:right w:w="100" w:type="dxa"/>
+            </w:tcMar>
+          </w:tcPr>
+          <w:p>
+            <w:pPr>
+              <w:keepNext/>
+              <w:spacing w:after="80"/>
+            </w:pPr>
+            <w:r>
+              <w:rPr>
+                <w:rFonts w:ascii="Aptos" w:hAnsi="Aptos"/>
+                <w:b/>
+                <w:color w:val="FFFFFF"/>
+                <w:sz w:val="18"/>
+              </w:rPr>
+              <w:t>Paquete con fuentes e instrucciones</w:t>
+            </w:r>
+          </w:p>
+        </w:tc>
+      </w:tr>
+      <w:tr>
+        <w:tc>
+          <w:tcPr>
+            <w:tcW w:type="dxa" w:w="5100"/>
+            <w:shd w:fill="F0F6F8"/>
+            <w:tcMar>
+              <w:top w:w="100" w:type="dxa"/>
+              <w:left w:w="100" w:type="dxa"/>
+              <w:bottom w:w="100" w:type="dxa"/>
+              <w:right w:w="100" w:type="dxa"/>
+            </w:tcMar>
+          </w:tcPr>
+          <w:p>
+            <w:pPr>
+              <w:spacing w:after="80"/>
+            </w:pPr>
+            <w:r>
+              <w:rPr>
+                <w:rFonts w:ascii="Aptos" w:hAnsi="Aptos"/>
+                <w:color w:val="243746"/>
+                <w:sz w:val="18"/>
+              </w:rPr>
+              <w:t>Reto 0 · Decide qué información compartir</w:t>
+            </w:r>
+          </w:p>
+        </w:tc>
+        <w:tc>
+          <w:tcPr>
+            <w:tcW w:type="dxa" w:w="5100"/>
+            <w:shd w:fill="F0F6F8"/>
+            <w:tcMar>
+              <w:top w:w="100" w:type="dxa"/>
+              <w:left w:w="100" w:type="dxa"/>
+              <w:bottom w:w="100" w:type="dxa"/>
+              <w:right w:w="100" w:type="dxa"/>
+            </w:tcMar>
+          </w:tcPr>
+          <w:p>
+            <w:pPr>
+              <w:spacing w:after="80"/>
+            </w:pPr>
+            <w:hyperlink r:id="rId11">
+              <w:r>
+                <w:t>materiales/ia/reto-0.zip</w:t>
+              </w:r>
+            </w:hyperlink>
+          </w:p>
+        </w:tc>
+      </w:tr>
+      <w:tr>
+        <w:tc>
+          <w:tcPr>
+            <w:tcW w:type="dxa" w:w="5100"/>
+            <w:shd w:fill="FFFFFF"/>
+            <w:tcMar>
+              <w:top w:w="100" w:type="dxa"/>
+              <w:left w:w="100" w:type="dxa"/>
+              <w:bottom w:w="100" w:type="dxa"/>
+              <w:right w:w="100" w:type="dxa"/>
+            </w:tcMar>
+          </w:tcPr>
+          <w:p>
+            <w:pPr>
+              <w:spacing w:after="80"/>
+            </w:pPr>
+            <w:r>
+              <w:rPr>
+                <w:rFonts w:ascii="Aptos" w:hAnsi="Aptos"/>
+                <w:color w:val="243746"/>
+                <w:sz w:val="18"/>
+              </w:rPr>
+              <w:t>Reto 1 · Convierte el lineamiento en una respuesta verificable</w:t>
+            </w:r>
+          </w:p>
+        </w:tc>
+        <w:tc>
+          <w:tcPr>
+            <w:tcW w:type="dxa" w:w="5100"/>
+            <w:shd w:fill="FFFFFF"/>
+            <w:tcMar>
+              <w:top w:w="100" w:type="dxa"/>
+              <w:left w:w="100" w:type="dxa"/>
+              <w:bottom w:w="100" w:type="dxa"/>
+              <w:right w:w="100" w:type="dxa"/>
+            </w:tcMar>
+          </w:tcPr>
+          <w:p>
+            <w:pPr>
+              <w:spacing w:after="80"/>
+            </w:pPr>
+            <w:hyperlink r:id="rId12">
+              <w:r>
+                <w:t>materiales/ia/reto-1.zip</w:t>
+              </w:r>
+            </w:hyperlink>
+          </w:p>
+        </w:tc>
+      </w:tr>
+      <w:tr>
+        <w:tc>
+          <w:tcPr>
+            <w:tcW w:type="dxa" w:w="5100"/>
+            <w:shd w:fill="F0F6F8"/>
+            <w:tcMar>
+              <w:top w:w="100" w:type="dxa"/>
+              <w:left w:w="100" w:type="dxa"/>
+              <w:bottom w:w="100" w:type="dxa"/>
+              <w:right w:w="100" w:type="dxa"/>
+            </w:tcMar>
+          </w:tcPr>
+          <w:p>
+            <w:pPr>
+              <w:spacing w:after="80"/>
+            </w:pPr>
+            <w:r>
+              <w:rPr>
+                <w:rFonts w:ascii="Aptos" w:hAnsi="Aptos"/>
+                <w:color w:val="243746"/>
+                <w:sz w:val="18"/>
+              </w:rPr>
+              <w:t>Reto 2 · Prepara dos respuestas para revisión</w:t>
+            </w:r>
+          </w:p>
+        </w:tc>
+        <w:tc>
+          <w:tcPr>
+            <w:tcW w:type="dxa" w:w="5100"/>
+            <w:shd w:fill="F0F6F8"/>
+            <w:tcMar>
+              <w:top w:w="100" w:type="dxa"/>
+              <w:left w:w="100" w:type="dxa"/>
+              <w:bottom w:w="100" w:type="dxa"/>
+              <w:right w:w="100" w:type="dxa"/>
+            </w:tcMar>
+          </w:tcPr>
+          <w:p>
+            <w:pPr>
+              <w:spacing w:after="80"/>
+            </w:pPr>
+            <w:hyperlink r:id="rId13">
+              <w:r>
+                <w:t>materiales/ia/reto-2.zip</w:t>
+              </w:r>
+            </w:hyperlink>
+          </w:p>
+        </w:tc>
+      </w:tr>
+      <w:tr>
+        <w:tc>
+          <w:tcPr>
+            <w:tcW w:type="dxa" w:w="5100"/>
+            <w:shd w:fill="FFFFFF"/>
+            <w:tcMar>
+              <w:top w:w="100" w:type="dxa"/>
+              <w:left w:w="100" w:type="dxa"/>
+              <w:bottom w:w="100" w:type="dxa"/>
+              <w:right w:w="100" w:type="dxa"/>
+            </w:tcMar>
+          </w:tcPr>
+          <w:p>
+            <w:pPr>
+              <w:spacing w:after="80"/>
+            </w:pPr>
+            <w:r>
+              <w:rPr>
+                <w:rFonts w:ascii="Aptos" w:hAnsi="Aptos"/>
+                <w:color w:val="243746"/>
+                <w:sz w:val="18"/>
+              </w:rPr>
+              <w:t>Reto 3 · Prueba una instrucción reutilizable</w:t>
+            </w:r>
+          </w:p>
+        </w:tc>
+        <w:tc>
+          <w:tcPr>
+            <w:tcW w:type="dxa" w:w="5100"/>
+            <w:shd w:fill="FFFFFF"/>
+            <w:tcMar>
+              <w:top w:w="100" w:type="dxa"/>
+              <w:left w:w="100" w:type="dxa"/>
+              <w:bottom w:w="100" w:type="dxa"/>
+              <w:right w:w="100" w:type="dxa"/>
+            </w:tcMar>
+          </w:tcPr>
+          <w:p>
+            <w:pPr>
+              <w:spacing w:after="80"/>
+            </w:pPr>
+            <w:hyperlink r:id="rId14">
+              <w:r>
+                <w:t>materiales/ia/reto-3.zip</w:t>
+              </w:r>
+            </w:hyperlink>
+          </w:p>
+        </w:tc>
+      </w:tr>
+      <w:tr>
+        <w:tc>
+          <w:tcPr>
+            <w:tcW w:type="dxa" w:w="5100"/>
+            <w:shd w:fill="F0F6F8"/>
+            <w:tcMar>
+              <w:top w:w="100" w:type="dxa"/>
+              <w:left w:w="100" w:type="dxa"/>
+              <w:bottom w:w="100" w:type="dxa"/>
+              <w:right w:w="100" w:type="dxa"/>
+            </w:tcMar>
+          </w:tcPr>
+          <w:p>
+            <w:pPr>
+              <w:spacing w:after="80"/>
+            </w:pPr>
+            <w:r>
+              <w:rPr>
+                <w:rFonts w:ascii="Aptos" w:hAnsi="Aptos"/>
+                <w:color w:val="243746"/>
+                <w:sz w:val="18"/>
+              </w:rPr>
+              <w:t>Reto 4 · Bandeja de 50 mensajes con razones visibles</w:t>
+            </w:r>
+          </w:p>
+        </w:tc>
+        <w:tc>
+          <w:tcPr>
+            <w:tcW w:type="dxa" w:w="5100"/>
+            <w:shd w:fill="F0F6F8"/>
+            <w:tcMar>
+              <w:top w:w="100" w:type="dxa"/>
+              <w:left w:w="100" w:type="dxa"/>
+              <w:bottom w:w="100" w:type="dxa"/>
+              <w:right w:w="100" w:type="dxa"/>
+            </w:tcMar>
+          </w:tcPr>
+          <w:p>
+            <w:pPr>
+              <w:spacing w:after="80"/>
+            </w:pPr>
+            <w:hyperlink r:id="rId15">
+              <w:r>
+                <w:t>materiales/ia/reto-4.zip</w:t>
+              </w:r>
+            </w:hyperlink>
+          </w:p>
+        </w:tc>
+      </w:tr>
+      <w:tr>
+        <w:tc>
+          <w:tcPr>
+            <w:tcW w:type="dxa" w:w="5100"/>
+            <w:shd w:fill="FFFFFF"/>
+            <w:tcMar>
+              <w:top w:w="100" w:type="dxa"/>
+              <w:left w:w="100" w:type="dxa"/>
+              <w:bottom w:w="100" w:type="dxa"/>
+              <w:right w:w="100" w:type="dxa"/>
+            </w:tcMar>
+          </w:tcPr>
+          <w:p>
+            <w:pPr>
+              <w:spacing w:after="80"/>
+            </w:pPr>
+            <w:r>
+              <w:rPr>
+                <w:rFonts w:ascii="Aptos" w:hAnsi="Aptos"/>
+                <w:color w:val="243746"/>
+                <w:sz w:val="18"/>
+              </w:rPr>
+              <w:t>Reto 5 · Acta que distingue acuerdo de intención</w:t>
+            </w:r>
+          </w:p>
+        </w:tc>
+        <w:tc>
+          <w:tcPr>
+            <w:tcW w:type="dxa" w:w="5100"/>
+            <w:shd w:fill="FFFFFF"/>
+            <w:tcMar>
+              <w:top w:w="100" w:type="dxa"/>
+              <w:left w:w="100" w:type="dxa"/>
+              <w:bottom w:w="100" w:type="dxa"/>
+              <w:right w:w="100" w:type="dxa"/>
+            </w:tcMar>
+          </w:tcPr>
+          <w:p>
+            <w:pPr>
+              <w:spacing w:after="80"/>
+            </w:pPr>
+            <w:hyperlink r:id="rId16">
+              <w:r>
+                <w:t>materiales/ia/reto-5.zip</w:t>
+              </w:r>
+            </w:hyperlink>
+          </w:p>
+        </w:tc>
+      </w:tr>
+      <w:tr>
+        <w:tc>
+          <w:tcPr>
+            <w:tcW w:type="dxa" w:w="5100"/>
+            <w:shd w:fill="F0F6F8"/>
+            <w:tcMar>
+              <w:top w:w="100" w:type="dxa"/>
+              <w:left w:w="100" w:type="dxa"/>
+              <w:bottom w:w="100" w:type="dxa"/>
+              <w:right w:w="100" w:type="dxa"/>
+            </w:tcMar>
+          </w:tcPr>
+          <w:p>
+            <w:pPr>
+              <w:spacing w:after="80"/>
+            </w:pPr>
+            <w:r>
+              <w:rPr>
+                <w:rFonts w:ascii="Aptos" w:hAnsi="Aptos"/>
+                <w:color w:val="243746"/>
+                <w:sz w:val="18"/>
+              </w:rPr>
+              <w:t>Reto 6 · Datos desordenados con una regla reproducible</w:t>
+            </w:r>
+          </w:p>
+        </w:tc>
+        <w:tc>
+          <w:tcPr>
+            <w:tcW w:type="dxa" w:w="5100"/>
+            <w:shd w:fill="F0F6F8"/>
+            <w:tcMar>
+              <w:top w:w="100" w:type="dxa"/>
+              <w:left w:w="100" w:type="dxa"/>
+              <w:bottom w:w="100" w:type="dxa"/>
+              <w:right w:w="100" w:type="dxa"/>
+            </w:tcMar>
+          </w:tcPr>
+          <w:p>
+            <w:pPr>
+              <w:spacing w:after="80"/>
+            </w:pPr>
+            <w:hyperlink r:id="rId17">
+              <w:r>
+                <w:t>materiales/ia/reto-6.zip</w:t>
+              </w:r>
+            </w:hyperlink>
+          </w:p>
+        </w:tc>
+      </w:tr>
+      <w:tr>
+        <w:tc>
+          <w:tcPr>
+            <w:tcW w:type="dxa" w:w="5100"/>
+            <w:shd w:fill="FFFFFF"/>
+            <w:tcMar>
+              <w:top w:w="100" w:type="dxa"/>
+              <w:left w:w="100" w:type="dxa"/>
+              <w:bottom w:w="100" w:type="dxa"/>
+              <w:right w:w="100" w:type="dxa"/>
+            </w:tcMar>
+          </w:tcPr>
+          <w:p>
+            <w:pPr>
+              <w:spacing w:after="80"/>
+            </w:pPr>
+            <w:r>
+              <w:rPr>
+                <w:rFonts w:ascii="Aptos" w:hAnsi="Aptos"/>
+                <w:color w:val="243746"/>
+                <w:sz w:val="18"/>
+              </w:rPr>
+              <w:t>Reto 7 · Diseña el flujo antes de automatizar</w:t>
+            </w:r>
+          </w:p>
+        </w:tc>
+        <w:tc>
+          <w:tcPr>
+            <w:tcW w:type="dxa" w:w="5100"/>
+            <w:shd w:fill="FFFFFF"/>
+            <w:tcMar>
+              <w:top w:w="100" w:type="dxa"/>
+              <w:left w:w="100" w:type="dxa"/>
+              <w:bottom w:w="100" w:type="dxa"/>
+              <w:right w:w="100" w:type="dxa"/>
+            </w:tcMar>
+          </w:tcPr>
+          <w:p>
+            <w:pPr>
+              <w:spacing w:after="80"/>
+            </w:pPr>
+            <w:hyperlink r:id="rId18">
+              <w:r>
+                <w:t>materiales/ia/reto-7.zip</w:t>
+              </w:r>
+            </w:hyperlink>
+          </w:p>
+        </w:tc>
+      </w:tr>
+      <w:tr>
+        <w:tc>
+          <w:tcPr>
+            <w:tcW w:type="dxa" w:w="5100"/>
+            <w:shd w:fill="F0F6F8"/>
+            <w:tcMar>
+              <w:top w:w="100" w:type="dxa"/>
+              <w:left w:w="100" w:type="dxa"/>
+              <w:bottom w:w="100" w:type="dxa"/>
+              <w:right w:w="100" w:type="dxa"/>
+            </w:tcMar>
+          </w:tcPr>
+          <w:p>
+            <w:pPr>
+              <w:spacing w:after="80"/>
+            </w:pPr>
+            <w:r>
+              <w:rPr>
+                <w:rFonts w:ascii="Aptos" w:hAnsi="Aptos"/>
+                <w:color w:val="243746"/>
+                <w:sz w:val="18"/>
+              </w:rPr>
+              <w:t>Reto 8 · Presupuesto, tasa y gráfico con unidades</w:t>
+            </w:r>
+          </w:p>
+        </w:tc>
+        <w:tc>
+          <w:tcPr>
+            <w:tcW w:type="dxa" w:w="5100"/>
+            <w:shd w:fill="F0F6F8"/>
+            <w:tcMar>
+              <w:top w:w="100" w:type="dxa"/>
+              <w:left w:w="100" w:type="dxa"/>
+              <w:bottom w:w="100" w:type="dxa"/>
+              <w:right w:w="100" w:type="dxa"/>
+            </w:tcMar>
+          </w:tcPr>
+          <w:p>
+            <w:pPr>
+              <w:spacing w:after="80"/>
+            </w:pPr>
+            <w:hyperlink r:id="rId19">
+              <w:r>
+                <w:t>materiales/ia/reto-8.zip</w:t>
+              </w:r>
+            </w:hyperlink>
+          </w:p>
+        </w:tc>
+      </w:tr>
+      <w:tr>
+        <w:tc>
+          <w:tcPr>
+            <w:tcW w:type="dxa" w:w="5100"/>
+            <w:shd w:fill="FFFFFF"/>
+            <w:tcMar>
+              <w:top w:w="100" w:type="dxa"/>
+              <w:left w:w="100" w:type="dxa"/>
+              <w:bottom w:w="100" w:type="dxa"/>
+              <w:right w:w="100" w:type="dxa"/>
+            </w:tcMar>
+          </w:tcPr>
+          <w:p>
+            <w:pPr>
+              <w:spacing w:after="80"/>
+            </w:pPr>
+            <w:r>
+              <w:rPr>
+                <w:rFonts w:ascii="Aptos" w:hAnsi="Aptos"/>
+                <w:color w:val="243746"/>
+                <w:sz w:val="18"/>
+              </w:rPr>
+              <w:t>Reto 9 · Auditoría de una respuesta convincente ✦</w:t>
+            </w:r>
+          </w:p>
+        </w:tc>
+        <w:tc>
+          <w:tcPr>
+            <w:tcW w:type="dxa" w:w="5100"/>
+            <w:shd w:fill="FFFFFF"/>
+            <w:tcMar>
+              <w:top w:w="100" w:type="dxa"/>
+              <w:left w:w="100" w:type="dxa"/>
+              <w:bottom w:w="100" w:type="dxa"/>
+              <w:right w:w="100" w:type="dxa"/>
+            </w:tcMar>
+          </w:tcPr>
+          <w:p>
+            <w:pPr>
+              <w:spacing w:after="80"/>
+            </w:pPr>
+            <w:hyperlink r:id="rId20">
+              <w:r>
+                <w:t>materiales/ia/reto-9.zip</w:t>
+              </w:r>
+            </w:hyperlink>
+          </w:p>
+        </w:tc>
+      </w:tr>
+      <w:tr>
+        <w:tc>
+          <w:tcPr>
+            <w:tcW w:type="dxa" w:w="5100"/>
+            <w:shd w:fill="F0F6F8"/>
+            <w:tcMar>
+              <w:top w:w="100" w:type="dxa"/>
+              <w:left w:w="100" w:type="dxa"/>
+              <w:bottom w:w="100" w:type="dxa"/>
+              <w:right w:w="100" w:type="dxa"/>
+            </w:tcMar>
+          </w:tcPr>
+          <w:p>
+            <w:pPr>
+              <w:spacing w:after="80"/>
+            </w:pPr>
+            <w:r>
+              <w:rPr>
+                <w:rFonts w:ascii="Aptos" w:hAnsi="Aptos"/>
+                <w:color w:val="243746"/>
+                <w:sz w:val="18"/>
+              </w:rPr>
+              <w:t>Reto integrador · Plan, análisis y sustentación</w:t>
+            </w:r>
+          </w:p>
+        </w:tc>
+        <w:tc>
+          <w:tcPr>
+            <w:tcW w:type="dxa" w:w="5100"/>
+            <w:shd w:fill="F0F6F8"/>
+            <w:tcMar>
+              <w:top w:w="100" w:type="dxa"/>
+              <w:left w:w="100" w:type="dxa"/>
+              <w:bottom w:w="100" w:type="dxa"/>
+              <w:right w:w="100" w:type="dxa"/>
+            </w:tcMar>
+          </w:tcPr>
+          <w:p>
+            <w:pPr>
+              <w:spacing w:after="80"/>
+            </w:pPr>
+            <w:hyperlink r:id="rId21">
+              <w:r>
+                <w:t>materiales/ia/reto-integrador.zip</w:t>
+              </w:r>
+            </w:hyperlink>
+          </w:p>
+        </w:tc>
+      </w:tr>
+    </w:tbl>
+    <w:p>
+      <w:pPr>
+        <w:widowControl/>
+      </w:pPr>
+      <w:r>
+        <w:rPr>
+          <w:rFonts w:ascii="Aptos" w:hAnsi="Aptos"/>
+        </w:rPr>
+        <w:t>Los paquetes contienen ENCARGO-CHAT.md, ENCARGO-IDE.md, fuentes, modelo-salida.json y esquema-salida.json. El encargo se copia sin editarlo. El texto entre corchetes de un modelo señala un dato pendiente y no se presenta como un resultado. La conversación se conserva junto con los archivos; importar o descargar no demuestra una revisión humana ni una aprobación institucional.</w:t>
+      </w:r>
+    </w:p>
+    <w:p>
+      <w:pPr>
+        <w:pStyle w:val="Heading1"/>
+        <w:widowControl/>
+      </w:pPr>
+      <w:r>
+        <w:rPr>
+          <w:rFonts w:ascii="Aptos" w:hAnsi="Aptos"/>
+        </w:rPr>
+        <w:t>Actividades del material de origen adaptadas para IA</w:t>
+      </w:r>
+    </w:p>
+    <w:p>
+      <w:pPr>
+        <w:pStyle w:val="Heading1"/>
+        <w:widowControl/>
+      </w:pPr>
+      <w:r>
+        <w:rPr>
+          <w:rFonts w:ascii="Aptos" w:hAnsi="Aptos"/>
+        </w:rPr>
         <w:t>Antes de empezar</w:t>
       </w:r>
     </w:p>
     <w:p>
       <w:pPr>
         <w:pStyle w:val="Heading2"/>
+        <w:widowControl/>
       </w:pPr>
       <w:r>
+        <w:rPr>
+          <w:rFonts w:ascii="Aptos" w:hAnsi="Aptos"/>
+        </w:rPr>
         <w:t>Acuerdos de uso responsable</w:t>
       </w:r>
     </w:p>
     <w:p>
       <w:pPr>
         <w:pStyle w:val="ListBullet"/>
+        <w:widowControl/>
         <w:spacing w:after="40"/>
       </w:pPr>
       <w:r>
+        <w:rPr>
+          <w:rFonts w:ascii="Aptos" w:hAnsi="Aptos"/>
+        </w:rPr>
         <w:t>Trabaja con el libro de práctica ficticio y sobre copias. No compartas datos reales de ciudadanos, aprendices, funcionarios o expedientes.</w:t>
       </w:r>
     </w:p>
     <w:p>
       <w:pPr>
         <w:pStyle w:val="ListBullet"/>
+        <w:widowControl/>
         <w:spacing w:after="40"/>
       </w:pPr>
       <w:r>
-        <w:t>Registra los productos en la pestaña Fichas de reto del libro de práctica. Guarda una copia por equipo y conserva el archivo original sin editar.</w:t>
+        <w:rPr>
+          <w:rFonts w:ascii="Aptos" w:hAnsi="Aptos"/>
+        </w:rPr>
+        <w:t>Pide a la IA que organice los productos en una copia de Fichas de reto y genere resultado.json. Revisa los archivos y conserva el original sin editar.</w:t>
       </w:r>
     </w:p>
     <w:p>
       <w:pPr>
         <w:pStyle w:val="ListBullet"/>
+        <w:widowControl/>
         <w:spacing w:after="40"/>
       </w:pPr>
       <w:r>
-        <w:t>Usa solo herramientas aprobadas por la institución. Si no tienes acceso, realiza el mismo análisis en la cartilla y en Excel o Word.</w:t>
+        <w:rPr>
+          <w:rFonts w:ascii="Aptos" w:hAnsi="Aptos"/>
+        </w:rPr>
+        <w:t>Usa un chat autorizado o abre el paquete en Antigravity o Codex. Si no tienes acceso, observa una demostración; la ejecución propia con IA queda pendiente.</w:t>
       </w:r>
     </w:p>
     <w:p>
       <w:pPr>
         <w:pStyle w:val="ListBullet"/>
+        <w:widowControl/>
         <w:spacing w:after="40"/>
       </w:pPr>
       <w:r>
-        <w:t>No presentes como hecho una respuesta generada. Comprueba afirmaciones en la fuente y deja por escrito lo que falta.</w:t>
+        <w:rPr>
+          <w:rFonts w:ascii="Aptos" w:hAnsi="Aptos"/>
+        </w:rPr>
+        <w:t>Comprueba cada afirmación en la fuente. Pide a la IA que corrija el documento y deje los datos ausentes como pendientes; revisa que no declare una comprobación humana que no ocurrió.</w:t>
       </w:r>
     </w:p>
     <w:p>
       <w:pPr>
         <w:pStyle w:val="ListBullet"/>
+        <w:widowControl/>
         <w:spacing w:after="40"/>
       </w:pPr>
       <w:r>
+        <w:rPr>
+          <w:rFonts w:ascii="Aptos" w:hAnsi="Aptos"/>
+        </w:rPr>
         <w:t>No envíes correos ni respuestas creadas en el taller. Son borradores de formación.</w:t>
       </w:r>
     </w:p>
     <w:p>
       <w:pPr>
         <w:pStyle w:val="ListBullet"/>
+        <w:widowControl/>
         <w:spacing w:after="40"/>
       </w:pPr>
       <w:r>
-        <w:t>Si detectas un error de IA, corrígelo y conserva la evidencia: el error revisado también es un aprendizaje.</w:t>
+        <w:rPr>
+          <w:rFonts w:ascii="Aptos" w:hAnsi="Aptos"/>
+        </w:rPr>
+        <w:t>Si detectas un error, pide la corrección a la IA y comprueba la nueva versión. Conserva ambas versiones y la conversación.</w:t>
       </w:r>
     </w:p>
     <w:p>
       <w:pPr>
         <w:pStyle w:val="Heading2"/>
+        <w:widowControl/>
       </w:pPr>
       <w:r>
+        <w:rPr>
+          <w:rFonts w:ascii="Aptos" w:hAnsi="Aptos"/>
+        </w:rPr>
         <w:t>Plantilla CRTT para dar instrucciones</w:t>
       </w:r>
     </w:p>
@@ -407,12 +1219,12 @@
         <w:tblLayout w:type="autofit"/>
         <w:tblLook w:firstColumn="1" w:firstRow="1" w:lastColumn="0" w:lastRow="0" w:noHBand="0" w:noVBand="1" w:val="04A0"/>
         <w:tblBorders>
-          <w:top w:val="single" w:sz="4" w:space="0" w:color="D9E0DD"/>
-          <w:left w:val="single" w:sz="4" w:space="0" w:color="D9E0DD"/>
-          <w:bottom w:val="single" w:sz="4" w:space="0" w:color="D9E0DD"/>
-          <w:right w:val="single" w:sz="4" w:space="0" w:color="D9E0DD"/>
-          <w:insideH w:val="single" w:sz="4" w:space="0" w:color="D9E0DD"/>
-          <w:insideV w:val="single" w:sz="4" w:space="0" w:color="D9E0DD"/>
+          <w:top w:val="single" w:sz="5" w:color="D4E0E7"/>
+          <w:left w:val="single" w:sz="5" w:color="D4E0E7"/>
+          <w:bottom w:val="single" w:sz="5" w:color="D4E0E7"/>
+          <w:right w:val="single" w:sz="5" w:color="D4E0E7"/>
+          <w:insideH w:val="single" w:sz="5" w:color="D4E0E7"/>
+          <w:insideV w:val="single" w:sz="5" w:color="D4E0E7"/>
         </w:tblBorders>
       </w:tblPr>
       <w:tblGrid>
@@ -428,18 +1240,26 @@
         <w:tc>
           <w:tcPr>
             <w:tcW w:type="dxa" w:w="3389"/>
-            <w:shd w:fill="006B54"/>
             <w:vAlign w:val="center"/>
+            <w:shd w:fill="1B4258"/>
+            <w:tcMar>
+              <w:top w:w="100" w:type="dxa"/>
+              <w:left w:w="100" w:type="dxa"/>
+              <w:bottom w:w="100" w:type="dxa"/>
+              <w:right w:w="100" w:type="dxa"/>
+            </w:tcMar>
           </w:tcPr>
           <w:p>
             <w:pPr>
-              <w:spacing w:after="0"/>
+              <w:keepNext/>
+              <w:spacing w:after="80"/>
             </w:pPr>
             <w:r>
               <w:rPr>
+                <w:rFonts w:ascii="Aptos" w:hAnsi="Aptos"/>
                 <w:b/>
                 <w:color w:val="FFFFFF"/>
-                <w:sz w:val="17"/>
+                <w:sz w:val="18"/>
               </w:rPr>
               <w:t>Parte</w:t>
             </w:r>
@@ -448,18 +1268,26 @@
         <w:tc>
           <w:tcPr>
             <w:tcW w:type="dxa" w:w="3389"/>
-            <w:shd w:fill="006B54"/>
             <w:vAlign w:val="center"/>
+            <w:shd w:fill="1B4258"/>
+            <w:tcMar>
+              <w:top w:w="100" w:type="dxa"/>
+              <w:left w:w="100" w:type="dxa"/>
+              <w:bottom w:w="100" w:type="dxa"/>
+              <w:right w:w="100" w:type="dxa"/>
+            </w:tcMar>
           </w:tcPr>
           <w:p>
             <w:pPr>
-              <w:spacing w:after="0"/>
+              <w:keepNext/>
+              <w:spacing w:after="80"/>
             </w:pPr>
             <w:r>
               <w:rPr>
+                <w:rFonts w:ascii="Aptos" w:hAnsi="Aptos"/>
                 <w:b/>
                 <w:color w:val="FFFFFF"/>
-                <w:sz w:val="17"/>
+                <w:sz w:val="18"/>
               </w:rPr>
               <w:t>Pregunta que responde</w:t>
             </w:r>
@@ -468,18 +1296,26 @@
         <w:tc>
           <w:tcPr>
             <w:tcW w:type="dxa" w:w="3389"/>
-            <w:shd w:fill="006B54"/>
             <w:vAlign w:val="center"/>
+            <w:shd w:fill="1B4258"/>
+            <w:tcMar>
+              <w:top w:w="100" w:type="dxa"/>
+              <w:left w:w="100" w:type="dxa"/>
+              <w:bottom w:w="100" w:type="dxa"/>
+              <w:right w:w="100" w:type="dxa"/>
+            </w:tcMar>
           </w:tcPr>
           <w:p>
             <w:pPr>
-              <w:spacing w:after="0"/>
+              <w:keepNext/>
+              <w:spacing w:after="80"/>
             </w:pPr>
             <w:r>
               <w:rPr>
+                <w:rFonts w:ascii="Aptos" w:hAnsi="Aptos"/>
                 <w:b/>
                 <w:color w:val="FFFFFF"/>
-                <w:sz w:val="17"/>
+                <w:sz w:val="18"/>
               </w:rPr>
               <w:t>Ejemplo</w:t>
             </w:r>
@@ -494,20 +1330,23 @@
           <w:tcPr>
             <w:tcW w:type="dxa" w:w="3389"/>
             <w:vAlign w:val="top"/>
+            <w:shd w:fill="F0F6F8"/>
             <w:tcMar>
-              <w:top w:w="75" w:type="dxa"/>
-              <w:start w:w="85" w:type="dxa"/>
-              <w:bottom w:w="75" w:type="dxa"/>
-              <w:end w:w="85" w:type="dxa"/>
+              <w:top w:w="100" w:type="dxa"/>
+              <w:left w:w="100" w:type="dxa"/>
+              <w:bottom w:w="100" w:type="dxa"/>
+              <w:right w:w="100" w:type="dxa"/>
             </w:tcMar>
           </w:tcPr>
           <w:p>
             <w:pPr>
-              <w:spacing w:after="20" w:line="240" w:lineRule="auto"/>
+              <w:spacing w:after="80" w:line="240" w:lineRule="auto"/>
             </w:pPr>
             <w:r>
               <w:rPr>
-                <w:sz w:val="17"/>
+                <w:rFonts w:ascii="Aptos" w:hAnsi="Aptos"/>
+                <w:color w:val="243746"/>
+                <w:sz w:val="18"/>
               </w:rPr>
               <w:t>Contexto</w:t>
             </w:r>
@@ -517,20 +1356,23 @@
           <w:tcPr>
             <w:tcW w:type="dxa" w:w="3389"/>
             <w:vAlign w:val="top"/>
+            <w:shd w:fill="F0F6F8"/>
             <w:tcMar>
-              <w:top w:w="75" w:type="dxa"/>
-              <w:start w:w="85" w:type="dxa"/>
-              <w:bottom w:w="75" w:type="dxa"/>
-              <w:end w:w="85" w:type="dxa"/>
+              <w:top w:w="100" w:type="dxa"/>
+              <w:left w:w="100" w:type="dxa"/>
+              <w:bottom w:w="100" w:type="dxa"/>
+              <w:right w:w="100" w:type="dxa"/>
             </w:tcMar>
           </w:tcPr>
           <w:p>
             <w:pPr>
-              <w:spacing w:after="20" w:line="240" w:lineRule="auto"/>
+              <w:spacing w:after="80" w:line="240" w:lineRule="auto"/>
             </w:pPr>
             <w:r>
               <w:rPr>
-                <w:sz w:val="17"/>
+                <w:rFonts w:ascii="Aptos" w:hAnsi="Aptos"/>
+                <w:color w:val="243746"/>
+                <w:sz w:val="18"/>
               </w:rPr>
               <w:t>¿Qué situación o material debe conocer?</w:t>
             </w:r>
@@ -540,20 +1382,23 @@
           <w:tcPr>
             <w:tcW w:type="dxa" w:w="3389"/>
             <w:vAlign w:val="top"/>
+            <w:shd w:fill="F0F6F8"/>
             <w:tcMar>
-              <w:top w:w="75" w:type="dxa"/>
-              <w:start w:w="85" w:type="dxa"/>
-              <w:bottom w:w="75" w:type="dxa"/>
-              <w:end w:w="85" w:type="dxa"/>
+              <w:top w:w="100" w:type="dxa"/>
+              <w:left w:w="100" w:type="dxa"/>
+              <w:bottom w:w="100" w:type="dxa"/>
+              <w:right w:w="100" w:type="dxa"/>
             </w:tcMar>
           </w:tcPr>
           <w:p>
             <w:pPr>
-              <w:spacing w:after="20" w:line="240" w:lineRule="auto"/>
+              <w:spacing w:after="80" w:line="240" w:lineRule="auto"/>
             </w:pPr>
             <w:r>
               <w:rPr>
-                <w:sz w:val="17"/>
+                <w:rFonts w:ascii="Aptos" w:hAnsi="Aptos"/>
+                <w:color w:val="243746"/>
+                <w:sz w:val="18"/>
               </w:rPr>
               <w:t>Estoy usando la guía ficticia de salas incluida en la cartilla.</w:t>
             </w:r>
@@ -568,21 +1413,23 @@
           <w:tcPr>
             <w:tcW w:type="dxa" w:w="3389"/>
             <w:vAlign w:val="top"/>
-            <w:shd w:fill="F5F7F6"/>
+            <w:shd w:fill="FFFFFF"/>
             <w:tcMar>
-              <w:top w:w="75" w:type="dxa"/>
-              <w:start w:w="85" w:type="dxa"/>
-              <w:bottom w:w="75" w:type="dxa"/>
-              <w:end w:w="85" w:type="dxa"/>
+              <w:top w:w="100" w:type="dxa"/>
+              <w:left w:w="100" w:type="dxa"/>
+              <w:bottom w:w="100" w:type="dxa"/>
+              <w:right w:w="100" w:type="dxa"/>
             </w:tcMar>
           </w:tcPr>
           <w:p>
             <w:pPr>
-              <w:spacing w:after="20" w:line="240" w:lineRule="auto"/>
+              <w:spacing w:after="80" w:line="240" w:lineRule="auto"/>
             </w:pPr>
             <w:r>
               <w:rPr>
-                <w:sz w:val="17"/>
+                <w:rFonts w:ascii="Aptos" w:hAnsi="Aptos"/>
+                <w:color w:val="243746"/>
+                <w:sz w:val="18"/>
               </w:rPr>
               <w:t>Rol</w:t>
             </w:r>
@@ -592,21 +1439,23 @@
           <w:tcPr>
             <w:tcW w:type="dxa" w:w="3389"/>
             <w:vAlign w:val="top"/>
-            <w:shd w:fill="F5F7F6"/>
+            <w:shd w:fill="FFFFFF"/>
             <w:tcMar>
-              <w:top w:w="75" w:type="dxa"/>
-              <w:start w:w="85" w:type="dxa"/>
-              <w:bottom w:w="75" w:type="dxa"/>
-              <w:end w:w="85" w:type="dxa"/>
+              <w:top w:w="100" w:type="dxa"/>
+              <w:left w:w="100" w:type="dxa"/>
+              <w:bottom w:w="100" w:type="dxa"/>
+              <w:right w:w="100" w:type="dxa"/>
             </w:tcMar>
           </w:tcPr>
           <w:p>
             <w:pPr>
-              <w:spacing w:after="20" w:line="240" w:lineRule="auto"/>
+              <w:spacing w:after="80" w:line="240" w:lineRule="auto"/>
             </w:pPr>
             <w:r>
               <w:rPr>
-                <w:sz w:val="17"/>
+                <w:rFonts w:ascii="Aptos" w:hAnsi="Aptos"/>
+                <w:color w:val="243746"/>
+                <w:sz w:val="18"/>
               </w:rPr>
               <w:t>¿Desde qué función debe ayudar?</w:t>
             </w:r>
@@ -616,21 +1465,23 @@
           <w:tcPr>
             <w:tcW w:type="dxa" w:w="3389"/>
             <w:vAlign w:val="top"/>
-            <w:shd w:fill="F5F7F6"/>
+            <w:shd w:fill="FFFFFF"/>
             <w:tcMar>
-              <w:top w:w="75" w:type="dxa"/>
-              <w:start w:w="85" w:type="dxa"/>
-              <w:bottom w:w="75" w:type="dxa"/>
-              <w:end w:w="85" w:type="dxa"/>
+              <w:top w:w="100" w:type="dxa"/>
+              <w:left w:w="100" w:type="dxa"/>
+              <w:bottom w:w="100" w:type="dxa"/>
+              <w:right w:w="100" w:type="dxa"/>
             </w:tcMar>
           </w:tcPr>
           <w:p>
             <w:pPr>
-              <w:spacing w:after="20" w:line="240" w:lineRule="auto"/>
+              <w:spacing w:after="80" w:line="240" w:lineRule="auto"/>
             </w:pPr>
             <w:r>
               <w:rPr>
-                <w:sz w:val="17"/>
+                <w:rFonts w:ascii="Aptos" w:hAnsi="Aptos"/>
+                <w:color w:val="243746"/>
+                <w:sz w:val="18"/>
               </w:rPr>
               <w:t>Actúa como asistente administrativo que explica con claridad.</w:t>
             </w:r>
@@ -645,20 +1496,23 @@
           <w:tcPr>
             <w:tcW w:type="dxa" w:w="3389"/>
             <w:vAlign w:val="top"/>
+            <w:shd w:fill="F0F6F8"/>
             <w:tcMar>
-              <w:top w:w="75" w:type="dxa"/>
-              <w:start w:w="85" w:type="dxa"/>
-              <w:bottom w:w="75" w:type="dxa"/>
-              <w:end w:w="85" w:type="dxa"/>
+              <w:top w:w="100" w:type="dxa"/>
+              <w:left w:w="100" w:type="dxa"/>
+              <w:bottom w:w="100" w:type="dxa"/>
+              <w:right w:w="100" w:type="dxa"/>
             </w:tcMar>
           </w:tcPr>
           <w:p>
             <w:pPr>
-              <w:spacing w:after="20" w:line="240" w:lineRule="auto"/>
+              <w:spacing w:after="80" w:line="240" w:lineRule="auto"/>
             </w:pPr>
             <w:r>
               <w:rPr>
-                <w:sz w:val="17"/>
+                <w:rFonts w:ascii="Aptos" w:hAnsi="Aptos"/>
+                <w:color w:val="243746"/>
+                <w:sz w:val="18"/>
               </w:rPr>
               <w:t>Tarea</w:t>
             </w:r>
@@ -668,20 +1522,23 @@
           <w:tcPr>
             <w:tcW w:type="dxa" w:w="3389"/>
             <w:vAlign w:val="top"/>
+            <w:shd w:fill="F0F6F8"/>
             <w:tcMar>
-              <w:top w:w="75" w:type="dxa"/>
-              <w:start w:w="85" w:type="dxa"/>
-              <w:bottom w:w="75" w:type="dxa"/>
-              <w:end w:w="85" w:type="dxa"/>
+              <w:top w:w="100" w:type="dxa"/>
+              <w:left w:w="100" w:type="dxa"/>
+              <w:bottom w:w="100" w:type="dxa"/>
+              <w:right w:w="100" w:type="dxa"/>
             </w:tcMar>
           </w:tcPr>
           <w:p>
             <w:pPr>
-              <w:spacing w:after="20" w:line="240" w:lineRule="auto"/>
+              <w:spacing w:after="80" w:line="240" w:lineRule="auto"/>
             </w:pPr>
             <w:r>
               <w:rPr>
-                <w:sz w:val="17"/>
+                <w:rFonts w:ascii="Aptos" w:hAnsi="Aptos"/>
+                <w:color w:val="243746"/>
+                <w:sz w:val="18"/>
               </w:rPr>
               <w:t>¿Qué debe producir y en qué formato?</w:t>
             </w:r>
@@ -691,20 +1548,23 @@
           <w:tcPr>
             <w:tcW w:type="dxa" w:w="3389"/>
             <w:vAlign w:val="top"/>
+            <w:shd w:fill="F0F6F8"/>
             <w:tcMar>
-              <w:top w:w="75" w:type="dxa"/>
-              <w:start w:w="85" w:type="dxa"/>
-              <w:bottom w:w="75" w:type="dxa"/>
-              <w:end w:w="85" w:type="dxa"/>
+              <w:top w:w="100" w:type="dxa"/>
+              <w:left w:w="100" w:type="dxa"/>
+              <w:bottom w:w="100" w:type="dxa"/>
+              <w:right w:w="100" w:type="dxa"/>
             </w:tcMar>
           </w:tcPr>
           <w:p>
             <w:pPr>
-              <w:spacing w:after="20" w:line="240" w:lineRule="auto"/>
+              <w:spacing w:after="80" w:line="240" w:lineRule="auto"/>
             </w:pPr>
             <w:r>
               <w:rPr>
-                <w:sz w:val="17"/>
+                <w:rFonts w:ascii="Aptos" w:hAnsi="Aptos"/>
+                <w:color w:val="243746"/>
+                <w:sz w:val="18"/>
               </w:rPr>
               <w:t>Resume tres pasos en una lista y cita el apartado fuente.</w:t>
             </w:r>
@@ -719,21 +1579,23 @@
           <w:tcPr>
             <w:tcW w:type="dxa" w:w="3389"/>
             <w:vAlign w:val="top"/>
-            <w:shd w:fill="F5F7F6"/>
+            <w:shd w:fill="FFFFFF"/>
             <w:tcMar>
-              <w:top w:w="75" w:type="dxa"/>
-              <w:start w:w="85" w:type="dxa"/>
-              <w:bottom w:w="75" w:type="dxa"/>
-              <w:end w:w="85" w:type="dxa"/>
+              <w:top w:w="100" w:type="dxa"/>
+              <w:left w:w="100" w:type="dxa"/>
+              <w:bottom w:w="100" w:type="dxa"/>
+              <w:right w:w="100" w:type="dxa"/>
             </w:tcMar>
           </w:tcPr>
           <w:p>
             <w:pPr>
-              <w:spacing w:after="20" w:line="240" w:lineRule="auto"/>
+              <w:spacing w:after="80" w:line="240" w:lineRule="auto"/>
             </w:pPr>
             <w:r>
               <w:rPr>
-                <w:sz w:val="17"/>
+                <w:rFonts w:ascii="Aptos" w:hAnsi="Aptos"/>
+                <w:color w:val="243746"/>
+                <w:sz w:val="18"/>
               </w:rPr>
               <w:t>Tono</w:t>
             </w:r>
@@ -743,21 +1605,23 @@
           <w:tcPr>
             <w:tcW w:type="dxa" w:w="3389"/>
             <w:vAlign w:val="top"/>
-            <w:shd w:fill="F5F7F6"/>
+            <w:shd w:fill="FFFFFF"/>
             <w:tcMar>
-              <w:top w:w="75" w:type="dxa"/>
-              <w:start w:w="85" w:type="dxa"/>
-              <w:bottom w:w="75" w:type="dxa"/>
-              <w:end w:w="85" w:type="dxa"/>
+              <w:top w:w="100" w:type="dxa"/>
+              <w:left w:w="100" w:type="dxa"/>
+              <w:bottom w:w="100" w:type="dxa"/>
+              <w:right w:w="100" w:type="dxa"/>
             </w:tcMar>
           </w:tcPr>
           <w:p>
             <w:pPr>
-              <w:spacing w:after="20" w:line="240" w:lineRule="auto"/>
+              <w:spacing w:after="80" w:line="240" w:lineRule="auto"/>
             </w:pPr>
             <w:r>
               <w:rPr>
-                <w:sz w:val="17"/>
+                <w:rFonts w:ascii="Aptos" w:hAnsi="Aptos"/>
+                <w:color w:val="243746"/>
+                <w:sz w:val="18"/>
               </w:rPr>
               <w:t>¿Cómo debe expresarse?</w:t>
             </w:r>
@@ -767,21 +1631,23 @@
           <w:tcPr>
             <w:tcW w:type="dxa" w:w="3389"/>
             <w:vAlign w:val="top"/>
-            <w:shd w:fill="F5F7F6"/>
+            <w:shd w:fill="FFFFFF"/>
             <w:tcMar>
-              <w:top w:w="75" w:type="dxa"/>
-              <w:start w:w="85" w:type="dxa"/>
-              <w:bottom w:w="75" w:type="dxa"/>
-              <w:end w:w="85" w:type="dxa"/>
+              <w:top w:w="100" w:type="dxa"/>
+              <w:left w:w="100" w:type="dxa"/>
+              <w:bottom w:w="100" w:type="dxa"/>
+              <w:right w:w="100" w:type="dxa"/>
             </w:tcMar>
           </w:tcPr>
           <w:p>
             <w:pPr>
-              <w:spacing w:after="20" w:line="240" w:lineRule="auto"/>
+              <w:spacing w:after="80" w:line="240" w:lineRule="auto"/>
             </w:pPr>
             <w:r>
               <w:rPr>
-                <w:sz w:val="17"/>
+                <w:rFonts w:ascii="Aptos" w:hAnsi="Aptos"/>
+                <w:color w:val="243746"/>
+                <w:sz w:val="18"/>
               </w:rPr>
               <w:t>Usa un tono respetuoso, claro y directo.</w:t>
             </w:r>
@@ -791,415 +1657,583 @@
     </w:tbl>
     <w:p>
       <w:pPr>
+        <w:widowControl/>
         <w:spacing w:after="0"/>
       </w:pPr>
     </w:p>
     <w:p>
+      <w:pPr>
+        <w:widowControl/>
+      </w:pPr>
       <w:r>
-        <w:t>Añade límites: usa solo la fuente indicada, no inventes fechas ni normas y pregunta cuando falte información.</w:t>
+        <w:rPr>
+          <w:rFonts w:ascii="Aptos" w:hAnsi="Aptos"/>
+        </w:rPr>
+        <w:t>El encargo preparado delimita la fuente y prohíbe inventar fechas o normas. Comprueba que la salida respete esos límites y solicite lo que falta.</w:t>
       </w:r>
     </w:p>
     <w:p>
       <w:pPr>
         <w:pStyle w:val="Heading2"/>
+        <w:widowControl/>
       </w:pPr>
       <w:r>
+        <w:rPr>
+          <w:rFonts w:ascii="Aptos" w:hAnsi="Aptos"/>
+        </w:rPr>
         <w:t>Roles sugeridos para el equipo</w:t>
       </w:r>
     </w:p>
     <w:p>
+      <w:pPr>
+        <w:widowControl/>
+      </w:pPr>
       <w:r>
-        <w:t>Distribuyan, de acuerdo con el tamaño del equipo, estos encargos: quien facilita el turno de palabra, quien opera la herramienta, quien verifica hechos y fuentes, y quien registra el proceso. Cambien los roles entre retos para que todas las personas practiquen.</w:t>
+        <w:rPr>
+          <w:rFonts w:ascii="Aptos" w:hAnsi="Aptos"/>
+        </w:rPr>
+        <w:t>Distribuyan los turnos para usar la herramienta, revisar fuentes y comprobar resultados. La IA prepara el registro del proceso; el equipo revisa que describa lo que realmente ocurrió.</w:t>
       </w:r>
     </w:p>
     <w:p>
+      <w:pPr>
+        <w:widowControl/>
+      </w:pPr>
       <w:r>
+        <w:rPr>
+          <w:rFonts w:ascii="Aptos" w:hAnsi="Aptos"/>
+        </w:rPr>
         <w:br w:type="page"/>
       </w:r>
     </w:p>
     <w:p>
       <w:pPr>
         <w:pStyle w:val="Heading1"/>
+        <w:widowControl/>
       </w:pPr>
       <w:r>
+        <w:rPr>
+          <w:rFonts w:ascii="Aptos" w:hAnsi="Aptos"/>
+        </w:rPr>
         <w:t>Reto 1 Prompt Engineering</w:t>
       </w:r>
     </w:p>
     <w:p>
       <w:pPr>
+        <w:widowControl/>
         <w:spacing w:after="60"/>
       </w:pPr>
       <w:r>
         <w:rPr>
+          <w:rFonts w:ascii="Aptos" w:hAnsi="Aptos"/>
           <w:b/>
         </w:rPr>
         <w:t xml:space="preserve">Tiempo: </w:t>
       </w:r>
       <w:r>
+        <w:rPr>
+          <w:rFonts w:ascii="Aptos" w:hAnsi="Aptos"/>
+        </w:rPr>
         <w:t>90 minutos</w:t>
       </w:r>
     </w:p>
     <w:p>
       <w:pPr>
+        <w:widowControl/>
         <w:spacing w:after="60"/>
       </w:pPr>
       <w:r>
         <w:rPr>
-          <w:b/>
+          <w:rFonts w:ascii="Aptos" w:hAnsi="Aptos"/>
         </w:rPr>
-        <w:t xml:space="preserve">Misión: </w:t>
-      </w:r>
-      <w:r>
-        <w:t>Mejora un prompt para consultar una guía ficticia y demostrar dónde se respalda cada respuesta.</w:t>
+        <w:t>Misión: Encarga a la IA la consulta del lineamiento y la generación de una instrucción reutilizable. Comprueba el apartado que respalda cada respuesta.</w:t>
       </w:r>
     </w:p>
     <w:p>
       <w:pPr>
+        <w:widowControl/>
         <w:spacing w:after="60"/>
       </w:pPr>
       <w:r>
         <w:rPr>
+          <w:rFonts w:ascii="Aptos" w:hAnsi="Aptos"/>
           <w:b/>
         </w:rPr>
         <w:t xml:space="preserve">Material: </w:t>
       </w:r>
       <w:r>
+        <w:rPr>
+          <w:rFonts w:ascii="Aptos" w:hAnsi="Aptos"/>
+        </w:rPr>
         <w:t>Lineamiento ficticio</w:t>
       </w:r>
     </w:p>
     <w:p>
       <w:pPr>
+        <w:widowControl/>
         <w:spacing w:after="60"/>
       </w:pPr>
       <w:r>
         <w:rPr>
-          <w:b/>
+          <w:rFonts w:ascii="Aptos" w:hAnsi="Aptos"/>
         </w:rPr>
-        <w:t xml:space="preserve">Herramientas: </w:t>
-      </w:r>
-      <w:r>
-        <w:t>Chat de IA autorizado si está disponible; Excel o Word; cartilla; temporizador. Alternativa: material impreso y revisión entre pares.</w:t>
+        <w:t>Herramientas: chat autorizado o carpeta abierta en Antigravity o Codex; paquete de fuentes y encargo preparado. La IA genera los documentos; tú los revisas y descargas.</w:t>
       </w:r>
     </w:p>
     <w:p>
+      <w:pPr>
+        <w:widowControl/>
+      </w:pPr>
       <w:r>
         <w:rPr>
+          <w:rFonts w:ascii="Aptos" w:hAnsi="Aptos"/>
           <w:b/>
         </w:rPr>
         <w:t>Pasos de trabajo</w:t>
       </w:r>
-      <w:r/>
-    </w:p>
-    <w:p>
-      <w:pPr>
-        <w:spacing w:after="40"/>
-        <w:ind w:left="288" w:hanging="288"/>
-      </w:pPr>
       <w:r>
-        <w:t>1. 10 min · Explica Contexto, Rol, Tarea y Tono con un ejemplo corto.</w:t>
+        <w:rPr>
+          <w:rFonts w:ascii="Aptos" w:hAnsi="Aptos"/>
+        </w:rPr>
       </w:r>
     </w:p>
     <w:p>
       <w:pPr>
+        <w:widowControl/>
         <w:spacing w:after="40"/>
         <w:ind w:left="288" w:hanging="288"/>
       </w:pPr>
       <w:r>
-        <w:t>2. 15 min · Desarma un prompt débil y marca qué información le falta.</w:t>
+        <w:rPr>
+          <w:rFonts w:ascii="Aptos" w:hAnsi="Aptos"/>
+        </w:rPr>
+        <w:t>1. 10 min · Pide a la IA que explique Contexto, Rol, Tarea y Tono con un ejemplo del lineamiento adjunto.</w:t>
       </w:r>
     </w:p>
     <w:p>
       <w:pPr>
+        <w:widowControl/>
         <w:spacing w:after="40"/>
         <w:ind w:left="288" w:hanging="288"/>
       </w:pPr>
       <w:r>
-        <w:t>3. 20 min · Cada pareja completa una ficha CRTT para consultar el lineamiento ficticio.</w:t>
+        <w:rPr>
+          <w:rFonts w:ascii="Aptos" w:hAnsi="Aptos"/>
+        </w:rPr>
+        <w:t>2. 15 min · Pide a la IA que compare el encargo con una versión incompleta y señale qué información falta.</w:t>
       </w:r>
     </w:p>
     <w:p>
       <w:pPr>
+        <w:widowControl/>
         <w:spacing w:after="40"/>
         <w:ind w:left="288" w:hanging="288"/>
       </w:pPr>
       <w:r>
-        <w:t>4. 20 min · Ejecuta el prompt y revisa si la respuesta cita reglas reales del material.</w:t>
+        <w:rPr>
+          <w:rFonts w:ascii="Aptos" w:hAnsi="Aptos"/>
+        </w:rPr>
+        <w:t>3. 20 min · Copia el encargo preparado y adjunta el lineamiento. La IA genera la ficha CRTT y la respuesta con referencias.</w:t>
       </w:r>
     </w:p>
     <w:p>
       <w:pPr>
+        <w:widowControl/>
         <w:spacing w:after="40"/>
         <w:ind w:left="288" w:hanging="288"/>
       </w:pPr>
       <w:r>
-        <w:t>5. 15 min · Ajusta una instrucción a partir de un error o una omisión.</w:t>
+        <w:rPr>
+          <w:rFonts w:ascii="Aptos" w:hAnsi="Aptos"/>
+        </w:rPr>
+        <w:t>4. 20 min · Revisa que la respuesta generada cite reglas presentes en el material y deje visibles los vacíos.</w:t>
       </w:r>
     </w:p>
     <w:p>
       <w:pPr>
+        <w:widowControl/>
         <w:spacing w:after="40"/>
         <w:ind w:left="288" w:hanging="288"/>
       </w:pPr>
       <w:r>
-        <w:t>6. 10 min · Comparte el antes y el después; registra el prompt reutilizable.</w:t>
+        <w:rPr>
+          <w:rFonts w:ascii="Aptos" w:hAnsi="Aptos"/>
+        </w:rPr>
+        <w:t>5. 15 min · Pide a la IA un ajuste a partir del error u omisión que detectaste y comprueba la nueva salida.</w:t>
       </w:r>
     </w:p>
     <w:p>
+      <w:pPr>
+        <w:widowControl/>
+        <w:spacing w:after="40"/>
+        <w:ind w:left="288" w:hanging="288"/>
+      </w:pPr>
       <w:r>
         <w:rPr>
+          <w:rFonts w:ascii="Aptos" w:hAnsi="Aptos"/>
+        </w:rPr>
+        <w:t>6. 10 min · Compara las dos versiones y descarga el registro y el encargo reutilizable que genera la IA.</w:t>
+      </w:r>
+    </w:p>
+    <w:p>
+      <w:pPr>
+        <w:widowControl/>
+      </w:pPr>
+      <w:r>
+        <w:rPr>
+          <w:rFonts w:ascii="Aptos" w:hAnsi="Aptos"/>
           <w:b/>
         </w:rPr>
         <w:t>Prompt de partida</w:t>
       </w:r>
-      <w:r/>
-    </w:p>
-    <w:p>
-      <w:pPr>
-        <w:spacing w:after="140"/>
-        <w:ind w:left="259" w:right="259"/>
-      </w:pPr>
       <w:r>
         <w:rPr>
-          <w:i/>
-          <w:color w:val="006B54"/>
+          <w:rFonts w:ascii="Aptos" w:hAnsi="Aptos"/>
         </w:rPr>
-        <w:t>Contexto: [situación]. Rol: [asistente]. Tarea: [resultado y formato]. Tono: [tono]. Usa solo [fuente]. Si no aparece la respuesta, escribe 'no está en la fuente'. Pregunta antes de suponer.</w:t>
       </w:r>
     </w:p>
     <w:p>
+      <w:pPr>
+        <w:widowControl/>
+        <w:spacing w:after="140"/>
+        <w:ind w:left="259" w:right="259"/>
+      </w:pPr>
       <w:r>
         <w:rPr>
+          <w:rFonts w:ascii="Aptos" w:hAnsi="Aptos"/>
+        </w:rPr>
+        <w:t>Consulta el Lineamiento ficticio adjunto como asistente administrativo. Genera una ficha CRTT y una tabla de requisitos con apartado fuente y dato pendiente. No apruebes reservas ni inventes excepciones. Entrega un documento descargable y resultado.json con el esquema del paquete; la revisión humana sigue pendiente hasta que ocurra.</w:t>
+      </w:r>
+    </w:p>
+    <w:p>
+      <w:pPr>
+        <w:widowControl/>
+      </w:pPr>
+      <w:r>
+        <w:rPr>
+          <w:rFonts w:ascii="Aptos" w:hAnsi="Aptos"/>
           <w:b/>
         </w:rPr>
         <w:t>Productos que debes entregar</w:t>
       </w:r>
-      <w:r/>
+      <w:r>
+        <w:rPr>
+          <w:rFonts w:ascii="Aptos" w:hAnsi="Aptos"/>
+        </w:rPr>
+      </w:r>
     </w:p>
     <w:p>
       <w:pPr>
         <w:pStyle w:val="ListBullet"/>
+        <w:widowControl/>
         <w:spacing w:after="40"/>
       </w:pPr>
       <w:r>
+        <w:rPr>
+          <w:rFonts w:ascii="Aptos" w:hAnsi="Aptos"/>
+        </w:rPr>
         <w:t>Prompt CRTT completo</w:t>
       </w:r>
     </w:p>
     <w:p>
       <w:pPr>
         <w:pStyle w:val="ListBullet"/>
+        <w:widowControl/>
         <w:spacing w:after="40"/>
       </w:pPr>
       <w:r>
+        <w:rPr>
+          <w:rFonts w:ascii="Aptos" w:hAnsi="Aptos"/>
+        </w:rPr>
         <w:t>Primera respuesta y versión mejorada</w:t>
       </w:r>
     </w:p>
     <w:p>
       <w:pPr>
         <w:pStyle w:val="ListBullet"/>
+        <w:widowControl/>
         <w:spacing w:after="40"/>
       </w:pPr>
       <w:r>
+        <w:rPr>
+          <w:rFonts w:ascii="Aptos" w:hAnsi="Aptos"/>
+        </w:rPr>
         <w:t>Referencia de la guía y dato que quedó pendiente</w:t>
       </w:r>
     </w:p>
     <w:p>
       <w:pPr>
+        <w:widowControl/>
         <w:spacing w:after="60"/>
       </w:pPr>
       <w:r>
         <w:rPr>
+          <w:rFonts w:ascii="Aptos" w:hAnsi="Aptos"/>
           <w:b/>
         </w:rPr>
         <w:t xml:space="preserve">Verificación: </w:t>
       </w:r>
       <w:r>
+        <w:rPr>
+          <w:rFonts w:ascii="Aptos" w:hAnsi="Aptos"/>
+        </w:rPr>
         <w:t>La salida cita el material entregado, responde la pregunta y marca la incertidumbre. Si no encuentra respaldo, debe decirlo.</w:t>
       </w:r>
     </w:p>
     <w:p>
       <w:pPr>
+        <w:widowControl/>
         <w:spacing w:after="60"/>
       </w:pPr>
       <w:r>
         <w:rPr>
-          <w:b/>
+          <w:rFonts w:ascii="Aptos" w:hAnsi="Aptos"/>
         </w:rPr>
-        <w:t xml:space="preserve">Si no hay acceso a IA: </w:t>
-      </w:r>
-      <w:r>
-        <w:t>Usa el material impreso y subraya Contexto, Rol, Tarea y Tono antes de escribir una respuesta manual.</w:t>
+        <w:t>Si no hay acceso a IA: observa una demostración y revisa sus fuentes. Conserva como pendiente tu ejecución propia con IA; una observación no acredita haber generado el producto.</w:t>
       </w:r>
     </w:p>
     <w:p>
       <w:pPr>
         <w:pStyle w:val="Heading2"/>
+        <w:widowControl/>
       </w:pPr>
       <w:r>
+        <w:rPr>
+          <w:rFonts w:ascii="Aptos" w:hAnsi="Aptos"/>
+        </w:rPr>
         <w:t>Cierre individual</w:t>
       </w:r>
     </w:p>
     <w:p>
+      <w:pPr>
+        <w:widowControl/>
+      </w:pPr>
       <w:r>
+        <w:rPr>
+          <w:rFonts w:ascii="Aptos" w:hAnsi="Aptos"/>
+        </w:rPr>
         <w:t>¿Qué resultado corregiste o verificaste? ¿Qué dato quedó pendiente? ¿Qué tendría que aprobar una persona antes de usar este producto en el trabajo?</w:t>
       </w:r>
     </w:p>
     <w:p>
+      <w:pPr>
+        <w:widowControl/>
+      </w:pPr>
       <w:r>
+        <w:rPr>
+          <w:rFonts w:ascii="Aptos" w:hAnsi="Aptos"/>
+        </w:rPr>
         <w:br w:type="page"/>
       </w:r>
     </w:p>
     <w:p>
       <w:pPr>
         <w:pStyle w:val="Heading1"/>
+        <w:widowControl/>
       </w:pPr>
       <w:r>
+        <w:rPr>
+          <w:rFonts w:ascii="Aptos" w:hAnsi="Aptos"/>
+        </w:rPr>
         <w:t>Reto 2 PQRS</w:t>
       </w:r>
     </w:p>
     <w:p>
       <w:pPr>
+        <w:widowControl/>
         <w:spacing w:after="60"/>
       </w:pPr>
       <w:r>
         <w:rPr>
+          <w:rFonts w:ascii="Aptos" w:hAnsi="Aptos"/>
           <w:b/>
         </w:rPr>
         <w:t xml:space="preserve">Tiempo: </w:t>
       </w:r>
       <w:r>
+        <w:rPr>
+          <w:rFonts w:ascii="Aptos" w:hAnsi="Aptos"/>
+        </w:rPr>
         <w:t>120 minutos</w:t>
       </w:r>
     </w:p>
     <w:p>
       <w:pPr>
+        <w:widowControl/>
         <w:spacing w:after="60"/>
       </w:pPr>
       <w:r>
         <w:rPr>
-          <w:b/>
+          <w:rFonts w:ascii="Aptos" w:hAnsi="Aptos"/>
         </w:rPr>
-        <w:t xml:space="preserve">Misión: </w:t>
-      </w:r>
-      <w:r>
-        <w:t>Redacta un borrador respetuoso para una solicitud ficticia. Separa hechos, petición y datos faltantes.</w:t>
+        <w:t>Misión: Encarga a la IA un borrador respetuoso que separe hechos, petición y datos faltantes. Revisa la salida con el caso.</w:t>
       </w:r>
     </w:p>
     <w:p>
       <w:pPr>
+        <w:widowControl/>
         <w:spacing w:after="60"/>
       </w:pPr>
       <w:r>
         <w:rPr>
+          <w:rFonts w:ascii="Aptos" w:hAnsi="Aptos"/>
           <w:b/>
         </w:rPr>
         <w:t xml:space="preserve">Material: </w:t>
       </w:r>
       <w:r>
+        <w:rPr>
+          <w:rFonts w:ascii="Aptos" w:hAnsi="Aptos"/>
+        </w:rPr>
         <w:t>PQRS complejas</w:t>
       </w:r>
     </w:p>
     <w:p>
       <w:pPr>
+        <w:widowControl/>
         <w:spacing w:after="60"/>
       </w:pPr>
       <w:r>
         <w:rPr>
-          <w:b/>
+          <w:rFonts w:ascii="Aptos" w:hAnsi="Aptos"/>
         </w:rPr>
-        <w:t xml:space="preserve">Herramientas: </w:t>
-      </w:r>
-      <w:r>
-        <w:t>Chat de IA autorizado si está disponible; Excel o Word; cartilla; temporizador. Alternativa: material impreso y revisión entre pares.</w:t>
+        <w:t>Herramientas: chat autorizado o carpeta abierta en Antigravity o Codex; paquete de fuentes y encargo preparado. La IA genera los documentos; tú los revisas y descargas.</w:t>
       </w:r>
     </w:p>
     <w:p>
+      <w:pPr>
+        <w:widowControl/>
+      </w:pPr>
       <w:r>
         <w:rPr>
+          <w:rFonts w:ascii="Aptos" w:hAnsi="Aptos"/>
           <w:b/>
         </w:rPr>
         <w:t>Pasos de trabajo</w:t>
       </w:r>
-      <w:r/>
-    </w:p>
-    <w:p>
-      <w:pPr>
-        <w:spacing w:after="40"/>
-        <w:ind w:left="288" w:hanging="288"/>
-      </w:pPr>
       <w:r>
-        <w:t>1. 10 min · Lee el caso y aclara que se producirá un borrador de entrenamiento.</w:t>
+        <w:rPr>
+          <w:rFonts w:ascii="Aptos" w:hAnsi="Aptos"/>
+        </w:rPr>
       </w:r>
     </w:p>
     <w:p>
       <w:pPr>
+        <w:widowControl/>
         <w:spacing w:after="40"/>
         <w:ind w:left="288" w:hanging="288"/>
       </w:pPr>
       <w:r>
-        <w:t>2. 15 min · Subraya qué pide la persona, los hechos, las fechas expresas y lo que falta.</w:t>
+        <w:rPr>
+          <w:rFonts w:ascii="Aptos" w:hAnsi="Aptos"/>
+        </w:rPr>
+        <w:t>1. 10 min · Abre el caso y comprueba que el resultado esperado sea un borrador pendiente de aprobación.</w:t>
       </w:r>
     </w:p>
     <w:p>
       <w:pPr>
+        <w:widowControl/>
         <w:spacing w:after="40"/>
         <w:ind w:left="288" w:hanging="288"/>
       </w:pPr>
       <w:r>
-        <w:t>3. 20 min · Redacta un prompt CRTT y genera una primera versión.</w:t>
+        <w:rPr>
+          <w:rFonts w:ascii="Aptos" w:hAnsi="Aptos"/>
+        </w:rPr>
+        <w:t>2. 15 min · Pide a la IA una tabla de petición, hechos, fechas expresas y datos ausentes; contrástala con el caso.</w:t>
       </w:r>
     </w:p>
     <w:p>
       <w:pPr>
+        <w:widowControl/>
         <w:spacing w:after="40"/>
         <w:ind w:left="288" w:hanging="288"/>
       </w:pPr>
       <w:r>
+        <w:rPr>
+          <w:rFonts w:ascii="Aptos" w:hAnsi="Aptos"/>
+        </w:rPr>
+        <w:t>3. 20 min · Copia el encargo CRTT del paquete, adjunta el caso y pide a la IA la primera versión descargable.</w:t>
+      </w:r>
+    </w:p>
+    <w:p>
+      <w:pPr>
+        <w:widowControl/>
+        <w:spacing w:after="40"/>
+        <w:ind w:left="288" w:hanging="288"/>
+      </w:pPr>
+      <w:r>
+        <w:rPr>
+          <w:rFonts w:ascii="Aptos" w:hAnsi="Aptos"/>
+        </w:rPr>
         <w:t>4. 25 min · Contrasta la respuesta con el caso. Pide a la IA que identifique afirmaciones sin sustento.</w:t>
       </w:r>
     </w:p>
     <w:p>
       <w:pPr>
+        <w:widowControl/>
         <w:spacing w:after="40"/>
         <w:ind w:left="288" w:hanging="288"/>
       </w:pPr>
       <w:r>
-        <w:t>5. 20 min · Reescribe el borrador con una pregunta de aclaración cuando falte un dato.</w:t>
+        <w:rPr>
+          <w:rFonts w:ascii="Aptos" w:hAnsi="Aptos"/>
+        </w:rPr>
+        <w:t>5. 20 min · Pide a la IA que corrija el borrador e incluya una pregunta de aclaración cuando falte un dato.</w:t>
       </w:r>
     </w:p>
     <w:p>
       <w:pPr>
+        <w:widowControl/>
         <w:spacing w:after="40"/>
         <w:ind w:left="288" w:hanging="288"/>
       </w:pPr>
       <w:r>
-        <w:t>6. 20 min · Intercambia el resultado con otro equipo para revisar exactitud y tono.</w:t>
+        <w:rPr>
+          <w:rFonts w:ascii="Aptos" w:hAnsi="Aptos"/>
+        </w:rPr>
+        <w:t>6. 20 min · Revisa con otro equipo la exactitud y el tono; solicita a la IA los ajustes que acuerden.</w:t>
       </w:r>
     </w:p>
     <w:p>
       <w:pPr>
+        <w:widowControl/>
         <w:spacing w:after="40"/>
         <w:ind w:left="288" w:hanging="288"/>
       </w:pPr>
       <w:r>
-        <w:t>7. 10 min · Entrega el prompt, el borrador y las observaciones.</w:t>
+        <w:rPr>
+          <w:rFonts w:ascii="Aptos" w:hAnsi="Aptos"/>
+        </w:rPr>
+        <w:t>7. 10 min · Descarga el encargo, el borrador y el registro generado; comprueba que las observaciones no se atribuyan a una revisión que no ocurrió.</w:t>
       </w:r>
     </w:p>
     <w:p>
+      <w:pPr>
+        <w:widowControl/>
+      </w:pPr>
       <w:r>
         <w:rPr>
+          <w:rFonts w:ascii="Aptos" w:hAnsi="Aptos"/>
           <w:b/>
         </w:rPr>
         <w:t>Prompt de partida</w:t>
       </w:r>
-      <w:r/>
+      <w:r>
+        <w:rPr>
+          <w:rFonts w:ascii="Aptos" w:hAnsi="Aptos"/>
+        </w:rPr>
+      </w:r>
     </w:p>
     <w:p>
       <w:pPr>
+        <w:widowControl/>
         <w:spacing w:after="140"/>
         <w:ind w:left="259" w:right="259"/>
       </w:pPr>
       <w:r>
         <w:rPr>
+          <w:rFonts w:ascii="Aptos" w:hAnsi="Aptos"/>
           <w:i/>
           <w:color w:val="006B54"/>
         </w:rPr>
@@ -1207,461 +2241,641 @@
       </w:r>
     </w:p>
     <w:p>
+      <w:pPr>
+        <w:widowControl/>
+      </w:pPr>
       <w:r>
         <w:rPr>
+          <w:rFonts w:ascii="Aptos" w:hAnsi="Aptos"/>
           <w:b/>
         </w:rPr>
         <w:t>Productos que debes entregar</w:t>
       </w:r>
-      <w:r/>
+      <w:r>
+        <w:rPr>
+          <w:rFonts w:ascii="Aptos" w:hAnsi="Aptos"/>
+        </w:rPr>
+      </w:r>
     </w:p>
     <w:p>
       <w:pPr>
         <w:pStyle w:val="ListBullet"/>
+        <w:widowControl/>
         <w:spacing w:after="40"/>
       </w:pPr>
       <w:r>
+        <w:rPr>
+          <w:rFonts w:ascii="Aptos" w:hAnsi="Aptos"/>
+        </w:rPr>
         <w:t>Borrador</w:t>
       </w:r>
     </w:p>
     <w:p>
       <w:pPr>
         <w:pStyle w:val="ListBullet"/>
+        <w:widowControl/>
         <w:spacing w:after="40"/>
       </w:pPr>
       <w:r>
+        <w:rPr>
+          <w:rFonts w:ascii="Aptos" w:hAnsi="Aptos"/>
+        </w:rPr>
         <w:t>Lista de verificaciones</w:t>
       </w:r>
     </w:p>
     <w:p>
       <w:pPr>
         <w:pStyle w:val="ListBullet"/>
+        <w:widowControl/>
         <w:spacing w:after="40"/>
       </w:pPr>
       <w:r>
+        <w:rPr>
+          <w:rFonts w:ascii="Aptos" w:hAnsi="Aptos"/>
+        </w:rPr>
         <w:t>Prompt y número de iteraciones</w:t>
       </w:r>
     </w:p>
     <w:p>
       <w:pPr>
+        <w:widowControl/>
         <w:spacing w:after="60"/>
       </w:pPr>
       <w:r>
         <w:rPr>
+          <w:rFonts w:ascii="Aptos" w:hAnsi="Aptos"/>
           <w:b/>
         </w:rPr>
         <w:t xml:space="preserve">Verificación: </w:t>
       </w:r>
       <w:r>
+        <w:rPr>
+          <w:rFonts w:ascii="Aptos" w:hAnsi="Aptos"/>
+        </w:rPr>
         <w:t>Cero datos personales; ninguna fecha, norma, responsable o decisión inventada; tono claro; revisión humana visible.</w:t>
       </w:r>
     </w:p>
     <w:p>
       <w:pPr>
+        <w:widowControl/>
         <w:spacing w:after="60"/>
       </w:pPr>
       <w:r>
         <w:rPr>
-          <w:b/>
+          <w:rFonts w:ascii="Aptos" w:hAnsi="Aptos"/>
         </w:rPr>
-        <w:t xml:space="preserve">Si no hay acceso a IA: </w:t>
-      </w:r>
-      <w:r>
-        <w:t>Realiza el mismo ejercicio en papel: borrador propio, lista de hechos y lista de dudas antes de comparar con la IA.</w:t>
+        <w:t>Si no hay acceso a IA: observa una demostración y revisa sus fuentes. Conserva como pendiente tu ejecución propia con IA; una observación no acredita haber generado el producto.</w:t>
       </w:r>
     </w:p>
     <w:p>
       <w:pPr>
         <w:pStyle w:val="Heading2"/>
+        <w:widowControl/>
       </w:pPr>
       <w:r>
+        <w:rPr>
+          <w:rFonts w:ascii="Aptos" w:hAnsi="Aptos"/>
+        </w:rPr>
         <w:t>Cierre individual</w:t>
       </w:r>
     </w:p>
     <w:p>
+      <w:pPr>
+        <w:widowControl/>
+      </w:pPr>
       <w:r>
+        <w:rPr>
+          <w:rFonts w:ascii="Aptos" w:hAnsi="Aptos"/>
+        </w:rPr>
         <w:t>¿Qué resultado corregiste o verificaste? ¿Qué dato quedó pendiente? ¿Qué tendría que aprobar una persona antes de usar este producto en el trabajo?</w:t>
       </w:r>
     </w:p>
     <w:p>
+      <w:pPr>
+        <w:widowControl/>
+      </w:pPr>
       <w:r>
+        <w:rPr>
+          <w:rFonts w:ascii="Aptos" w:hAnsi="Aptos"/>
+        </w:rPr>
         <w:br w:type="page"/>
       </w:r>
     </w:p>
     <w:p>
       <w:pPr>
         <w:pStyle w:val="Heading1"/>
+        <w:widowControl/>
       </w:pPr>
       <w:r>
+        <w:rPr>
+          <w:rFonts w:ascii="Aptos" w:hAnsi="Aptos"/>
+        </w:rPr>
         <w:t>Reto 3 Asistente de rol</w:t>
       </w:r>
     </w:p>
     <w:p>
       <w:pPr>
+        <w:widowControl/>
         <w:spacing w:after="60"/>
       </w:pPr>
       <w:r>
         <w:rPr>
+          <w:rFonts w:ascii="Aptos" w:hAnsi="Aptos"/>
           <w:b/>
         </w:rPr>
         <w:t xml:space="preserve">Tiempo: </w:t>
       </w:r>
       <w:r>
+        <w:rPr>
+          <w:rFonts w:ascii="Aptos" w:hAnsi="Aptos"/>
+        </w:rPr>
         <w:t>120 minutos</w:t>
       </w:r>
     </w:p>
     <w:p>
       <w:pPr>
+        <w:widowControl/>
         <w:spacing w:after="60"/>
       </w:pPr>
       <w:r>
         <w:rPr>
-          <w:b/>
+          <w:rFonts w:ascii="Aptos" w:hAnsi="Aptos"/>
         </w:rPr>
-        <w:t xml:space="preserve">Misión: </w:t>
-      </w:r>
-      <w:r>
-        <w:t>Construye una instrucción reutilizable y pruébala con tres situaciones simuladas.</w:t>
+        <w:t>Misión: Pide a la IA una instrucción reutilizable y tres pruebas con los casos adjuntos. Revisa los resultados y conserva sus límites.</w:t>
       </w:r>
     </w:p>
     <w:p>
       <w:pPr>
+        <w:widowControl/>
         <w:spacing w:after="60"/>
       </w:pPr>
       <w:r>
         <w:rPr>
+          <w:rFonts w:ascii="Aptos" w:hAnsi="Aptos"/>
           <w:b/>
         </w:rPr>
         <w:t xml:space="preserve">Material: </w:t>
       </w:r>
       <w:r>
+        <w:rPr>
+          <w:rFonts w:ascii="Aptos" w:hAnsi="Aptos"/>
+        </w:rPr>
         <w:t>Cartilla del aprendiz</w:t>
       </w:r>
     </w:p>
     <w:p>
       <w:pPr>
+        <w:widowControl/>
         <w:spacing w:after="60"/>
       </w:pPr>
       <w:r>
         <w:rPr>
-          <w:b/>
+          <w:rFonts w:ascii="Aptos" w:hAnsi="Aptos"/>
         </w:rPr>
-        <w:t xml:space="preserve">Herramientas: </w:t>
-      </w:r>
-      <w:r>
-        <w:t>Chat de IA autorizado si está disponible; Excel o Word; cartilla; temporizador. Alternativa: material impreso y revisión entre pares.</w:t>
+        <w:t>Herramientas: chat autorizado o carpeta abierta en Antigravity o Codex; paquete de fuentes y encargo preparado. La IA genera los documentos; tú los revisas y descargas.</w:t>
       </w:r>
     </w:p>
     <w:p>
+      <w:pPr>
+        <w:widowControl/>
+      </w:pPr>
       <w:r>
         <w:rPr>
+          <w:rFonts w:ascii="Aptos" w:hAnsi="Aptos"/>
           <w:b/>
         </w:rPr>
         <w:t>Pasos de trabajo</w:t>
       </w:r>
-      <w:r/>
-    </w:p>
-    <w:p>
-      <w:pPr>
-        <w:spacing w:after="40"/>
-        <w:ind w:left="288" w:hanging="288"/>
-      </w:pPr>
       <w:r>
-        <w:t>1. 15 min · Mapea una tarea repetitiva y su resultado esperado.</w:t>
+        <w:rPr>
+          <w:rFonts w:ascii="Aptos" w:hAnsi="Aptos"/>
+        </w:rPr>
       </w:r>
     </w:p>
     <w:p>
       <w:pPr>
+        <w:widowControl/>
         <w:spacing w:after="40"/>
         <w:ind w:left="288" w:hanging="288"/>
       </w:pPr>
       <w:r>
-        <w:t>2. 20 min · Construye el prompt maestro con rol, contexto, tareas, formato y límites.</w:t>
+        <w:rPr>
+          <w:rFonts w:ascii="Aptos" w:hAnsi="Aptos"/>
+        </w:rPr>
+        <w:t>1. 15 min · Pide a la IA un mapa de la tarea de práctica y su resultado esperado; comprueba las entradas y las salidas.</w:t>
       </w:r>
     </w:p>
     <w:p>
       <w:pPr>
+        <w:widowControl/>
         <w:spacing w:after="40"/>
         <w:ind w:left="288" w:hanging="288"/>
       </w:pPr>
       <w:r>
-        <w:t>3. 30 min · Prueba tres tareas simuladas con la misma instrucción.</w:t>
+        <w:rPr>
+          <w:rFonts w:ascii="Aptos" w:hAnsi="Aptos"/>
+        </w:rPr>
+        <w:t>2. 20 min · Pide a la IA que genere el prompt maestro con rol, contexto, tareas, formato y límites definidos por el paquete.</w:t>
       </w:r>
     </w:p>
     <w:p>
       <w:pPr>
+        <w:widowControl/>
         <w:spacing w:after="40"/>
         <w:ind w:left="288" w:hanging="288"/>
       </w:pPr>
       <w:r>
+        <w:rPr>
+          <w:rFonts w:ascii="Aptos" w:hAnsi="Aptos"/>
+        </w:rPr>
+        <w:t>3. 30 min · Encarga a la IA las tres pruebas con la misma instrucción y revisa el caso con información faltante.</w:t>
+      </w:r>
+    </w:p>
+    <w:p>
+      <w:pPr>
+        <w:widowControl/>
+        <w:spacing w:after="40"/>
+        <w:ind w:left="288" w:hanging="288"/>
+      </w:pPr>
+      <w:r>
+        <w:rPr>
+          <w:rFonts w:ascii="Aptos" w:hAnsi="Aptos"/>
+        </w:rPr>
         <w:t>4. 25 min · Una pareja revisa utilidad, errores y datos que la IA solicitó innecesariamente.</w:t>
       </w:r>
     </w:p>
     <w:p>
       <w:pPr>
+        <w:widowControl/>
         <w:spacing w:after="40"/>
         <w:ind w:left="288" w:hanging="288"/>
       </w:pPr>
       <w:r>
-        <w:t>5. 20 min · Ajusta los límites y añade una instrucción de verificación.</w:t>
+        <w:rPr>
+          <w:rFonts w:ascii="Aptos" w:hAnsi="Aptos"/>
+        </w:rPr>
+        <w:t>5. 20 min · Solicita a la IA el ajuste de límites y de la instrucción de verificación; vuelve a comprobar las pruebas afectadas.</w:t>
       </w:r>
     </w:p>
     <w:p>
       <w:pPr>
+        <w:widowControl/>
         <w:spacing w:after="40"/>
         <w:ind w:left="288" w:hanging="288"/>
       </w:pPr>
       <w:r>
-        <w:t>6. 10 min · Guarda la versión final y un ejemplo de uso seguro.</w:t>
+        <w:rPr>
+          <w:rFonts w:ascii="Aptos" w:hAnsi="Aptos"/>
+        </w:rPr>
+        <w:t>6. 10 min · Descarga la versión revisada y el ejemplo de uso seguro que genera la IA.</w:t>
       </w:r>
     </w:p>
     <w:p>
+      <w:pPr>
+        <w:widowControl/>
+      </w:pPr>
       <w:r>
         <w:rPr>
+          <w:rFonts w:ascii="Aptos" w:hAnsi="Aptos"/>
           <w:b/>
         </w:rPr>
         <w:t>Prompt de partida</w:t>
       </w:r>
-      <w:r/>
-    </w:p>
-    <w:p>
-      <w:pPr>
-        <w:spacing w:after="140"/>
-        <w:ind w:left="259" w:right="259"/>
-      </w:pPr>
       <w:r>
         <w:rPr>
-          <w:i/>
-          <w:color w:val="006B54"/>
+          <w:rFonts w:ascii="Aptos" w:hAnsi="Aptos"/>
         </w:rPr>
-        <w:t>Actúa como asistente de [rol general]. Ayuda con [tareas]. Entrega [formato]. Usa solo el contenido de este chat. Pregunta si faltan datos. No pidas datos personales ni inventes fechas, reglas o compromisos.</w:t>
       </w:r>
     </w:p>
     <w:p>
+      <w:pPr>
+        <w:widowControl/>
+        <w:spacing w:after="140"/>
+        <w:ind w:left="259" w:right="259"/>
+      </w:pPr>
       <w:r>
         <w:rPr>
+          <w:rFonts w:ascii="Aptos" w:hAnsi="Aptos"/>
+        </w:rPr>
+        <w:t>Actúa como asistente de redacción preliminar de PQRS. Usa únicamente los tres casos del paquete para generar una instrucción reutilizable, sus tres salidas y una tabla de comprobaciones. No solicites datos personales ni inventes fechas, reglas o compromisos. Entrega los archivos y resultado.json; no declares una revisión humana que no ocurrió.</w:t>
+      </w:r>
+    </w:p>
+    <w:p>
+      <w:pPr>
+        <w:widowControl/>
+      </w:pPr>
+      <w:r>
+        <w:rPr>
+          <w:rFonts w:ascii="Aptos" w:hAnsi="Aptos"/>
           <w:b/>
         </w:rPr>
         <w:t>Productos que debes entregar</w:t>
       </w:r>
-      <w:r/>
+      <w:r>
+        <w:rPr>
+          <w:rFonts w:ascii="Aptos" w:hAnsi="Aptos"/>
+        </w:rPr>
+      </w:r>
     </w:p>
     <w:p>
       <w:pPr>
         <w:pStyle w:val="ListBullet"/>
+        <w:widowControl/>
         <w:spacing w:after="40"/>
       </w:pPr>
       <w:r>
+        <w:rPr>
+          <w:rFonts w:ascii="Aptos" w:hAnsi="Aptos"/>
+        </w:rPr>
         <w:t>Prompt maestro</w:t>
       </w:r>
     </w:p>
     <w:p>
       <w:pPr>
         <w:pStyle w:val="ListBullet"/>
+        <w:widowControl/>
         <w:spacing w:after="40"/>
       </w:pPr>
       <w:r>
+        <w:rPr>
+          <w:rFonts w:ascii="Aptos" w:hAnsi="Aptos"/>
+        </w:rPr>
         <w:t>Tres resultados de prueba</w:t>
       </w:r>
     </w:p>
     <w:p>
       <w:pPr>
         <w:pStyle w:val="ListBullet"/>
+        <w:widowControl/>
         <w:spacing w:after="40"/>
       </w:pPr>
       <w:r>
+        <w:rPr>
+          <w:rFonts w:ascii="Aptos" w:hAnsi="Aptos"/>
+        </w:rPr>
         <w:t>Límites y revisión humana</w:t>
       </w:r>
     </w:p>
     <w:p>
       <w:pPr>
+        <w:widowControl/>
         <w:spacing w:after="60"/>
       </w:pPr>
       <w:r>
         <w:rPr>
+          <w:rFonts w:ascii="Aptos" w:hAnsi="Aptos"/>
           <w:b/>
         </w:rPr>
         <w:t xml:space="preserve">Verificación: </w:t>
       </w:r>
       <w:r>
+        <w:rPr>
+          <w:rFonts w:ascii="Aptos" w:hAnsi="Aptos"/>
+        </w:rPr>
         <w:t>El prompt define límites y exige revisión humana; no incorpora nombres, cédulas, expedientes ni credenciales.</w:t>
       </w:r>
     </w:p>
     <w:p>
       <w:pPr>
+        <w:widowControl/>
         <w:spacing w:after="60"/>
       </w:pPr>
       <w:r>
         <w:rPr>
-          <w:b/>
+          <w:rFonts w:ascii="Aptos" w:hAnsi="Aptos"/>
         </w:rPr>
-        <w:t xml:space="preserve">Si no hay acceso a IA: </w:t>
-      </w:r>
-      <w:r>
-        <w:t>Diseña la instrucción en Word y revisa sus tres casos con una lista de cotejo, sin ejecutarla en una herramienta pública.</w:t>
+        <w:t>Si no hay acceso a IA: observa una demostración y revisa sus fuentes. Conserva como pendiente tu ejecución propia con IA; una observación no acredita haber generado el producto.</w:t>
       </w:r>
     </w:p>
     <w:p>
       <w:pPr>
         <w:pStyle w:val="Heading2"/>
+        <w:widowControl/>
       </w:pPr>
       <w:r>
+        <w:rPr>
+          <w:rFonts w:ascii="Aptos" w:hAnsi="Aptos"/>
+        </w:rPr>
         <w:t>Cierre individual</w:t>
       </w:r>
     </w:p>
     <w:p>
+      <w:pPr>
+        <w:widowControl/>
+      </w:pPr>
       <w:r>
+        <w:rPr>
+          <w:rFonts w:ascii="Aptos" w:hAnsi="Aptos"/>
+        </w:rPr>
         <w:t>¿Qué resultado corregiste o verificaste? ¿Qué dato quedó pendiente? ¿Qué tendría que aprobar una persona antes de usar este producto en el trabajo?</w:t>
       </w:r>
     </w:p>
     <w:p>
+      <w:pPr>
+        <w:widowControl/>
+      </w:pPr>
       <w:r>
+        <w:rPr>
+          <w:rFonts w:ascii="Aptos" w:hAnsi="Aptos"/>
+        </w:rPr>
         <w:br w:type="page"/>
       </w:r>
     </w:p>
     <w:p>
       <w:pPr>
         <w:pStyle w:val="Heading1"/>
+        <w:widowControl/>
       </w:pPr>
       <w:r>
+        <w:rPr>
+          <w:rFonts w:ascii="Aptos" w:hAnsi="Aptos"/>
+        </w:rPr>
         <w:t>Reto 4 Bandeja cero</w:t>
       </w:r>
     </w:p>
     <w:p>
       <w:pPr>
+        <w:widowControl/>
         <w:spacing w:after="60"/>
       </w:pPr>
       <w:r>
         <w:rPr>
+          <w:rFonts w:ascii="Aptos" w:hAnsi="Aptos"/>
           <w:b/>
         </w:rPr>
         <w:t xml:space="preserve">Tiempo: </w:t>
       </w:r>
       <w:r>
+        <w:rPr>
+          <w:rFonts w:ascii="Aptos" w:hAnsi="Aptos"/>
+        </w:rPr>
         <w:t>60 minutos</w:t>
       </w:r>
     </w:p>
     <w:p>
       <w:pPr>
+        <w:widowControl/>
         <w:spacing w:after="60"/>
       </w:pPr>
       <w:r>
         <w:rPr>
-          <w:b/>
+          <w:rFonts w:ascii="Aptos" w:hAnsi="Aptos"/>
         </w:rPr>
-        <w:t xml:space="preserve">Misión: </w:t>
-      </w:r>
-      <w:r>
-        <w:t>Clasifica 50 mensajes ficticios y prepara diez borradores priorizados.</w:t>
+        <w:t>Misión: Encarga a la IA la clasificación de los 50 mensajes y diez borradores priorizados. Revisa las señales que respaldan cada prioridad.</w:t>
       </w:r>
     </w:p>
     <w:p>
       <w:pPr>
+        <w:widowControl/>
         <w:spacing w:after="60"/>
       </w:pPr>
       <w:r>
         <w:rPr>
+          <w:rFonts w:ascii="Aptos" w:hAnsi="Aptos"/>
           <w:b/>
         </w:rPr>
         <w:t xml:space="preserve">Material: </w:t>
       </w:r>
       <w:r>
+        <w:rPr>
+          <w:rFonts w:ascii="Aptos" w:hAnsi="Aptos"/>
+        </w:rPr>
         <w:t>Correos 50</w:t>
       </w:r>
     </w:p>
     <w:p>
       <w:pPr>
+        <w:widowControl/>
         <w:spacing w:after="60"/>
       </w:pPr>
       <w:r>
         <w:rPr>
-          <w:b/>
+          <w:rFonts w:ascii="Aptos" w:hAnsi="Aptos"/>
         </w:rPr>
-        <w:t xml:space="preserve">Herramientas: </w:t>
-      </w:r>
-      <w:r>
-        <w:t>Chat de IA autorizado si está disponible; Excel o Word; cartilla; temporizador. Alternativa: material impreso y revisión entre pares.</w:t>
+        <w:t>Herramientas: chat autorizado o carpeta abierta en Antigravity o Codex; paquete de fuentes y encargo preparado. La IA genera los documentos; tú los revisas y descargas.</w:t>
       </w:r>
     </w:p>
     <w:p>
+      <w:pPr>
+        <w:widowControl/>
+      </w:pPr>
       <w:r>
         <w:rPr>
+          <w:rFonts w:ascii="Aptos" w:hAnsi="Aptos"/>
           <w:b/>
         </w:rPr>
         <w:t>Pasos de trabajo</w:t>
       </w:r>
-      <w:r/>
-    </w:p>
-    <w:p>
-      <w:pPr>
-        <w:spacing w:after="40"/>
-        <w:ind w:left="288" w:hanging="288"/>
-      </w:pPr>
       <w:r>
-        <w:t>1. 5 min · Entrega el reto y acuerda señales: impacto, plazo explícito y personas afectadas.</w:t>
+        <w:rPr>
+          <w:rFonts w:ascii="Aptos" w:hAnsi="Aptos"/>
+        </w:rPr>
       </w:r>
     </w:p>
     <w:p>
       <w:pPr>
+        <w:widowControl/>
         <w:spacing w:after="40"/>
         <w:ind w:left="288" w:hanging="288"/>
       </w:pPr>
       <w:r>
-        <w:t>2. 5 min · Abre la copia del archivo y confirma que la columna de prioridad está vacía.</w:t>
+        <w:rPr>
+          <w:rFonts w:ascii="Aptos" w:hAnsi="Aptos"/>
+        </w:rPr>
+        <w:t>1. 5 min · Revisa el encargo preparado y las señales de prioridad: impacto, plazo explícito y personas afectadas.</w:t>
       </w:r>
     </w:p>
     <w:p>
       <w:pPr>
+        <w:widowControl/>
         <w:spacing w:after="40"/>
         <w:ind w:left="288" w:hanging="288"/>
       </w:pPr>
       <w:r>
-        <w:t>3. 20 min · Clasifica los 50 mensajes por categoría y prioridad sugerida.</w:t>
+        <w:rPr>
+          <w:rFonts w:ascii="Aptos" w:hAnsi="Aptos"/>
+        </w:rPr>
+        <w:t>2. 5 min · Adjunta una copia del archivo y comprueba que la IA conserve los identificadores y los datos originales.</w:t>
       </w:r>
     </w:p>
     <w:p>
       <w:pPr>
+        <w:widowControl/>
         <w:spacing w:after="40"/>
         <w:ind w:left="288" w:hanging="288"/>
       </w:pPr>
       <w:r>
-        <w:t>4. 10 min · Elige los diez más urgentes y explica la señal de cada elección.</w:t>
+        <w:rPr>
+          <w:rFonts w:ascii="Aptos" w:hAnsi="Aptos"/>
+        </w:rPr>
+        <w:t>3. 20 min · Pide a la IA la tabla de los 50 mensajes con categoría, prioridad sugerida y señal textual.</w:t>
       </w:r>
     </w:p>
     <w:p>
       <w:pPr>
+        <w:widowControl/>
         <w:spacing w:after="40"/>
         <w:ind w:left="288" w:hanging="288"/>
       </w:pPr>
       <w:r>
-        <w:t>5. 15 min · Genera borradores para esos diez sin enviarlos.</w:t>
+        <w:rPr>
+          <w:rFonts w:ascii="Aptos" w:hAnsi="Aptos"/>
+        </w:rPr>
+        <w:t>4. 10 min · Pide a la IA los diez mensajes priorizados con la señal de cada elección; contrasta los criterios con el texto.</w:t>
       </w:r>
     </w:p>
     <w:p>
       <w:pPr>
+        <w:widowControl/>
         <w:spacing w:after="40"/>
         <w:ind w:left="288" w:hanging="288"/>
       </w:pPr>
       <w:r>
-        <w:t>6. 5 min · Registra errores y lecciones.</w:t>
+        <w:rPr>
+          <w:rFonts w:ascii="Aptos" w:hAnsi="Aptos"/>
+        </w:rPr>
+        <w:t>5. 15 min · Pide a la IA los diez borradores descargables y comprueba que permanezcan sin enviar.</w:t>
       </w:r>
     </w:p>
     <w:p>
+      <w:pPr>
+        <w:widowControl/>
+        <w:spacing w:after="40"/>
+        <w:ind w:left="288" w:hanging="288"/>
+      </w:pPr>
       <w:r>
         <w:rPr>
+          <w:rFonts w:ascii="Aptos" w:hAnsi="Aptos"/>
+        </w:rPr>
+        <w:t>6. 5 min · Pide a la IA que incorpore los errores detectados y los ajustes solicitados en el registro descargable.</w:t>
+      </w:r>
+    </w:p>
+    <w:p>
+      <w:pPr>
+        <w:widowControl/>
+      </w:pPr>
+      <w:r>
+        <w:rPr>
+          <w:rFonts w:ascii="Aptos" w:hAnsi="Aptos"/>
           <w:b/>
         </w:rPr>
         <w:t>Prompt de partida</w:t>
       </w:r>
-      <w:r/>
+      <w:r>
+        <w:rPr>
+          <w:rFonts w:ascii="Aptos" w:hAnsi="Aptos"/>
+        </w:rPr>
+      </w:r>
     </w:p>
     <w:p>
       <w:pPr>
+        <w:widowControl/>
         <w:spacing w:after="140"/>
         <w:ind w:left="259" w:right="259"/>
       </w:pPr>
       <w:r>
         <w:rPr>
+          <w:rFonts w:ascii="Aptos" w:hAnsi="Aptos"/>
           <w:i/>
           <w:color w:val="006B54"/>
         </w:rPr>
@@ -1669,239 +2883,334 @@
       </w:r>
     </w:p>
     <w:p>
+      <w:pPr>
+        <w:widowControl/>
+      </w:pPr>
       <w:r>
         <w:rPr>
+          <w:rFonts w:ascii="Aptos" w:hAnsi="Aptos"/>
           <w:b/>
         </w:rPr>
         <w:t>Productos que debes entregar</w:t>
       </w:r>
-      <w:r/>
+      <w:r>
+        <w:rPr>
+          <w:rFonts w:ascii="Aptos" w:hAnsi="Aptos"/>
+        </w:rPr>
+      </w:r>
     </w:p>
     <w:p>
       <w:pPr>
         <w:pStyle w:val="ListBullet"/>
+        <w:widowControl/>
         <w:spacing w:after="40"/>
       </w:pPr>
       <w:r>
+        <w:rPr>
+          <w:rFonts w:ascii="Aptos" w:hAnsi="Aptos"/>
+        </w:rPr>
         <w:t>Tabla de prioridad y razón</w:t>
       </w:r>
     </w:p>
     <w:p>
       <w:pPr>
         <w:pStyle w:val="ListBullet"/>
+        <w:widowControl/>
         <w:spacing w:after="40"/>
       </w:pPr>
       <w:r>
+        <w:rPr>
+          <w:rFonts w:ascii="Aptos" w:hAnsi="Aptos"/>
+        </w:rPr>
         <w:t>Diez borradores</w:t>
       </w:r>
     </w:p>
     <w:p>
       <w:pPr>
         <w:pStyle w:val="ListBullet"/>
+        <w:widowControl/>
         <w:spacing w:after="40"/>
       </w:pPr>
       <w:r>
+        <w:rPr>
+          <w:rFonts w:ascii="Aptos" w:hAnsi="Aptos"/>
+        </w:rPr>
         <w:t>Lista de asuntos que requieren confirmación</w:t>
       </w:r>
     </w:p>
     <w:p>
       <w:pPr>
+        <w:widowControl/>
         <w:spacing w:after="60"/>
       </w:pPr>
       <w:r>
         <w:rPr>
+          <w:rFonts w:ascii="Aptos" w:hAnsi="Aptos"/>
           <w:b/>
         </w:rPr>
         <w:t xml:space="preserve">Verificación: </w:t>
       </w:r>
       <w:r>
+        <w:rPr>
+          <w:rFonts w:ascii="Aptos" w:hAnsi="Aptos"/>
+        </w:rPr>
         <w:t>Las prioridades se justifican con evidencia del mensaje; los mensajes críticos se confirman con el criterio del área.</w:t>
       </w:r>
     </w:p>
     <w:p>
       <w:pPr>
+        <w:widowControl/>
         <w:spacing w:after="60"/>
       </w:pPr>
       <w:r>
         <w:rPr>
-          <w:b/>
+          <w:rFonts w:ascii="Aptos" w:hAnsi="Aptos"/>
         </w:rPr>
-        <w:t xml:space="preserve">Si no hay acceso a IA: </w:t>
-      </w:r>
-      <w:r>
-        <w:t>Permite ordenar y filtrar manualmente en Excel; compara velocidad y consistencia con la clasificación asistida.</w:t>
+        <w:t>Si no hay acceso a IA: observa una demostración y revisa sus fuentes. Conserva como pendiente tu ejecución propia con IA; una observación no acredita haber generado el producto.</w:t>
       </w:r>
     </w:p>
     <w:p>
       <w:pPr>
         <w:pStyle w:val="Heading2"/>
+        <w:widowControl/>
       </w:pPr>
       <w:r>
+        <w:rPr>
+          <w:rFonts w:ascii="Aptos" w:hAnsi="Aptos"/>
+        </w:rPr>
         <w:t>Cierre individual</w:t>
       </w:r>
     </w:p>
     <w:p>
+      <w:pPr>
+        <w:widowControl/>
+      </w:pPr>
       <w:r>
+        <w:rPr>
+          <w:rFonts w:ascii="Aptos" w:hAnsi="Aptos"/>
+        </w:rPr>
         <w:t>¿Qué resultado corregiste o verificaste? ¿Qué dato quedó pendiente? ¿Qué tendría que aprobar una persona antes de usar este producto en el trabajo?</w:t>
       </w:r>
     </w:p>
     <w:p>
+      <w:pPr>
+        <w:widowControl/>
+      </w:pPr>
       <w:r>
+        <w:rPr>
+          <w:rFonts w:ascii="Aptos" w:hAnsi="Aptos"/>
+        </w:rPr>
         <w:br w:type="page"/>
       </w:r>
     </w:p>
     <w:p>
       <w:pPr>
         <w:pStyle w:val="Heading1"/>
+        <w:widowControl/>
       </w:pPr>
       <w:r>
+        <w:rPr>
+          <w:rFonts w:ascii="Aptos" w:hAnsi="Aptos"/>
+        </w:rPr>
         <w:t>Reto 5 Acta imposible</w:t>
       </w:r>
     </w:p>
     <w:p>
       <w:pPr>
+        <w:widowControl/>
         <w:spacing w:after="60"/>
       </w:pPr>
       <w:r>
         <w:rPr>
+          <w:rFonts w:ascii="Aptos" w:hAnsi="Aptos"/>
           <w:b/>
         </w:rPr>
         <w:t xml:space="preserve">Tiempo: </w:t>
       </w:r>
       <w:r>
+        <w:rPr>
+          <w:rFonts w:ascii="Aptos" w:hAnsi="Aptos"/>
+        </w:rPr>
         <w:t>120 minutos</w:t>
       </w:r>
     </w:p>
     <w:p>
       <w:pPr>
+        <w:widowControl/>
         <w:spacing w:after="60"/>
       </w:pPr>
       <w:r>
         <w:rPr>
-          <w:b/>
+          <w:rFonts w:ascii="Aptos" w:hAnsi="Aptos"/>
         </w:rPr>
-        <w:t xml:space="preserve">Misión: </w:t>
-      </w:r>
-      <w:r>
-        <w:t>Convierte una transcripción ficticia en acta y compromisos trazables.</w:t>
+        <w:t>Misión: Encarga a la IA el acta y la matriz de compromisos de la transcripción. Revisa la frase fuente de cada acuerdo.</w:t>
       </w:r>
     </w:p>
     <w:p>
       <w:pPr>
+        <w:widowControl/>
         <w:spacing w:after="60"/>
       </w:pPr>
       <w:r>
         <w:rPr>
+          <w:rFonts w:ascii="Aptos" w:hAnsi="Aptos"/>
           <w:b/>
         </w:rPr>
         <w:t xml:space="preserve">Material: </w:t>
       </w:r>
       <w:r>
+        <w:rPr>
+          <w:rFonts w:ascii="Aptos" w:hAnsi="Aptos"/>
+        </w:rPr>
         <w:t>Transcripcion</w:t>
       </w:r>
     </w:p>
     <w:p>
       <w:pPr>
+        <w:widowControl/>
         <w:spacing w:after="60"/>
       </w:pPr>
       <w:r>
         <w:rPr>
-          <w:b/>
+          <w:rFonts w:ascii="Aptos" w:hAnsi="Aptos"/>
         </w:rPr>
-        <w:t xml:space="preserve">Herramientas: </w:t>
-      </w:r>
-      <w:r>
-        <w:t>Chat de IA autorizado si está disponible; Excel o Word; cartilla; temporizador. Alternativa: material impreso y revisión entre pares.</w:t>
+        <w:t>Herramientas: chat autorizado o carpeta abierta en Antigravity o Codex; paquete de fuentes y encargo preparado. La IA genera los documentos; tú los revisas y descargas.</w:t>
       </w:r>
     </w:p>
     <w:p>
+      <w:pPr>
+        <w:widowControl/>
+      </w:pPr>
       <w:r>
         <w:rPr>
+          <w:rFonts w:ascii="Aptos" w:hAnsi="Aptos"/>
           <w:b/>
         </w:rPr>
         <w:t>Pasos de trabajo</w:t>
       </w:r>
-      <w:r/>
-    </w:p>
-    <w:p>
-      <w:pPr>
-        <w:spacing w:after="40"/>
-        <w:ind w:left="288" w:hanging="288"/>
-      </w:pPr>
       <w:r>
-        <w:t>1. 10 min · Explica qué diferencia una decisión de una intervención.</w:t>
+        <w:rPr>
+          <w:rFonts w:ascii="Aptos" w:hAnsi="Aptos"/>
+        </w:rPr>
       </w:r>
     </w:p>
     <w:p>
       <w:pPr>
+        <w:widowControl/>
         <w:spacing w:after="40"/>
         <w:ind w:left="288" w:hanging="288"/>
       </w:pPr>
       <w:r>
-        <w:t>2. 10 min · Escucha o lee la transcripción completa sin generar acta.</w:t>
+        <w:rPr>
+          <w:rFonts w:ascii="Aptos" w:hAnsi="Aptos"/>
+        </w:rPr>
+        <w:t>1. 10 min · Pide a la IA un ejemplo de la diferencia entre una decisión y una intervención usando la transcripción adjunta.</w:t>
       </w:r>
     </w:p>
     <w:p>
       <w:pPr>
+        <w:widowControl/>
         <w:spacing w:after="40"/>
         <w:ind w:left="288" w:hanging="288"/>
       </w:pPr>
       <w:r>
-        <w:t>3. 20 min · Marca decisiones, acciones, responsables, fechas y puntos sin acuerdo.</w:t>
+        <w:rPr>
+          <w:rFonts w:ascii="Aptos" w:hAnsi="Aptos"/>
+        </w:rPr>
+        <w:t>2. 10 min · Lee la transcripción para reconocer el contexto y luego adjúntala al encargo de la IA.</w:t>
       </w:r>
     </w:p>
     <w:p>
       <w:pPr>
+        <w:widowControl/>
         <w:spacing w:after="40"/>
         <w:ind w:left="288" w:hanging="288"/>
       </w:pPr>
       <w:r>
-        <w:t>4. 25 min · Genera un borrador de acta a partir de las marcas.</w:t>
+        <w:rPr>
+          <w:rFonts w:ascii="Aptos" w:hAnsi="Aptos"/>
+        </w:rPr>
+        <w:t>3. 20 min · Pide a la IA la extracción de decisiones, acciones, responsables, fechas y puntos sin acuerdo, con su frase fuente.</w:t>
       </w:r>
     </w:p>
     <w:p>
       <w:pPr>
+        <w:widowControl/>
         <w:spacing w:after="40"/>
         <w:ind w:left="288" w:hanging="288"/>
       </w:pPr>
       <w:r>
+        <w:rPr>
+          <w:rFonts w:ascii="Aptos" w:hAnsi="Aptos"/>
+        </w:rPr>
+        <w:t>4. 25 min · Pide a la IA el borrador de acta a partir de la extracción y conserva los datos ausentes como pendientes.</w:t>
+      </w:r>
+    </w:p>
+    <w:p>
+      <w:pPr>
+        <w:widowControl/>
+        <w:spacing w:after="40"/>
+        <w:ind w:left="288" w:hanging="288"/>
+      </w:pPr>
+      <w:r>
+        <w:rPr>
+          <w:rFonts w:ascii="Aptos" w:hAnsi="Aptos"/>
+        </w:rPr>
         <w:t>5. 20 min · Comprueba cada decisión y compromiso contra la transcripción.</w:t>
       </w:r>
     </w:p>
     <w:p>
       <w:pPr>
+        <w:widowControl/>
         <w:spacing w:after="40"/>
         <w:ind w:left="288" w:hanging="288"/>
       </w:pPr>
       <w:r>
-        <w:t>6. 25 min · Intercambia actas entre equipos y devuelve correcciones.</w:t>
+        <w:rPr>
+          <w:rFonts w:ascii="Aptos" w:hAnsi="Aptos"/>
+        </w:rPr>
+        <w:t>6. 25 min · Compara el acta con otro equipo y pide a la IA las correcciones respaldadas por la transcripción.</w:t>
       </w:r>
     </w:p>
     <w:p>
       <w:pPr>
+        <w:widowControl/>
         <w:spacing w:after="40"/>
         <w:ind w:left="288" w:hanging="288"/>
       </w:pPr>
       <w:r>
-        <w:t>7. 10 min · Entrega acta y lista de datos faltantes.</w:t>
+        <w:rPr>
+          <w:rFonts w:ascii="Aptos" w:hAnsi="Aptos"/>
+        </w:rPr>
+        <w:t>7. 10 min · Descarga el acta, la lista de datos faltantes y resultado.json preparados por la IA.</w:t>
       </w:r>
     </w:p>
     <w:p>
+      <w:pPr>
+        <w:widowControl/>
+      </w:pPr>
       <w:r>
         <w:rPr>
+          <w:rFonts w:ascii="Aptos" w:hAnsi="Aptos"/>
           <w:b/>
         </w:rPr>
         <w:t>Prompt de partida</w:t>
       </w:r>
-      <w:r/>
+      <w:r>
+        <w:rPr>
+          <w:rFonts w:ascii="Aptos" w:hAnsi="Aptos"/>
+        </w:rPr>
+      </w:r>
     </w:p>
     <w:p>
       <w:pPr>
+        <w:widowControl/>
         <w:spacing w:after="140"/>
         <w:ind w:left="259" w:right="259"/>
       </w:pPr>
       <w:r>
         <w:rPr>
+          <w:rFonts w:ascii="Aptos" w:hAnsi="Aptos"/>
           <w:i/>
           <w:color w:val="006B54"/>
         </w:rPr>
@@ -1909,230 +3218,321 @@
       </w:r>
     </w:p>
     <w:p>
+      <w:pPr>
+        <w:widowControl/>
+      </w:pPr>
       <w:r>
         <w:rPr>
+          <w:rFonts w:ascii="Aptos" w:hAnsi="Aptos"/>
           <w:b/>
         </w:rPr>
         <w:t>Productos que debes entregar</w:t>
       </w:r>
-      <w:r/>
+      <w:r>
+        <w:rPr>
+          <w:rFonts w:ascii="Aptos" w:hAnsi="Aptos"/>
+        </w:rPr>
+      </w:r>
     </w:p>
     <w:p>
       <w:pPr>
         <w:pStyle w:val="ListBullet"/>
+        <w:widowControl/>
         <w:spacing w:after="40"/>
       </w:pPr>
       <w:r>
+        <w:rPr>
+          <w:rFonts w:ascii="Aptos" w:hAnsi="Aptos"/>
+        </w:rPr>
         <w:t>Acta borrador</w:t>
       </w:r>
     </w:p>
     <w:p>
       <w:pPr>
         <w:pStyle w:val="ListBullet"/>
+        <w:widowControl/>
         <w:spacing w:after="40"/>
       </w:pPr>
       <w:r>
+        <w:rPr>
+          <w:rFonts w:ascii="Aptos" w:hAnsi="Aptos"/>
+        </w:rPr>
         <w:t>Decisiones y compromisos</w:t>
       </w:r>
     </w:p>
     <w:p>
       <w:pPr>
         <w:pStyle w:val="ListBullet"/>
+        <w:widowControl/>
         <w:spacing w:after="40"/>
       </w:pPr>
       <w:r>
+        <w:rPr>
+          <w:rFonts w:ascii="Aptos" w:hAnsi="Aptos"/>
+        </w:rPr>
         <w:t>Vacíos de responsable o fecha</w:t>
       </w:r>
     </w:p>
     <w:p>
       <w:pPr>
+        <w:widowControl/>
         <w:spacing w:after="60"/>
       </w:pPr>
       <w:r>
         <w:rPr>
+          <w:rFonts w:ascii="Aptos" w:hAnsi="Aptos"/>
           <w:b/>
         </w:rPr>
         <w:t xml:space="preserve">Verificación: </w:t>
       </w:r>
       <w:r>
+        <w:rPr>
+          <w:rFonts w:ascii="Aptos" w:hAnsi="Aptos"/>
+        </w:rPr>
         <w:t>No se atribuye un compromiso a quien no lo aceptó; no se transforma una propuesta en decisión; fechas y responsables se rastrean a la transcripción.</w:t>
       </w:r>
     </w:p>
     <w:p>
       <w:pPr>
+        <w:widowControl/>
         <w:spacing w:after="60"/>
       </w:pPr>
       <w:r>
         <w:rPr>
-          <w:b/>
+          <w:rFonts w:ascii="Aptos" w:hAnsi="Aptos"/>
         </w:rPr>
-        <w:t xml:space="preserve">Si no hay acceso a IA: </w:t>
-      </w:r>
-      <w:r>
-        <w:t>Extrae los compromisos en papel y construye el acta con plantilla de Word sin IA.</w:t>
+        <w:t>Si no hay acceso a IA: observa una demostración y revisa sus fuentes. Conserva como pendiente tu ejecución propia con IA; una observación no acredita haber generado el producto.</w:t>
       </w:r>
     </w:p>
     <w:p>
       <w:pPr>
         <w:pStyle w:val="Heading2"/>
+        <w:widowControl/>
       </w:pPr>
       <w:r>
+        <w:rPr>
+          <w:rFonts w:ascii="Aptos" w:hAnsi="Aptos"/>
+        </w:rPr>
         <w:t>Cierre individual</w:t>
       </w:r>
     </w:p>
     <w:p>
+      <w:pPr>
+        <w:widowControl/>
+      </w:pPr>
       <w:r>
+        <w:rPr>
+          <w:rFonts w:ascii="Aptos" w:hAnsi="Aptos"/>
+        </w:rPr>
         <w:t>¿Qué resultado corregiste o verificaste? ¿Qué dato quedó pendiente? ¿Qué tendría que aprobar una persona antes de usar este producto en el trabajo?</w:t>
       </w:r>
     </w:p>
     <w:p>
+      <w:pPr>
+        <w:widowControl/>
+      </w:pPr>
       <w:r>
+        <w:rPr>
+          <w:rFonts w:ascii="Aptos" w:hAnsi="Aptos"/>
+        </w:rPr>
         <w:br w:type="page"/>
       </w:r>
     </w:p>
     <w:p>
       <w:pPr>
         <w:pStyle w:val="Heading1"/>
+        <w:widowControl/>
       </w:pPr>
       <w:r>
+        <w:rPr>
+          <w:rFonts w:ascii="Aptos" w:hAnsi="Aptos"/>
+        </w:rPr>
         <w:t>Reto 6 Informe sucio</w:t>
       </w:r>
     </w:p>
     <w:p>
       <w:pPr>
+        <w:widowControl/>
         <w:spacing w:after="60"/>
       </w:pPr>
       <w:r>
         <w:rPr>
+          <w:rFonts w:ascii="Aptos" w:hAnsi="Aptos"/>
           <w:b/>
         </w:rPr>
         <w:t xml:space="preserve">Tiempo: </w:t>
       </w:r>
       <w:r>
+        <w:rPr>
+          <w:rFonts w:ascii="Aptos" w:hAnsi="Aptos"/>
+        </w:rPr>
         <w:t>60 minutos</w:t>
       </w:r>
     </w:p>
     <w:p>
       <w:pPr>
+        <w:widowControl/>
         <w:spacing w:after="60"/>
       </w:pPr>
       <w:r>
         <w:rPr>
-          <w:b/>
+          <w:rFonts w:ascii="Aptos" w:hAnsi="Aptos"/>
         </w:rPr>
-        <w:t xml:space="preserve">Misión: </w:t>
-      </w:r>
-      <w:r>
-        <w:t>Limpia una copia de una tabla simulada sin borrar ni completar registros por intuición.</w:t>
+        <w:t>Misión: Encarga a la IA la limpieza de una copia con reglas trazables. Revisa que no borre registros ni invente datos.</w:t>
       </w:r>
     </w:p>
     <w:p>
       <w:pPr>
+        <w:widowControl/>
         <w:spacing w:after="60"/>
       </w:pPr>
       <w:r>
         <w:rPr>
+          <w:rFonts w:ascii="Aptos" w:hAnsi="Aptos"/>
           <w:b/>
         </w:rPr>
         <w:t xml:space="preserve">Material: </w:t>
       </w:r>
       <w:r>
+        <w:rPr>
+          <w:rFonts w:ascii="Aptos" w:hAnsi="Aptos"/>
+        </w:rPr>
         <w:t>Datos SOFIA</w:t>
       </w:r>
     </w:p>
     <w:p>
       <w:pPr>
+        <w:widowControl/>
         <w:spacing w:after="60"/>
       </w:pPr>
       <w:r>
         <w:rPr>
-          <w:b/>
+          <w:rFonts w:ascii="Aptos" w:hAnsi="Aptos"/>
         </w:rPr>
-        <w:t xml:space="preserve">Herramientas: </w:t>
-      </w:r>
-      <w:r>
-        <w:t>Chat de IA autorizado si está disponible; Excel o Word; cartilla; temporizador. Alternativa: material impreso y revisión entre pares.</w:t>
+        <w:t>Herramientas: chat autorizado o carpeta abierta en Antigravity o Codex; paquete de fuentes y encargo preparado. La IA genera los documentos; tú los revisas y descargas.</w:t>
       </w:r>
     </w:p>
     <w:p>
+      <w:pPr>
+        <w:widowControl/>
+      </w:pPr>
       <w:r>
         <w:rPr>
+          <w:rFonts w:ascii="Aptos" w:hAnsi="Aptos"/>
           <w:b/>
         </w:rPr>
         <w:t>Pasos de trabajo</w:t>
       </w:r>
-      <w:r/>
-    </w:p>
-    <w:p>
-      <w:pPr>
-        <w:spacing w:after="40"/>
-        <w:ind w:left="288" w:hanging="288"/>
-      </w:pPr>
       <w:r>
-        <w:t>1. 5 min · Explica el objetivo y protege la copia original.</w:t>
+        <w:rPr>
+          <w:rFonts w:ascii="Aptos" w:hAnsi="Aptos"/>
+        </w:rPr>
       </w:r>
     </w:p>
     <w:p>
       <w:pPr>
+        <w:widowControl/>
         <w:spacing w:after="40"/>
         <w:ind w:left="288" w:hanging="288"/>
       </w:pPr>
       <w:r>
-        <w:t>2. 10 min · Cuenta vacíos, duplicados y variantes antes de limpiar.</w:t>
+        <w:rPr>
+          <w:rFonts w:ascii="Aptos" w:hAnsi="Aptos"/>
+        </w:rPr>
+        <w:t>1. 5 min · Revisa el objetivo del encargo y conserva el archivo original; la IA debe trabajar en una copia.</w:t>
       </w:r>
     </w:p>
     <w:p>
       <w:pPr>
+        <w:widowControl/>
         <w:spacing w:after="40"/>
         <w:ind w:left="288" w:hanging="288"/>
       </w:pPr>
       <w:r>
-        <w:t>3. 20 min · Normaliza nombres de estado y fechas válidas; documenta cada regla.</w:t>
+        <w:rPr>
+          <w:rFonts w:ascii="Aptos" w:hAnsi="Aptos"/>
+        </w:rPr>
+        <w:t>2. 10 min · Pide a la IA el conteo de vacíos, duplicados y variantes antes de limpiar; contrasta una muestra con la fuente.</w:t>
       </w:r>
     </w:p>
     <w:p>
       <w:pPr>
+        <w:widowControl/>
         <w:spacing w:after="40"/>
         <w:ind w:left="288" w:hanging="288"/>
       </w:pPr>
       <w:r>
-        <w:t>4. 10 min · Marca registros que requieren decisión, no los completes por intuición.</w:t>
+        <w:rPr>
+          <w:rFonts w:ascii="Aptos" w:hAnsi="Aptos"/>
+        </w:rPr>
+        <w:t>3. 20 min · Encarga a la IA la normalización de estados y fechas válidas y la documentación de cada regla aplicada.</w:t>
       </w:r>
     </w:p>
     <w:p>
       <w:pPr>
+        <w:widowControl/>
         <w:spacing w:after="40"/>
         <w:ind w:left="288" w:hanging="288"/>
       </w:pPr>
       <w:r>
+        <w:rPr>
+          <w:rFonts w:ascii="Aptos" w:hAnsi="Aptos"/>
+        </w:rPr>
+        <w:t>4. 10 min · Pide a la IA que señale los registros que requieren decisión y deje sus valores pendientes, sin inferirlos.</w:t>
+      </w:r>
+    </w:p>
+    <w:p>
+      <w:pPr>
+        <w:widowControl/>
+        <w:spacing w:after="40"/>
+        <w:ind w:left="288" w:hanging="288"/>
+      </w:pPr>
+      <w:r>
+        <w:rPr>
+          <w:rFonts w:ascii="Aptos" w:hAnsi="Aptos"/>
+        </w:rPr>
         <w:t>5. 10 min · Otra pareja revisa una muestra y un caso límite.</w:t>
       </w:r>
     </w:p>
     <w:p>
       <w:pPr>
+        <w:widowControl/>
         <w:spacing w:after="40"/>
         <w:ind w:left="288" w:hanging="288"/>
       </w:pPr>
       <w:r>
-        <w:t>6. 5 min · Entrega copia limpia y bitácora.</w:t>
+        <w:rPr>
+          <w:rFonts w:ascii="Aptos" w:hAnsi="Aptos"/>
+        </w:rPr>
+        <w:t>6. 5 min · Descarga la copia limpia, las reglas y la bitácora que genera la IA; conserva la fuente.</w:t>
       </w:r>
     </w:p>
     <w:p>
+      <w:pPr>
+        <w:widowControl/>
+      </w:pPr>
       <w:r>
         <w:rPr>
+          <w:rFonts w:ascii="Aptos" w:hAnsi="Aptos"/>
           <w:b/>
         </w:rPr>
         <w:t>Prompt de partida</w:t>
       </w:r>
-      <w:r/>
+      <w:r>
+        <w:rPr>
+          <w:rFonts w:ascii="Aptos" w:hAnsi="Aptos"/>
+        </w:rPr>
+      </w:r>
     </w:p>
     <w:p>
       <w:pPr>
+        <w:widowControl/>
         <w:spacing w:after="140"/>
         <w:ind w:left="259" w:right="259"/>
       </w:pPr>
       <w:r>
         <w:rPr>
+          <w:rFonts w:ascii="Aptos" w:hAnsi="Aptos"/>
           <w:i/>
           <w:color w:val="006B54"/>
         </w:rPr>
@@ -2140,239 +3540,334 @@
       </w:r>
     </w:p>
     <w:p>
+      <w:pPr>
+        <w:widowControl/>
+      </w:pPr>
       <w:r>
         <w:rPr>
+          <w:rFonts w:ascii="Aptos" w:hAnsi="Aptos"/>
           <w:b/>
         </w:rPr>
         <w:t>Productos que debes entregar</w:t>
       </w:r>
-      <w:r/>
+      <w:r>
+        <w:rPr>
+          <w:rFonts w:ascii="Aptos" w:hAnsi="Aptos"/>
+        </w:rPr>
+      </w:r>
     </w:p>
     <w:p>
       <w:pPr>
         <w:pStyle w:val="ListBullet"/>
+        <w:widowControl/>
         <w:spacing w:after="40"/>
       </w:pPr>
       <w:r>
+        <w:rPr>
+          <w:rFonts w:ascii="Aptos" w:hAnsi="Aptos"/>
+        </w:rPr>
         <w:t>Copia limpia</w:t>
       </w:r>
     </w:p>
     <w:p>
       <w:pPr>
         <w:pStyle w:val="ListBullet"/>
+        <w:widowControl/>
         <w:spacing w:after="40"/>
       </w:pPr>
       <w:r>
+        <w:rPr>
+          <w:rFonts w:ascii="Aptos" w:hAnsi="Aptos"/>
+        </w:rPr>
         <w:t>Reglas aplicadas</w:t>
       </w:r>
     </w:p>
     <w:p>
       <w:pPr>
         <w:pStyle w:val="ListBullet"/>
+        <w:widowControl/>
         <w:spacing w:after="40"/>
       </w:pPr>
       <w:r>
+        <w:rPr>
+          <w:rFonts w:ascii="Aptos" w:hAnsi="Aptos"/>
+        </w:rPr>
         <w:t>Casos pendientes y conteo antes/después</w:t>
       </w:r>
     </w:p>
     <w:p>
       <w:pPr>
+        <w:widowControl/>
         <w:spacing w:after="60"/>
       </w:pPr>
       <w:r>
         <w:rPr>
+          <w:rFonts w:ascii="Aptos" w:hAnsi="Aptos"/>
           <w:b/>
         </w:rPr>
         <w:t xml:space="preserve">Verificación: </w:t>
       </w:r>
       <w:r>
+        <w:rPr>
+          <w:rFonts w:ascii="Aptos" w:hAnsi="Aptos"/>
+        </w:rPr>
         <w:t>No se pierde el original; duplicados y vacíos quedan registrados; ninguna fecha ambigua se infiere.</w:t>
       </w:r>
     </w:p>
     <w:p>
       <w:pPr>
+        <w:widowControl/>
         <w:spacing w:after="60"/>
       </w:pPr>
       <w:r>
         <w:rPr>
-          <w:b/>
+          <w:rFonts w:ascii="Aptos" w:hAnsi="Aptos"/>
         </w:rPr>
-        <w:t xml:space="preserve">Si no hay acceso a IA: </w:t>
-      </w:r>
-      <w:r>
-        <w:t>Limpia con filtros, ESPACIOS, MAYUSC/MINUSC y formato de fecha, con la misma bitácora.</w:t>
+        <w:t>Si no hay acceso a IA: observa una demostración y revisa sus fuentes. Conserva como pendiente tu ejecución propia con IA; una observación no acredita haber generado el producto.</w:t>
       </w:r>
     </w:p>
     <w:p>
       <w:pPr>
         <w:pStyle w:val="Heading2"/>
+        <w:widowControl/>
       </w:pPr>
       <w:r>
+        <w:rPr>
+          <w:rFonts w:ascii="Aptos" w:hAnsi="Aptos"/>
+        </w:rPr>
         <w:t>Cierre individual</w:t>
       </w:r>
     </w:p>
     <w:p>
+      <w:pPr>
+        <w:widowControl/>
+      </w:pPr>
       <w:r>
+        <w:rPr>
+          <w:rFonts w:ascii="Aptos" w:hAnsi="Aptos"/>
+        </w:rPr>
         <w:t>¿Qué resultado corregiste o verificaste? ¿Qué dato quedó pendiente? ¿Qué tendría que aprobar una persona antes de usar este producto en el trabajo?</w:t>
       </w:r>
     </w:p>
     <w:p>
+      <w:pPr>
+        <w:widowControl/>
+      </w:pPr>
       <w:r>
+        <w:rPr>
+          <w:rFonts w:ascii="Aptos" w:hAnsi="Aptos"/>
+        </w:rPr>
         <w:br w:type="page"/>
       </w:r>
     </w:p>
     <w:p>
       <w:pPr>
         <w:pStyle w:val="Heading1"/>
+        <w:widowControl/>
       </w:pPr>
       <w:r>
-        <w:t>Reto 7 Presupuesto oculto</w:t>
+        <w:rPr>
+          <w:rFonts w:ascii="Aptos" w:hAnsi="Aptos"/>
+        </w:rPr>
+        <w:t>Reto 8 Presupuesto oculto</w:t>
       </w:r>
     </w:p>
     <w:p>
       <w:pPr>
+        <w:widowControl/>
         <w:spacing w:after="60"/>
       </w:pPr>
       <w:r>
         <w:rPr>
+          <w:rFonts w:ascii="Aptos" w:hAnsi="Aptos"/>
           <w:b/>
         </w:rPr>
         <w:t xml:space="preserve">Tiempo: </w:t>
       </w:r>
       <w:r>
+        <w:rPr>
+          <w:rFonts w:ascii="Aptos" w:hAnsi="Aptos"/>
+        </w:rPr>
         <w:t>120 minutos</w:t>
       </w:r>
     </w:p>
     <w:p>
       <w:pPr>
+        <w:widowControl/>
         <w:spacing w:after="60"/>
       </w:pPr>
       <w:r>
         <w:rPr>
-          <w:b/>
+          <w:rFonts w:ascii="Aptos" w:hAnsi="Aptos"/>
         </w:rPr>
-        <w:t xml:space="preserve">Misión: </w:t>
-      </w:r>
-      <w:r>
-        <w:t>Describe una relación entre presupuesto, participación y deserción, sin afirmar causalidad.</w:t>
+        <w:t>Misión: Encarga a la IA los cálculos, el gráfico y la descripción de asociaciones entre presupuesto, participación y deserción, sin afirmar causalidad.</w:t>
       </w:r>
     </w:p>
     <w:p>
       <w:pPr>
+        <w:widowControl/>
         <w:spacing w:after="60"/>
       </w:pPr>
       <w:r>
         <w:rPr>
+          <w:rFonts w:ascii="Aptos" w:hAnsi="Aptos"/>
           <w:b/>
         </w:rPr>
         <w:t xml:space="preserve">Material: </w:t>
       </w:r>
       <w:r>
+        <w:rPr>
+          <w:rFonts w:ascii="Aptos" w:hAnsi="Aptos"/>
+        </w:rPr>
         <w:t>Bienestar</w:t>
       </w:r>
     </w:p>
     <w:p>
       <w:pPr>
+        <w:widowControl/>
         <w:spacing w:after="60"/>
       </w:pPr>
       <w:r>
         <w:rPr>
-          <w:b/>
+          <w:rFonts w:ascii="Aptos" w:hAnsi="Aptos"/>
         </w:rPr>
-        <w:t xml:space="preserve">Herramientas: </w:t>
-      </w:r>
-      <w:r>
-        <w:t>Chat de IA autorizado si está disponible; Excel o Word; cartilla; temporizador. Alternativa: material impreso y revisión entre pares.</w:t>
+        <w:t>Herramientas: chat autorizado o carpeta abierta en Antigravity o Codex; paquete de fuentes y encargo preparado. La IA genera los documentos; tú los revisas y descargas.</w:t>
       </w:r>
     </w:p>
     <w:p>
+      <w:pPr>
+        <w:widowControl/>
+      </w:pPr>
       <w:r>
         <w:rPr>
+          <w:rFonts w:ascii="Aptos" w:hAnsi="Aptos"/>
           <w:b/>
         </w:rPr>
         <w:t>Pasos de trabajo</w:t>
       </w:r>
-      <w:r/>
-    </w:p>
-    <w:p>
-      <w:pPr>
-        <w:spacing w:after="40"/>
-        <w:ind w:left="288" w:hanging="288"/>
-      </w:pPr>
       <w:r>
-        <w:t>1. 10 min · Lee definiciones, periodo y tamaños de población.</w:t>
+        <w:rPr>
+          <w:rFonts w:ascii="Aptos" w:hAnsi="Aptos"/>
+        </w:rPr>
       </w:r>
     </w:p>
     <w:p>
       <w:pPr>
+        <w:widowControl/>
         <w:spacing w:after="40"/>
         <w:ind w:left="288" w:hanging="288"/>
       </w:pPr>
       <w:r>
-        <w:t>2. 15 min · Calcula tasas y presupuesto por aprendiz.</w:t>
+        <w:rPr>
+          <w:rFonts w:ascii="Aptos" w:hAnsi="Aptos"/>
+        </w:rPr>
+        <w:t>1. 10 min · Revisa con la fuente las definiciones, el periodo y los tamaños de población que usará la IA.</w:t>
       </w:r>
     </w:p>
     <w:p>
       <w:pPr>
+        <w:widowControl/>
         <w:spacing w:after="40"/>
         <w:ind w:left="288" w:hanging="288"/>
       </w:pPr>
       <w:r>
-        <w:t>3. 35 min · Grafica presupuesto por aprendiz y deserción; explora valores atípicos.</w:t>
+        <w:rPr>
+          <w:rFonts w:ascii="Aptos" w:hAnsi="Aptos"/>
+        </w:rPr>
+        <w:t>2. 15 min · Pide a la IA las tasas y el presupuesto por aprendiz con numerador, denominador y fórmula visibles.</w:t>
       </w:r>
     </w:p>
     <w:p>
       <w:pPr>
+        <w:widowControl/>
         <w:spacing w:after="40"/>
         <w:ind w:left="288" w:hanging="288"/>
       </w:pPr>
       <w:r>
+        <w:rPr>
+          <w:rFonts w:ascii="Aptos" w:hAnsi="Aptos"/>
+        </w:rPr>
+        <w:t>3. 35 min · Pide a la IA el gráfico de presupuesto por aprendiz y deserción con su tabla equivalente y valores atípicos identificados.</w:t>
+      </w:r>
+    </w:p>
+    <w:p>
+      <w:pPr>
+        <w:widowControl/>
+        <w:spacing w:after="40"/>
+        <w:ind w:left="288" w:hanging="288"/>
+      </w:pPr>
+      <w:r>
+        <w:rPr>
+          <w:rFonts w:ascii="Aptos" w:hAnsi="Aptos"/>
+        </w:rPr>
         <w:t>4. 20 min · Solicita a la IA tres conclusiones con evidencia y límite.</w:t>
       </w:r>
     </w:p>
     <w:p>
       <w:pPr>
+        <w:widowControl/>
         <w:spacing w:after="40"/>
         <w:ind w:left="288" w:hanging="288"/>
       </w:pPr>
       <w:r>
-        <w:t>5. 20 min · Recalcula cada cifra y elimina afirmaciones causales sin diseño.</w:t>
+        <w:rPr>
+          <w:rFonts w:ascii="Aptos" w:hAnsi="Aptos"/>
+        </w:rPr>
+        <w:t>5. 20 min · Pide a la IA un cálculo de control, contrástalo con la fuente y solicita retirar afirmaciones causales sin respaldo.</w:t>
       </w:r>
     </w:p>
     <w:p>
       <w:pPr>
+        <w:widowControl/>
         <w:spacing w:after="40"/>
         <w:ind w:left="288" w:hanging="288"/>
       </w:pPr>
       <w:r>
-        <w:t>6. 15 min · Presenta una conclusión y una pregunta de gestión.</w:t>
+        <w:rPr>
+          <w:rFonts w:ascii="Aptos" w:hAnsi="Aptos"/>
+        </w:rPr>
+        <w:t>6. 15 min · Revisa la conclusión y la pregunta de gestión generadas por la IA antes de compartir el resultado.</w:t>
       </w:r>
     </w:p>
     <w:p>
       <w:pPr>
+        <w:widowControl/>
         <w:spacing w:after="40"/>
         <w:ind w:left="288" w:hanging="288"/>
       </w:pPr>
       <w:r>
-        <w:t>7. 5 min · Registra el hallazgo con cautela.</w:t>
+        <w:rPr>
+          <w:rFonts w:ascii="Aptos" w:hAnsi="Aptos"/>
+        </w:rPr>
+        <w:t>7. 5 min · Pide a la IA que guarde el hallazgo con alcance, límites y pendientes en el documento descargable.</w:t>
       </w:r>
     </w:p>
     <w:p>
+      <w:pPr>
+        <w:widowControl/>
+      </w:pPr>
       <w:r>
         <w:rPr>
+          <w:rFonts w:ascii="Aptos" w:hAnsi="Aptos"/>
           <w:b/>
         </w:rPr>
         <w:t>Prompt de partida</w:t>
       </w:r>
-      <w:r/>
+      <w:r>
+        <w:rPr>
+          <w:rFonts w:ascii="Aptos" w:hAnsi="Aptos"/>
+        </w:rPr>
+      </w:r>
     </w:p>
     <w:p>
       <w:pPr>
+        <w:widowControl/>
         <w:spacing w:after="140"/>
         <w:ind w:left="259" w:right="259"/>
       </w:pPr>
       <w:r>
         <w:rPr>
+          <w:rFonts w:ascii="Aptos" w:hAnsi="Aptos"/>
           <w:i/>
           <w:color w:val="006B54"/>
         </w:rPr>
@@ -2380,159 +3875,216 @@
       </w:r>
     </w:p>
     <w:p>
+      <w:pPr>
+        <w:widowControl/>
+      </w:pPr>
       <w:r>
         <w:rPr>
+          <w:rFonts w:ascii="Aptos" w:hAnsi="Aptos"/>
           <w:b/>
         </w:rPr>
         <w:t>Productos que debes entregar</w:t>
       </w:r>
-      <w:r/>
+      <w:r>
+        <w:rPr>
+          <w:rFonts w:ascii="Aptos" w:hAnsi="Aptos"/>
+        </w:rPr>
+      </w:r>
     </w:p>
     <w:p>
       <w:pPr>
         <w:pStyle w:val="ListBullet"/>
+        <w:widowControl/>
         <w:spacing w:after="40"/>
       </w:pPr>
       <w:r>
+        <w:rPr>
+          <w:rFonts w:ascii="Aptos" w:hAnsi="Aptos"/>
+        </w:rPr>
         <w:t>Cálculos y gráfico</w:t>
       </w:r>
     </w:p>
     <w:p>
       <w:pPr>
         <w:pStyle w:val="ListBullet"/>
+        <w:widowControl/>
         <w:spacing w:after="40"/>
       </w:pPr>
       <w:r>
+        <w:rPr>
+          <w:rFonts w:ascii="Aptos" w:hAnsi="Aptos"/>
+        </w:rPr>
         <w:t>Tres hallazgos descriptivos</w:t>
       </w:r>
     </w:p>
     <w:p>
       <w:pPr>
         <w:pStyle w:val="ListBullet"/>
+        <w:widowControl/>
         <w:spacing w:after="40"/>
       </w:pPr>
       <w:r>
+        <w:rPr>
+          <w:rFonts w:ascii="Aptos" w:hAnsi="Aptos"/>
+        </w:rPr>
         <w:t>Limitación y pregunta adicional</w:t>
       </w:r>
     </w:p>
     <w:p>
       <w:pPr>
+        <w:widowControl/>
         <w:spacing w:after="60"/>
       </w:pPr>
       <w:r>
         <w:rPr>
+          <w:rFonts w:ascii="Aptos" w:hAnsi="Aptos"/>
           <w:b/>
         </w:rPr>
         <w:t xml:space="preserve">Verificación: </w:t>
       </w:r>
       <w:r>
+        <w:rPr>
+          <w:rFonts w:ascii="Aptos" w:hAnsi="Aptos"/>
+        </w:rPr>
         <w:t>La tasa usa deserciones/aprendices matriculados; el presupuesto está en COP ficticios; asociación no prueba causalidad.</w:t>
       </w:r>
     </w:p>
     <w:p>
       <w:pPr>
+        <w:widowControl/>
         <w:spacing w:after="60"/>
       </w:pPr>
       <w:r>
         <w:rPr>
-          <w:b/>
+          <w:rFonts w:ascii="Aptos" w:hAnsi="Aptos"/>
         </w:rPr>
-        <w:t xml:space="preserve">Si no hay acceso a IA: </w:t>
-      </w:r>
-      <w:r>
-        <w:t>Calcula las tasas con fórmulas y discute la asociación sin IA.</w:t>
+        <w:t>Si no hay acceso a IA: observa una demostración y revisa sus fuentes. Conserva como pendiente tu ejecución propia con IA; una observación no acredita haber generado el producto.</w:t>
       </w:r>
     </w:p>
     <w:p>
       <w:pPr>
         <w:pStyle w:val="Heading2"/>
+        <w:widowControl/>
       </w:pPr>
       <w:r>
+        <w:rPr>
+          <w:rFonts w:ascii="Aptos" w:hAnsi="Aptos"/>
+        </w:rPr>
         <w:t>Cierre individual</w:t>
       </w:r>
     </w:p>
     <w:p>
+      <w:pPr>
+        <w:widowControl/>
+      </w:pPr>
       <w:r>
+        <w:rPr>
+          <w:rFonts w:ascii="Aptos" w:hAnsi="Aptos"/>
+        </w:rPr>
         <w:t>¿Qué resultado corregiste o verificaste? ¿Qué dato quedó pendiente? ¿Qué tendría que aprobar una persona antes de usar este producto en el trabajo?</w:t>
       </w:r>
     </w:p>
     <w:p>
+      <w:pPr>
+        <w:widowControl/>
+      </w:pPr>
       <w:r>
+        <w:rPr>
+          <w:rFonts w:ascii="Aptos" w:hAnsi="Aptos"/>
+        </w:rPr>
         <w:br w:type="page"/>
       </w:r>
     </w:p>
     <w:p>
       <w:pPr>
         <w:pStyle w:val="Heading1"/>
+        <w:widowControl/>
       </w:pPr>
       <w:r>
+        <w:rPr>
+          <w:rFonts w:ascii="Aptos" w:hAnsi="Aptos"/>
+        </w:rPr>
         <w:t>Hackathon administrativo</w:t>
       </w:r>
     </w:p>
     <w:p>
       <w:pPr>
+        <w:widowControl/>
         <w:spacing w:after="60"/>
       </w:pPr>
       <w:r>
         <w:rPr>
+          <w:rFonts w:ascii="Aptos" w:hAnsi="Aptos"/>
           <w:b/>
         </w:rPr>
         <w:t xml:space="preserve">Tiempo: </w:t>
       </w:r>
       <w:r>
+        <w:rPr>
+          <w:rFonts w:ascii="Aptos" w:hAnsi="Aptos"/>
+        </w:rPr>
         <w:t>Día 4, 07:00–19:00 (incluye cierre y transferencia)</w:t>
       </w:r>
     </w:p>
     <w:p>
       <w:pPr>
+        <w:widowControl/>
         <w:spacing w:after="60"/>
       </w:pPr>
       <w:r>
         <w:rPr>
-          <w:b/>
+          <w:rFonts w:ascii="Aptos" w:hAnsi="Aptos"/>
         </w:rPr>
-        <w:t xml:space="preserve">Misión: </w:t>
-      </w:r>
-      <w:r>
-        <w:t>Responde a una auditoría simulada usando datos ficticios, entregables trazables y revisión humana.</w:t>
+        <w:t>Misión: Encarga a la IA el análisis y los borradores del caso de auditoría. Revisa la trazabilidad y conserva toda diferencia como una pregunta pendiente de corroboración.</w:t>
       </w:r>
     </w:p>
     <w:p>
       <w:pPr>
+        <w:widowControl/>
         <w:spacing w:after="60"/>
       </w:pPr>
       <w:r>
         <w:rPr>
+          <w:rFonts w:ascii="Aptos" w:hAnsi="Aptos"/>
           <w:b/>
         </w:rPr>
         <w:t xml:space="preserve">Material: </w:t>
       </w:r>
       <w:r>
+        <w:rPr>
+          <w:rFonts w:ascii="Aptos" w:hAnsi="Aptos"/>
+        </w:rPr>
         <w:t>Contratos</w:t>
       </w:r>
     </w:p>
     <w:p>
       <w:pPr>
+        <w:widowControl/>
         <w:spacing w:after="60"/>
       </w:pPr>
       <w:r>
         <w:rPr>
-          <w:b/>
+          <w:rFonts w:ascii="Aptos" w:hAnsi="Aptos"/>
         </w:rPr>
-        <w:t xml:space="preserve">Herramientas: </w:t>
-      </w:r>
-      <w:r>
-        <w:t>Chat de IA autorizado si está disponible; Excel o Word; cartilla; temporizador. Alternativa: material impreso y revisión entre pares.</w:t>
+        <w:t>Herramientas: chat autorizado o carpeta abierta en Antigravity o Codex; paquete de fuentes y encargo preparado. La IA genera los documentos; tú los revisas y descargas.</w:t>
       </w:r>
     </w:p>
     <w:p>
+      <w:pPr>
+        <w:widowControl/>
+      </w:pPr>
       <w:r>
         <w:rPr>
+          <w:rFonts w:ascii="Aptos" w:hAnsi="Aptos"/>
           <w:b/>
         </w:rPr>
         <w:t>Ruta del reto integrador</w:t>
       </w:r>
-      <w:r/>
+      <w:r>
+        <w:rPr>
+          <w:rFonts w:ascii="Aptos" w:hAnsi="Aptos"/>
+        </w:rPr>
+      </w:r>
     </w:p>
     <w:tbl>
       <w:tblPr>
@@ -2541,12 +4093,12 @@
         <w:tblLayout w:type="autofit"/>
         <w:tblLook w:firstColumn="1" w:firstRow="1" w:lastColumn="0" w:lastRow="0" w:noHBand="0" w:noVBand="1" w:val="04A0"/>
         <w:tblBorders>
-          <w:top w:val="single" w:sz="4" w:space="0" w:color="D9E0DD"/>
-          <w:left w:val="single" w:sz="4" w:space="0" w:color="D9E0DD"/>
-          <w:bottom w:val="single" w:sz="4" w:space="0" w:color="D9E0DD"/>
-          <w:right w:val="single" w:sz="4" w:space="0" w:color="D9E0DD"/>
-          <w:insideH w:val="single" w:sz="4" w:space="0" w:color="D9E0DD"/>
-          <w:insideV w:val="single" w:sz="4" w:space="0" w:color="D9E0DD"/>
+          <w:top w:val="single" w:sz="5" w:color="D4E0E7"/>
+          <w:left w:val="single" w:sz="5" w:color="D4E0E7"/>
+          <w:bottom w:val="single" w:sz="5" w:color="D4E0E7"/>
+          <w:right w:val="single" w:sz="5" w:color="D4E0E7"/>
+          <w:insideH w:val="single" w:sz="5" w:color="D4E0E7"/>
+          <w:insideV w:val="single" w:sz="5" w:color="D4E0E7"/>
         </w:tblBorders>
       </w:tblPr>
       <w:tblGrid>
@@ -2562,18 +4114,26 @@
         <w:tc>
           <w:tcPr>
             <w:tcW w:type="dxa" w:w="1296"/>
-            <w:shd w:fill="006B54"/>
             <w:vAlign w:val="center"/>
+            <w:shd w:fill="1B4258"/>
+            <w:tcMar>
+              <w:top w:w="100" w:type="dxa"/>
+              <w:left w:w="100" w:type="dxa"/>
+              <w:bottom w:w="100" w:type="dxa"/>
+              <w:right w:w="100" w:type="dxa"/>
+            </w:tcMar>
           </w:tcPr>
           <w:p>
             <w:pPr>
-              <w:spacing w:after="0"/>
+              <w:keepNext/>
+              <w:spacing w:after="80"/>
             </w:pPr>
             <w:r>
               <w:rPr>
+                <w:rFonts w:ascii="Aptos" w:hAnsi="Aptos"/>
                 <w:b/>
                 <w:color w:val="FFFFFF"/>
-                <w:sz w:val="16"/>
+                <w:sz w:val="18"/>
               </w:rPr>
               <w:t>Hora</w:t>
             </w:r>
@@ -2582,18 +4142,26 @@
         <w:tc>
           <w:tcPr>
             <w:tcW w:type="dxa" w:w="2880"/>
-            <w:shd w:fill="006B54"/>
             <w:vAlign w:val="center"/>
+            <w:shd w:fill="1B4258"/>
+            <w:tcMar>
+              <w:top w:w="100" w:type="dxa"/>
+              <w:left w:w="100" w:type="dxa"/>
+              <w:bottom w:w="100" w:type="dxa"/>
+              <w:right w:w="100" w:type="dxa"/>
+            </w:tcMar>
           </w:tcPr>
           <w:p>
             <w:pPr>
-              <w:spacing w:after="0"/>
+              <w:keepNext/>
+              <w:spacing w:after="80"/>
             </w:pPr>
             <w:r>
               <w:rPr>
+                <w:rFonts w:ascii="Aptos" w:hAnsi="Aptos"/>
                 <w:b/>
                 <w:color w:val="FFFFFF"/>
-                <w:sz w:val="16"/>
+                <w:sz w:val="18"/>
               </w:rPr>
               <w:t>Bloque</w:t>
             </w:r>
@@ -2602,18 +4170,26 @@
         <w:tc>
           <w:tcPr>
             <w:tcW w:type="dxa" w:w="6768"/>
-            <w:shd w:fill="006B54"/>
             <w:vAlign w:val="center"/>
+            <w:shd w:fill="1B4258"/>
+            <w:tcMar>
+              <w:top w:w="100" w:type="dxa"/>
+              <w:left w:w="100" w:type="dxa"/>
+              <w:bottom w:w="100" w:type="dxa"/>
+              <w:right w:w="100" w:type="dxa"/>
+            </w:tcMar>
           </w:tcPr>
           <w:p>
             <w:pPr>
-              <w:spacing w:after="0"/>
+              <w:keepNext/>
+              <w:spacing w:after="80"/>
             </w:pPr>
             <w:r>
               <w:rPr>
+                <w:rFonts w:ascii="Aptos" w:hAnsi="Aptos"/>
                 <w:b/>
                 <w:color w:val="FFFFFF"/>
-                <w:sz w:val="16"/>
+                <w:sz w:val="18"/>
               </w:rPr>
               <w:t>Qué hacer</w:t>
             </w:r>
@@ -2628,20 +4204,23 @@
           <w:tcPr>
             <w:tcW w:type="dxa" w:w="1296"/>
             <w:vAlign w:val="top"/>
+            <w:shd w:fill="F0F6F8"/>
             <w:tcMar>
-              <w:top w:w="75" w:type="dxa"/>
-              <w:start w:w="85" w:type="dxa"/>
-              <w:bottom w:w="75" w:type="dxa"/>
-              <w:end w:w="85" w:type="dxa"/>
+              <w:top w:w="100" w:type="dxa"/>
+              <w:left w:w="100" w:type="dxa"/>
+              <w:bottom w:w="100" w:type="dxa"/>
+              <w:right w:w="100" w:type="dxa"/>
             </w:tcMar>
           </w:tcPr>
           <w:p>
             <w:pPr>
-              <w:spacing w:after="20" w:line="240" w:lineRule="auto"/>
+              <w:spacing w:after="80" w:line="240" w:lineRule="auto"/>
             </w:pPr>
             <w:r>
               <w:rPr>
-                <w:sz w:val="16"/>
+                <w:rFonts w:ascii="Aptos" w:hAnsi="Aptos"/>
+                <w:color w:val="243746"/>
+                <w:sz w:val="18"/>
               </w:rPr>
               <w:t>07:00–08:00</w:t>
             </w:r>
@@ -2651,20 +4230,23 @@
           <w:tcPr>
             <w:tcW w:type="dxa" w:w="2880"/>
             <w:vAlign w:val="top"/>
+            <w:shd w:fill="F0F6F8"/>
             <w:tcMar>
-              <w:top w:w="75" w:type="dxa"/>
-              <w:start w:w="85" w:type="dxa"/>
-              <w:bottom w:w="75" w:type="dxa"/>
-              <w:end w:w="85" w:type="dxa"/>
+              <w:top w:w="100" w:type="dxa"/>
+              <w:left w:w="100" w:type="dxa"/>
+              <w:bottom w:w="100" w:type="dxa"/>
+              <w:right w:w="100" w:type="dxa"/>
             </w:tcMar>
           </w:tcPr>
           <w:p>
             <w:pPr>
-              <w:spacing w:after="20" w:line="240" w:lineRule="auto"/>
+              <w:spacing w:after="80" w:line="240" w:lineRule="auto"/>
             </w:pPr>
             <w:r>
               <w:rPr>
-                <w:sz w:val="16"/>
+                <w:rFonts w:ascii="Aptos" w:hAnsi="Aptos"/>
+                <w:color w:val="243746"/>
+                <w:sz w:val="18"/>
               </w:rPr>
               <w:t>Reglas y alineación de equipos</w:t>
             </w:r>
@@ -2674,20 +4256,23 @@
           <w:tcPr>
             <w:tcW w:type="dxa" w:w="6768"/>
             <w:vAlign w:val="top"/>
+            <w:shd w:fill="F0F6F8"/>
             <w:tcMar>
-              <w:top w:w="75" w:type="dxa"/>
-              <w:start w:w="85" w:type="dxa"/>
-              <w:bottom w:w="75" w:type="dxa"/>
-              <w:end w:w="85" w:type="dxa"/>
+              <w:top w:w="100" w:type="dxa"/>
+              <w:left w:w="100" w:type="dxa"/>
+              <w:bottom w:w="100" w:type="dxa"/>
+              <w:right w:w="100" w:type="dxa"/>
             </w:tcMar>
           </w:tcPr>
           <w:p>
             <w:pPr>
-              <w:spacing w:after="20" w:line="240" w:lineRule="auto"/>
+              <w:spacing w:after="80" w:line="240" w:lineRule="auto"/>
             </w:pPr>
             <w:r>
               <w:rPr>
-                <w:sz w:val="16"/>
+                <w:rFonts w:ascii="Aptos" w:hAnsi="Aptos"/>
+                <w:color w:val="243746"/>
+                <w:sz w:val="18"/>
               </w:rPr>
               <w:t>Formar escuadrones y acordar criterios de evaluación.</w:t>
             </w:r>
@@ -2702,21 +4287,23 @@
           <w:tcPr>
             <w:tcW w:type="dxa" w:w="1296"/>
             <w:vAlign w:val="top"/>
-            <w:shd w:fill="F5F7F6"/>
+            <w:shd w:fill="FFFFFF"/>
             <w:tcMar>
-              <w:top w:w="75" w:type="dxa"/>
-              <w:start w:w="85" w:type="dxa"/>
-              <w:bottom w:w="75" w:type="dxa"/>
-              <w:end w:w="85" w:type="dxa"/>
+              <w:top w:w="100" w:type="dxa"/>
+              <w:left w:w="100" w:type="dxa"/>
+              <w:bottom w:w="100" w:type="dxa"/>
+              <w:right w:w="100" w:type="dxa"/>
             </w:tcMar>
           </w:tcPr>
           <w:p>
             <w:pPr>
-              <w:spacing w:after="20" w:line="240" w:lineRule="auto"/>
+              <w:spacing w:after="80" w:line="240" w:lineRule="auto"/>
             </w:pPr>
             <w:r>
               <w:rPr>
-                <w:sz w:val="16"/>
+                <w:rFonts w:ascii="Aptos" w:hAnsi="Aptos"/>
+                <w:color w:val="243746"/>
+                <w:sz w:val="18"/>
               </w:rPr>
               <w:t>08:00–10:00</w:t>
             </w:r>
@@ -2726,21 +4313,23 @@
           <w:tcPr>
             <w:tcW w:type="dxa" w:w="2880"/>
             <w:vAlign w:val="top"/>
-            <w:shd w:fill="F5F7F6"/>
+            <w:shd w:fill="FFFFFF"/>
             <w:tcMar>
-              <w:top w:w="75" w:type="dxa"/>
-              <w:start w:w="85" w:type="dxa"/>
-              <w:bottom w:w="75" w:type="dxa"/>
-              <w:end w:w="85" w:type="dxa"/>
+              <w:top w:w="100" w:type="dxa"/>
+              <w:left w:w="100" w:type="dxa"/>
+              <w:bottom w:w="100" w:type="dxa"/>
+              <w:right w:w="100" w:type="dxa"/>
             </w:tcMar>
           </w:tcPr>
           <w:p>
             <w:pPr>
-              <w:spacing w:after="20" w:line="240" w:lineRule="auto"/>
+              <w:spacing w:after="80" w:line="240" w:lineRule="auto"/>
             </w:pPr>
             <w:r>
               <w:rPr>
-                <w:sz w:val="16"/>
+                <w:rFonts w:ascii="Aptos" w:hAnsi="Aptos"/>
+                <w:color w:val="243746"/>
+                <w:sz w:val="18"/>
               </w:rPr>
               <w:t>Fase 1: planeación del caso</w:t>
             </w:r>
@@ -2750,21 +4339,23 @@
           <w:tcPr>
             <w:tcW w:type="dxa" w:w="6768"/>
             <w:vAlign w:val="top"/>
-            <w:shd w:fill="F5F7F6"/>
+            <w:shd w:fill="FFFFFF"/>
             <w:tcMar>
-              <w:top w:w="75" w:type="dxa"/>
-              <w:start w:w="85" w:type="dxa"/>
-              <w:bottom w:w="75" w:type="dxa"/>
-              <w:end w:w="85" w:type="dxa"/>
+              <w:top w:w="100" w:type="dxa"/>
+              <w:left w:w="100" w:type="dxa"/>
+              <w:bottom w:w="100" w:type="dxa"/>
+              <w:right w:w="100" w:type="dxa"/>
             </w:tcMar>
           </w:tcPr>
           <w:p>
             <w:pPr>
-              <w:spacing w:after="20" w:line="240" w:lineRule="auto"/>
+              <w:spacing w:after="80" w:line="240" w:lineRule="auto"/>
             </w:pPr>
             <w:r>
               <w:rPr>
-                <w:sz w:val="16"/>
+                <w:rFonts w:ascii="Aptos" w:hAnsi="Aptos"/>
+                <w:color w:val="243746"/>
+                <w:sz w:val="18"/>
               </w:rPr>
               <w:t>Diseñar una respuesta estructurada ante una auditoría simulada.</w:t>
             </w:r>
@@ -2779,20 +4370,23 @@
           <w:tcPr>
             <w:tcW w:type="dxa" w:w="1296"/>
             <w:vAlign w:val="top"/>
+            <w:shd w:fill="F0F6F8"/>
             <w:tcMar>
-              <w:top w:w="75" w:type="dxa"/>
-              <w:start w:w="85" w:type="dxa"/>
-              <w:bottom w:w="75" w:type="dxa"/>
-              <w:end w:w="85" w:type="dxa"/>
+              <w:top w:w="100" w:type="dxa"/>
+              <w:left w:w="100" w:type="dxa"/>
+              <w:bottom w:w="100" w:type="dxa"/>
+              <w:right w:w="100" w:type="dxa"/>
             </w:tcMar>
           </w:tcPr>
           <w:p>
             <w:pPr>
-              <w:spacing w:after="20" w:line="240" w:lineRule="auto"/>
+              <w:spacing w:after="80" w:line="240" w:lineRule="auto"/>
             </w:pPr>
             <w:r>
               <w:rPr>
-                <w:sz w:val="16"/>
+                <w:rFonts w:ascii="Aptos" w:hAnsi="Aptos"/>
+                <w:color w:val="243746"/>
+                <w:sz w:val="18"/>
               </w:rPr>
               <w:t>10:00–10:30</w:t>
             </w:r>
@@ -2802,20 +4396,23 @@
           <w:tcPr>
             <w:tcW w:type="dxa" w:w="2880"/>
             <w:vAlign w:val="top"/>
+            <w:shd w:fill="F0F6F8"/>
             <w:tcMar>
-              <w:top w:w="75" w:type="dxa"/>
-              <w:start w:w="85" w:type="dxa"/>
-              <w:bottom w:w="75" w:type="dxa"/>
-              <w:end w:w="85" w:type="dxa"/>
+              <w:top w:w="100" w:type="dxa"/>
+              <w:left w:w="100" w:type="dxa"/>
+              <w:bottom w:w="100" w:type="dxa"/>
+              <w:right w:w="100" w:type="dxa"/>
             </w:tcMar>
           </w:tcPr>
           <w:p>
             <w:pPr>
-              <w:spacing w:after="20" w:line="240" w:lineRule="auto"/>
+              <w:spacing w:after="80" w:line="240" w:lineRule="auto"/>
             </w:pPr>
             <w:r>
               <w:rPr>
-                <w:sz w:val="16"/>
+                <w:rFonts w:ascii="Aptos" w:hAnsi="Aptos"/>
+                <w:color w:val="243746"/>
+                <w:sz w:val="18"/>
               </w:rPr>
               <w:t>Pausa activa</w:t>
             </w:r>
@@ -2825,20 +4422,23 @@
           <w:tcPr>
             <w:tcW w:type="dxa" w:w="6768"/>
             <w:vAlign w:val="top"/>
+            <w:shd w:fill="F0F6F8"/>
             <w:tcMar>
-              <w:top w:w="75" w:type="dxa"/>
-              <w:start w:w="85" w:type="dxa"/>
-              <w:bottom w:w="75" w:type="dxa"/>
-              <w:end w:w="85" w:type="dxa"/>
+              <w:top w:w="100" w:type="dxa"/>
+              <w:left w:w="100" w:type="dxa"/>
+              <w:bottom w:w="100" w:type="dxa"/>
+              <w:right w:w="100" w:type="dxa"/>
             </w:tcMar>
           </w:tcPr>
           <w:p>
             <w:pPr>
-              <w:spacing w:after="20" w:line="240" w:lineRule="auto"/>
+              <w:spacing w:after="80" w:line="240" w:lineRule="auto"/>
             </w:pPr>
             <w:r>
               <w:rPr>
-                <w:sz w:val="16"/>
+                <w:rFonts w:ascii="Aptos" w:hAnsi="Aptos"/>
+                <w:color w:val="243746"/>
+                <w:sz w:val="18"/>
               </w:rPr>
               <w:t>Descansar y recuperar atención.</w:t>
             </w:r>
@@ -2853,21 +4453,23 @@
           <w:tcPr>
             <w:tcW w:type="dxa" w:w="1296"/>
             <w:vAlign w:val="top"/>
-            <w:shd w:fill="F5F7F6"/>
+            <w:shd w:fill="FFFFFF"/>
             <w:tcMar>
-              <w:top w:w="75" w:type="dxa"/>
-              <w:start w:w="85" w:type="dxa"/>
-              <w:bottom w:w="75" w:type="dxa"/>
-              <w:end w:w="85" w:type="dxa"/>
+              <w:top w:w="100" w:type="dxa"/>
+              <w:left w:w="100" w:type="dxa"/>
+              <w:bottom w:w="100" w:type="dxa"/>
+              <w:right w:w="100" w:type="dxa"/>
             </w:tcMar>
           </w:tcPr>
           <w:p>
             <w:pPr>
-              <w:spacing w:after="20" w:line="240" w:lineRule="auto"/>
+              <w:spacing w:after="80" w:line="240" w:lineRule="auto"/>
             </w:pPr>
             <w:r>
               <w:rPr>
-                <w:sz w:val="16"/>
+                <w:rFonts w:ascii="Aptos" w:hAnsi="Aptos"/>
+                <w:color w:val="243746"/>
+                <w:sz w:val="18"/>
               </w:rPr>
               <w:t>10:30–12:30</w:t>
             </w:r>
@@ -2877,21 +4479,23 @@
           <w:tcPr>
             <w:tcW w:type="dxa" w:w="2880"/>
             <w:vAlign w:val="top"/>
-            <w:shd w:fill="F5F7F6"/>
+            <w:shd w:fill="FFFFFF"/>
             <w:tcMar>
-              <w:top w:w="75" w:type="dxa"/>
-              <w:start w:w="85" w:type="dxa"/>
-              <w:bottom w:w="75" w:type="dxa"/>
-              <w:end w:w="85" w:type="dxa"/>
+              <w:top w:w="100" w:type="dxa"/>
+              <w:left w:w="100" w:type="dxa"/>
+              <w:bottom w:w="100" w:type="dxa"/>
+              <w:right w:w="100" w:type="dxa"/>
             </w:tcMar>
           </w:tcPr>
           <w:p>
             <w:pPr>
-              <w:spacing w:after="20" w:line="240" w:lineRule="auto"/>
+              <w:spacing w:after="80" w:line="240" w:lineRule="auto"/>
             </w:pPr>
             <w:r>
               <w:rPr>
-                <w:sz w:val="16"/>
+                <w:rFonts w:ascii="Aptos" w:hAnsi="Aptos"/>
+                <w:color w:val="243746"/>
+                <w:sz w:val="18"/>
               </w:rPr>
               <w:t>Fase 2: ejecución y generación</w:t>
             </w:r>
@@ -2901,21 +4505,23 @@
           <w:tcPr>
             <w:tcW w:type="dxa" w:w="6768"/>
             <w:vAlign w:val="top"/>
-            <w:shd w:fill="F5F7F6"/>
+            <w:shd w:fill="FFFFFF"/>
             <w:tcMar>
-              <w:top w:w="75" w:type="dxa"/>
-              <w:start w:w="85" w:type="dxa"/>
-              <w:bottom w:w="75" w:type="dxa"/>
-              <w:end w:w="85" w:type="dxa"/>
+              <w:top w:w="100" w:type="dxa"/>
+              <w:left w:w="100" w:type="dxa"/>
+              <w:bottom w:w="100" w:type="dxa"/>
+              <w:right w:w="100" w:type="dxa"/>
             </w:tcMar>
           </w:tcPr>
           <w:p>
             <w:pPr>
-              <w:spacing w:after="20" w:line="240" w:lineRule="auto"/>
+              <w:spacing w:after="80" w:line="240" w:lineRule="auto"/>
             </w:pPr>
             <w:r>
               <w:rPr>
-                <w:sz w:val="16"/>
+                <w:rFonts w:ascii="Aptos" w:hAnsi="Aptos"/>
+                <w:color w:val="243746"/>
+                <w:sz w:val="18"/>
               </w:rPr>
               <w:t>Producir insumos de análisis, informe y comunicación con revisión humana.</w:t>
             </w:r>
@@ -2930,20 +4536,23 @@
           <w:tcPr>
             <w:tcW w:type="dxa" w:w="1296"/>
             <w:vAlign w:val="top"/>
+            <w:shd w:fill="F0F6F8"/>
             <w:tcMar>
-              <w:top w:w="75" w:type="dxa"/>
-              <w:start w:w="85" w:type="dxa"/>
-              <w:bottom w:w="75" w:type="dxa"/>
-              <w:end w:w="85" w:type="dxa"/>
+              <w:top w:w="100" w:type="dxa"/>
+              <w:left w:w="100" w:type="dxa"/>
+              <w:bottom w:w="100" w:type="dxa"/>
+              <w:right w:w="100" w:type="dxa"/>
             </w:tcMar>
           </w:tcPr>
           <w:p>
             <w:pPr>
-              <w:spacing w:after="20" w:line="240" w:lineRule="auto"/>
+              <w:spacing w:after="80" w:line="240" w:lineRule="auto"/>
             </w:pPr>
             <w:r>
               <w:rPr>
-                <w:sz w:val="16"/>
+                <w:rFonts w:ascii="Aptos" w:hAnsi="Aptos"/>
+                <w:color w:val="243746"/>
+                <w:sz w:val="18"/>
               </w:rPr>
               <w:t>12:30–14:00</w:t>
             </w:r>
@@ -2953,20 +4562,23 @@
           <w:tcPr>
             <w:tcW w:type="dxa" w:w="2880"/>
             <w:vAlign w:val="top"/>
+            <w:shd w:fill="F0F6F8"/>
             <w:tcMar>
-              <w:top w:w="75" w:type="dxa"/>
-              <w:start w:w="85" w:type="dxa"/>
-              <w:bottom w:w="75" w:type="dxa"/>
-              <w:end w:w="85" w:type="dxa"/>
+              <w:top w:w="100" w:type="dxa"/>
+              <w:left w:w="100" w:type="dxa"/>
+              <w:bottom w:w="100" w:type="dxa"/>
+              <w:right w:w="100" w:type="dxa"/>
             </w:tcMar>
           </w:tcPr>
           <w:p>
             <w:pPr>
-              <w:spacing w:after="20" w:line="240" w:lineRule="auto"/>
+              <w:spacing w:after="80" w:line="240" w:lineRule="auto"/>
             </w:pPr>
             <w:r>
               <w:rPr>
-                <w:sz w:val="16"/>
+                <w:rFonts w:ascii="Aptos" w:hAnsi="Aptos"/>
+                <w:color w:val="243746"/>
+                <w:sz w:val="18"/>
               </w:rPr>
               <w:t>Almuerzo</w:t>
             </w:r>
@@ -2976,20 +4588,23 @@
           <w:tcPr>
             <w:tcW w:type="dxa" w:w="6768"/>
             <w:vAlign w:val="top"/>
+            <w:shd w:fill="F0F6F8"/>
             <w:tcMar>
-              <w:top w:w="75" w:type="dxa"/>
-              <w:start w:w="85" w:type="dxa"/>
-              <w:bottom w:w="75" w:type="dxa"/>
-              <w:end w:w="85" w:type="dxa"/>
+              <w:top w:w="100" w:type="dxa"/>
+              <w:left w:w="100" w:type="dxa"/>
+              <w:bottom w:w="100" w:type="dxa"/>
+              <w:right w:w="100" w:type="dxa"/>
             </w:tcMar>
           </w:tcPr>
           <w:p>
             <w:pPr>
-              <w:spacing w:after="20" w:line="240" w:lineRule="auto"/>
+              <w:spacing w:after="80" w:line="240" w:lineRule="auto"/>
             </w:pPr>
             <w:r>
               <w:rPr>
-                <w:sz w:val="16"/>
+                <w:rFonts w:ascii="Aptos" w:hAnsi="Aptos"/>
+                <w:color w:val="243746"/>
+                <w:sz w:val="18"/>
               </w:rPr>
               <w:t>Recuperar energía.</w:t>
             </w:r>
@@ -3004,21 +4619,23 @@
           <w:tcPr>
             <w:tcW w:type="dxa" w:w="1296"/>
             <w:vAlign w:val="top"/>
-            <w:shd w:fill="F5F7F6"/>
+            <w:shd w:fill="FFFFFF"/>
             <w:tcMar>
-              <w:top w:w="75" w:type="dxa"/>
-              <w:start w:w="85" w:type="dxa"/>
-              <w:bottom w:w="75" w:type="dxa"/>
-              <w:end w:w="85" w:type="dxa"/>
+              <w:top w:w="100" w:type="dxa"/>
+              <w:left w:w="100" w:type="dxa"/>
+              <w:bottom w:w="100" w:type="dxa"/>
+              <w:right w:w="100" w:type="dxa"/>
             </w:tcMar>
           </w:tcPr>
           <w:p>
             <w:pPr>
-              <w:spacing w:after="20" w:line="240" w:lineRule="auto"/>
+              <w:spacing w:after="80" w:line="240" w:lineRule="auto"/>
             </w:pPr>
             <w:r>
               <w:rPr>
-                <w:sz w:val="16"/>
+                <w:rFonts w:ascii="Aptos" w:hAnsi="Aptos"/>
+                <w:color w:val="243746"/>
+                <w:sz w:val="18"/>
               </w:rPr>
               <w:t>14:00–16:00</w:t>
             </w:r>
@@ -3028,21 +4645,23 @@
           <w:tcPr>
             <w:tcW w:type="dxa" w:w="2880"/>
             <w:vAlign w:val="top"/>
-            <w:shd w:fill="F5F7F6"/>
+            <w:shd w:fill="FFFFFF"/>
             <w:tcMar>
-              <w:top w:w="75" w:type="dxa"/>
-              <w:start w:w="85" w:type="dxa"/>
-              <w:bottom w:w="75" w:type="dxa"/>
-              <w:end w:w="85" w:type="dxa"/>
+              <w:top w:w="100" w:type="dxa"/>
+              <w:left w:w="100" w:type="dxa"/>
+              <w:bottom w:w="100" w:type="dxa"/>
+              <w:right w:w="100" w:type="dxa"/>
             </w:tcMar>
           </w:tcPr>
           <w:p>
             <w:pPr>
-              <w:spacing w:after="20" w:line="240" w:lineRule="auto"/>
+              <w:spacing w:after="80" w:line="240" w:lineRule="auto"/>
             </w:pPr>
             <w:r>
               <w:rPr>
-                <w:sz w:val="16"/>
+                <w:rFonts w:ascii="Aptos" w:hAnsi="Aptos"/>
+                <w:color w:val="243746"/>
+                <w:sz w:val="18"/>
               </w:rPr>
               <w:t>Fase 3: presentación de soluciones</w:t>
             </w:r>
@@ -3052,21 +4671,23 @@
           <w:tcPr>
             <w:tcW w:type="dxa" w:w="6768"/>
             <w:vAlign w:val="top"/>
-            <w:shd w:fill="F5F7F6"/>
+            <w:shd w:fill="FFFFFF"/>
             <w:tcMar>
-              <w:top w:w="75" w:type="dxa"/>
-              <w:start w:w="85" w:type="dxa"/>
-              <w:bottom w:w="75" w:type="dxa"/>
-              <w:end w:w="85" w:type="dxa"/>
+              <w:top w:w="100" w:type="dxa"/>
+              <w:left w:w="100" w:type="dxa"/>
+              <w:bottom w:w="100" w:type="dxa"/>
+              <w:right w:w="100" w:type="dxa"/>
             </w:tcMar>
           </w:tcPr>
           <w:p>
             <w:pPr>
-              <w:spacing w:after="20" w:line="240" w:lineRule="auto"/>
+              <w:spacing w:after="80" w:line="240" w:lineRule="auto"/>
             </w:pPr>
             <w:r>
               <w:rPr>
-                <w:sz w:val="16"/>
+                <w:rFonts w:ascii="Aptos" w:hAnsi="Aptos"/>
+                <w:color w:val="243746"/>
+                <w:sz w:val="18"/>
               </w:rPr>
               <w:t>Explicar el resultado, el uso de IA y las verificaciones realizadas.</w:t>
             </w:r>
@@ -3081,20 +4702,23 @@
           <w:tcPr>
             <w:tcW w:type="dxa" w:w="1296"/>
             <w:vAlign w:val="top"/>
+            <w:shd w:fill="F0F6F8"/>
             <w:tcMar>
-              <w:top w:w="75" w:type="dxa"/>
-              <w:start w:w="85" w:type="dxa"/>
-              <w:bottom w:w="75" w:type="dxa"/>
-              <w:end w:w="85" w:type="dxa"/>
+              <w:top w:w="100" w:type="dxa"/>
+              <w:left w:w="100" w:type="dxa"/>
+              <w:bottom w:w="100" w:type="dxa"/>
+              <w:right w:w="100" w:type="dxa"/>
             </w:tcMar>
           </w:tcPr>
           <w:p>
             <w:pPr>
-              <w:spacing w:after="20" w:line="240" w:lineRule="auto"/>
+              <w:spacing w:after="80" w:line="240" w:lineRule="auto"/>
             </w:pPr>
             <w:r>
               <w:rPr>
-                <w:sz w:val="16"/>
+                <w:rFonts w:ascii="Aptos" w:hAnsi="Aptos"/>
+                <w:color w:val="243746"/>
+                <w:sz w:val="18"/>
               </w:rPr>
               <w:t>16:00–16:30</w:t>
             </w:r>
@@ -3104,20 +4728,23 @@
           <w:tcPr>
             <w:tcW w:type="dxa" w:w="2880"/>
             <w:vAlign w:val="top"/>
+            <w:shd w:fill="F0F6F8"/>
             <w:tcMar>
-              <w:top w:w="75" w:type="dxa"/>
-              <w:start w:w="85" w:type="dxa"/>
-              <w:bottom w:w="75" w:type="dxa"/>
-              <w:end w:w="85" w:type="dxa"/>
+              <w:top w:w="100" w:type="dxa"/>
+              <w:left w:w="100" w:type="dxa"/>
+              <w:bottom w:w="100" w:type="dxa"/>
+              <w:right w:w="100" w:type="dxa"/>
             </w:tcMar>
           </w:tcPr>
           <w:p>
             <w:pPr>
-              <w:spacing w:after="20" w:line="240" w:lineRule="auto"/>
+              <w:spacing w:after="80" w:line="240" w:lineRule="auto"/>
             </w:pPr>
             <w:r>
               <w:rPr>
-                <w:sz w:val="16"/>
+                <w:rFonts w:ascii="Aptos" w:hAnsi="Aptos"/>
+                <w:color w:val="243746"/>
+                <w:sz w:val="18"/>
               </w:rPr>
               <w:t>Pausa de celebración</w:t>
             </w:r>
@@ -3127,20 +4754,23 @@
           <w:tcPr>
             <w:tcW w:type="dxa" w:w="6768"/>
             <w:vAlign w:val="top"/>
+            <w:shd w:fill="F0F6F8"/>
             <w:tcMar>
-              <w:top w:w="75" w:type="dxa"/>
-              <w:start w:w="85" w:type="dxa"/>
-              <w:bottom w:w="75" w:type="dxa"/>
-              <w:end w:w="85" w:type="dxa"/>
+              <w:top w:w="100" w:type="dxa"/>
+              <w:left w:w="100" w:type="dxa"/>
+              <w:bottom w:w="100" w:type="dxa"/>
+              <w:right w:w="100" w:type="dxa"/>
             </w:tcMar>
           </w:tcPr>
           <w:p>
             <w:pPr>
-              <w:spacing w:after="20" w:line="240" w:lineRule="auto"/>
+              <w:spacing w:after="80" w:line="240" w:lineRule="auto"/>
             </w:pPr>
             <w:r>
               <w:rPr>
-                <w:sz w:val="16"/>
+                <w:rFonts w:ascii="Aptos" w:hAnsi="Aptos"/>
+                <w:color w:val="243746"/>
+                <w:sz w:val="18"/>
               </w:rPr>
               <w:t>Reconocer el cierre de la actividad y preparar la evaluación.</w:t>
             </w:r>
@@ -3155,21 +4785,23 @@
           <w:tcPr>
             <w:tcW w:type="dxa" w:w="1296"/>
             <w:vAlign w:val="top"/>
-            <w:shd w:fill="F5F7F6"/>
+            <w:shd w:fill="FFFFFF"/>
             <w:tcMar>
-              <w:top w:w="75" w:type="dxa"/>
-              <w:start w:w="85" w:type="dxa"/>
-              <w:bottom w:w="75" w:type="dxa"/>
-              <w:end w:w="85" w:type="dxa"/>
+              <w:top w:w="100" w:type="dxa"/>
+              <w:left w:w="100" w:type="dxa"/>
+              <w:bottom w:w="100" w:type="dxa"/>
+              <w:right w:w="100" w:type="dxa"/>
             </w:tcMar>
           </w:tcPr>
           <w:p>
             <w:pPr>
-              <w:spacing w:after="20" w:line="240" w:lineRule="auto"/>
+              <w:spacing w:after="80" w:line="240" w:lineRule="auto"/>
             </w:pPr>
             <w:r>
               <w:rPr>
-                <w:sz w:val="16"/>
+                <w:rFonts w:ascii="Aptos" w:hAnsi="Aptos"/>
+                <w:color w:val="243746"/>
+                <w:sz w:val="18"/>
               </w:rPr>
               <w:t>16:30–18:00</w:t>
             </w:r>
@@ -3179,21 +4811,23 @@
           <w:tcPr>
             <w:tcW w:type="dxa" w:w="2880"/>
             <w:vAlign w:val="top"/>
-            <w:shd w:fill="F5F7F6"/>
+            <w:shd w:fill="FFFFFF"/>
             <w:tcMar>
-              <w:top w:w="75" w:type="dxa"/>
-              <w:start w:w="85" w:type="dxa"/>
-              <w:bottom w:w="75" w:type="dxa"/>
-              <w:end w:w="85" w:type="dxa"/>
+              <w:top w:w="100" w:type="dxa"/>
+              <w:left w:w="100" w:type="dxa"/>
+              <w:bottom w:w="100" w:type="dxa"/>
+              <w:right w:w="100" w:type="dxa"/>
             </w:tcMar>
           </w:tcPr>
           <w:p>
             <w:pPr>
-              <w:spacing w:after="20" w:line="240" w:lineRule="auto"/>
+              <w:spacing w:after="80" w:line="240" w:lineRule="auto"/>
             </w:pPr>
             <w:r>
               <w:rPr>
-                <w:sz w:val="16"/>
+                <w:rFonts w:ascii="Aptos" w:hAnsi="Aptos"/>
+                <w:color w:val="243746"/>
+                <w:sz w:val="18"/>
               </w:rPr>
               <w:t>Evaluación, retroalimentación y premiación</w:t>
             </w:r>
@@ -3203,21 +4837,23 @@
           <w:tcPr>
             <w:tcW w:type="dxa" w:w="6768"/>
             <w:vAlign w:val="top"/>
-            <w:shd w:fill="F5F7F6"/>
+            <w:shd w:fill="FFFFFF"/>
             <w:tcMar>
-              <w:top w:w="75" w:type="dxa"/>
-              <w:start w:w="85" w:type="dxa"/>
-              <w:bottom w:w="75" w:type="dxa"/>
-              <w:end w:w="85" w:type="dxa"/>
+              <w:top w:w="100" w:type="dxa"/>
+              <w:left w:w="100" w:type="dxa"/>
+              <w:bottom w:w="100" w:type="dxa"/>
+              <w:right w:w="100" w:type="dxa"/>
             </w:tcMar>
           </w:tcPr>
           <w:p>
             <w:pPr>
-              <w:spacing w:after="20" w:line="240" w:lineRule="auto"/>
+              <w:spacing w:after="80" w:line="240" w:lineRule="auto"/>
             </w:pPr>
             <w:r>
               <w:rPr>
-                <w:sz w:val="16"/>
+                <w:rFonts w:ascii="Aptos" w:hAnsi="Aptos"/>
+                <w:color w:val="243746"/>
+                <w:sz w:val="18"/>
               </w:rPr>
               <w:t>Dar retroalimentación clara y reconocer resultados verificables.</w:t>
             </w:r>
@@ -3232,20 +4868,23 @@
           <w:tcPr>
             <w:tcW w:type="dxa" w:w="1296"/>
             <w:vAlign w:val="top"/>
+            <w:shd w:fill="F0F6F8"/>
             <w:tcMar>
-              <w:top w:w="75" w:type="dxa"/>
-              <w:start w:w="85" w:type="dxa"/>
-              <w:bottom w:w="75" w:type="dxa"/>
-              <w:end w:w="85" w:type="dxa"/>
+              <w:top w:w="100" w:type="dxa"/>
+              <w:left w:w="100" w:type="dxa"/>
+              <w:bottom w:w="100" w:type="dxa"/>
+              <w:right w:w="100" w:type="dxa"/>
             </w:tcMar>
           </w:tcPr>
           <w:p>
             <w:pPr>
-              <w:spacing w:after="20" w:line="240" w:lineRule="auto"/>
+              <w:spacing w:after="80" w:line="240" w:lineRule="auto"/>
             </w:pPr>
             <w:r>
               <w:rPr>
-                <w:sz w:val="16"/>
+                <w:rFonts w:ascii="Aptos" w:hAnsi="Aptos"/>
+                <w:color w:val="243746"/>
+                <w:sz w:val="18"/>
               </w:rPr>
               <w:t>18:00–19:00</w:t>
             </w:r>
@@ -3255,20 +4894,23 @@
           <w:tcPr>
             <w:tcW w:type="dxa" w:w="2880"/>
             <w:vAlign w:val="top"/>
+            <w:shd w:fill="F0F6F8"/>
             <w:tcMar>
-              <w:top w:w="75" w:type="dxa"/>
-              <w:start w:w="85" w:type="dxa"/>
-              <w:bottom w:w="75" w:type="dxa"/>
-              <w:end w:w="85" w:type="dxa"/>
+              <w:top w:w="100" w:type="dxa"/>
+              <w:left w:w="100" w:type="dxa"/>
+              <w:bottom w:w="100" w:type="dxa"/>
+              <w:right w:w="100" w:type="dxa"/>
             </w:tcMar>
           </w:tcPr>
           <w:p>
             <w:pPr>
-              <w:spacing w:after="20" w:line="240" w:lineRule="auto"/>
+              <w:spacing w:after="80" w:line="240" w:lineRule="auto"/>
             </w:pPr>
             <w:r>
               <w:rPr>
-                <w:sz w:val="16"/>
+                <w:rFonts w:ascii="Aptos" w:hAnsi="Aptos"/>
+                <w:color w:val="243746"/>
+                <w:sz w:val="18"/>
               </w:rPr>
               <w:t>Cierre y transferencia al puesto</w:t>
             </w:r>
@@ -3278,20 +4920,23 @@
           <w:tcPr>
             <w:tcW w:type="dxa" w:w="6768"/>
             <w:vAlign w:val="top"/>
+            <w:shd w:fill="F0F6F8"/>
             <w:tcMar>
-              <w:top w:w="75" w:type="dxa"/>
-              <w:start w:w="85" w:type="dxa"/>
-              <w:bottom w:w="75" w:type="dxa"/>
-              <w:end w:w="85" w:type="dxa"/>
+              <w:top w:w="100" w:type="dxa"/>
+              <w:left w:w="100" w:type="dxa"/>
+              <w:bottom w:w="100" w:type="dxa"/>
+              <w:right w:w="100" w:type="dxa"/>
             </w:tcMar>
           </w:tcPr>
           <w:p>
             <w:pPr>
-              <w:spacing w:after="20" w:line="240" w:lineRule="auto"/>
+              <w:spacing w:after="80" w:line="240" w:lineRule="auto"/>
             </w:pPr>
             <w:r>
               <w:rPr>
-                <w:sz w:val="16"/>
+                <w:rFonts w:ascii="Aptos" w:hAnsi="Aptos"/>
+                <w:color w:val="243746"/>
+                <w:sz w:val="18"/>
               </w:rPr>
               <w:t>Acordar un piloto concreto para el siguiente mes.</w:t>
             </w:r>
@@ -3301,343 +4946,498 @@
     </w:tbl>
     <w:p>
       <w:pPr>
+        <w:widowControl/>
         <w:spacing w:after="0"/>
       </w:pPr>
     </w:p>
     <w:p>
       <w:pPr>
         <w:pStyle w:val="Heading2"/>
+        <w:widowControl/>
       </w:pPr>
       <w:r>
+        <w:rPr>
+          <w:rFonts w:ascii="Aptos" w:hAnsi="Aptos"/>
+        </w:rPr>
         <w:t>Reglas y alineación de equipos</w:t>
       </w:r>
     </w:p>
     <w:p>
       <w:pPr>
+        <w:widowControl/>
         <w:spacing w:after="40"/>
         <w:ind w:left="288" w:hanging="288"/>
       </w:pPr>
       <w:r>
+        <w:rPr>
+          <w:rFonts w:ascii="Aptos" w:hAnsi="Aptos"/>
+        </w:rPr>
         <w:t>1. 10 min · Forma equipos diversos y confirma roles.</w:t>
       </w:r>
     </w:p>
     <w:p>
       <w:pPr>
+        <w:widowControl/>
         <w:spacing w:after="40"/>
         <w:ind w:left="288" w:hanging="288"/>
       </w:pPr>
       <w:r>
+        <w:rPr>
+          <w:rFonts w:ascii="Aptos" w:hAnsi="Aptos"/>
+        </w:rPr>
         <w:t>2. 10 min · Explica las reglas, el tiempo y la rúbrica.</w:t>
       </w:r>
     </w:p>
     <w:p>
       <w:pPr>
+        <w:widowControl/>
         <w:spacing w:after="40"/>
         <w:ind w:left="288" w:hanging="288"/>
       </w:pPr>
       <w:r>
+        <w:rPr>
+          <w:rFonts w:ascii="Aptos" w:hAnsi="Aptos"/>
+        </w:rPr>
         <w:t>3. 15 min · Entrega el brief del caso sin compartir datos reales.</w:t>
       </w:r>
     </w:p>
     <w:p>
       <w:pPr>
+        <w:widowControl/>
         <w:spacing w:after="40"/>
         <w:ind w:left="288" w:hanging="288"/>
       </w:pPr>
       <w:r>
+        <w:rPr>
+          <w:rFonts w:ascii="Aptos" w:hAnsi="Aptos"/>
+        </w:rPr>
         <w:t>4. 15 min · Verifica acceso a archivos, herramientas y alternativa.</w:t>
       </w:r>
     </w:p>
     <w:p>
       <w:pPr>
+        <w:widowControl/>
         <w:spacing w:after="40"/>
         <w:ind w:left="288" w:hanging="288"/>
       </w:pPr>
       <w:r>
-        <w:t>5. 10 min · Cada equipo devuelve un plan inicial y riesgos.</w:t>
+        <w:rPr>
+          <w:rFonts w:ascii="Aptos" w:hAnsi="Aptos"/>
+        </w:rPr>
+        <w:t>5. 10 min · Pide a la IA el plan inicial y los riesgos; el equipo revisa que correspondan al caso.</w:t>
       </w:r>
     </w:p>
     <w:p>
       <w:pPr>
         <w:pStyle w:val="Heading2"/>
+        <w:widowControl/>
       </w:pPr>
       <w:r>
+        <w:rPr>
+          <w:rFonts w:ascii="Aptos" w:hAnsi="Aptos"/>
+        </w:rPr>
         <w:t>Fase 1 Planeación del caso</w:t>
       </w:r>
     </w:p>
     <w:p>
       <w:pPr>
+        <w:widowControl/>
         <w:spacing w:after="40"/>
         <w:ind w:left="288" w:hanging="288"/>
       </w:pPr>
       <w:r>
-        <w:t>1. 10 min · Lee el caso y marca la decisión solicitada.</w:t>
+        <w:rPr>
+          <w:rFonts w:ascii="Aptos" w:hAnsi="Aptos"/>
+        </w:rPr>
+        <w:t>1. 10 min · Lee el caso y comprueba que el encargo a la IA delimite la decisión que seguirá en manos de una persona.</w:t>
       </w:r>
     </w:p>
     <w:p>
       <w:pPr>
+        <w:widowControl/>
         <w:spacing w:after="40"/>
         <w:ind w:left="288" w:hanging="288"/>
       </w:pPr>
       <w:r>
-        <w:t>2. 20 min · Define entregables y criterios de aceptación.</w:t>
+        <w:rPr>
+          <w:rFonts w:ascii="Aptos" w:hAnsi="Aptos"/>
+        </w:rPr>
+        <w:t>2. 20 min · Revisa los entregables y criterios de aceptación del encargo preparado antes de ejecutarlo con IA.</w:t>
       </w:r>
     </w:p>
     <w:p>
       <w:pPr>
+        <w:widowControl/>
         <w:spacing w:after="40"/>
         <w:ind w:left="288" w:hanging="288"/>
       </w:pPr>
       <w:r>
-        <w:t>3. 30 min · Construye una secuencia de trabajo con fuentes y responsables por confirmar.</w:t>
+        <w:rPr>
+          <w:rFonts w:ascii="Aptos" w:hAnsi="Aptos"/>
+        </w:rPr>
+        <w:t>3. 30 min · Pide a la IA una secuencia de trabajo con fuentes y responsables por confirmar; revisa su viabilidad.</w:t>
       </w:r>
     </w:p>
     <w:p>
       <w:pPr>
+        <w:widowControl/>
         <w:spacing w:after="40"/>
         <w:ind w:left="288" w:hanging="288"/>
       </w:pPr>
       <w:r>
-        <w:t>4. 25 min · Inventaría riesgos, datos incompletos y preguntas.</w:t>
+        <w:rPr>
+          <w:rFonts w:ascii="Aptos" w:hAnsi="Aptos"/>
+        </w:rPr>
+        <w:t>4. 25 min · Pide a la IA el inventario de riesgos, datos incompletos y preguntas; comprueba que no complete vacíos.</w:t>
       </w:r>
     </w:p>
     <w:p>
       <w:pPr>
+        <w:widowControl/>
         <w:spacing w:after="40"/>
         <w:ind w:left="288" w:hanging="288"/>
       </w:pPr>
       <w:r>
+        <w:rPr>
+          <w:rFonts w:ascii="Aptos" w:hAnsi="Aptos"/>
+        </w:rPr>
         <w:t>5. 20 min · Usa IA para revisar el plan, sin crear hechos.</w:t>
       </w:r>
     </w:p>
     <w:p>
       <w:pPr>
+        <w:widowControl/>
         <w:spacing w:after="40"/>
         <w:ind w:left="288" w:hanging="288"/>
       </w:pPr>
       <w:r>
-        <w:t>6. 15 min · Facilitador valida alcance y secuencia.</w:t>
+        <w:rPr>
+          <w:rFonts w:ascii="Aptos" w:hAnsi="Aptos"/>
+        </w:rPr>
+        <w:t>6. 15 min · El facilitador valida el alcance y la secuencia.</w:t>
       </w:r>
     </w:p>
     <w:p>
       <w:pPr>
         <w:pStyle w:val="Heading2"/>
+        <w:widowControl/>
       </w:pPr>
       <w:r>
+        <w:rPr>
+          <w:rFonts w:ascii="Aptos" w:hAnsi="Aptos"/>
+        </w:rPr>
         <w:t>Fase 2 Ejecución y generación</w:t>
       </w:r>
     </w:p>
     <w:p>
       <w:pPr>
+        <w:widowControl/>
         <w:spacing w:after="40"/>
         <w:ind w:left="288" w:hanging="288"/>
       </w:pPr>
       <w:r>
+        <w:rPr>
+          <w:rFonts w:ascii="Aptos" w:hAnsi="Aptos"/>
+        </w:rPr>
         <w:t>1. 10 min · Reparte roles y confirma el alcance.</w:t>
       </w:r>
     </w:p>
     <w:p>
       <w:pPr>
+        <w:widowControl/>
         <w:spacing w:after="40"/>
         <w:ind w:left="288" w:hanging="288"/>
       </w:pPr>
       <w:r>
-        <w:t>2. 20 min · Limpia una copia y documenta excepciones.</w:t>
+        <w:rPr>
+          <w:rFonts w:ascii="Aptos" w:hAnsi="Aptos"/>
+        </w:rPr>
+        <w:t>2. 20 min · Encarga a la IA la limpieza de una copia y la documentación de excepciones; revisa los registros señalados.</w:t>
       </w:r>
     </w:p>
     <w:p>
       <w:pPr>
+        <w:widowControl/>
         <w:spacing w:after="40"/>
         <w:ind w:left="288" w:hanging="288"/>
       </w:pPr>
       <w:r>
-        <w:t>3. 25 min · Calcula diferencias y revisa totales.</w:t>
+        <w:rPr>
+          <w:rFonts w:ascii="Aptos" w:hAnsi="Aptos"/>
+        </w:rPr>
+        <w:t>3. 25 min · Pide a la IA las diferencias y los totales con sus fórmulas; verifica una muestra contra las filas fuente.</w:t>
       </w:r>
     </w:p>
     <w:p>
       <w:pPr>
+        <w:widowControl/>
         <w:spacing w:after="40"/>
         <w:ind w:left="288" w:hanging="288"/>
       </w:pPr>
       <w:r>
-        <w:t>4. 25 min · Redacta estructura de informe con fuente por afirmación.</w:t>
+        <w:rPr>
+          <w:rFonts w:ascii="Aptos" w:hAnsi="Aptos"/>
+        </w:rPr>
+        <w:t>4. 25 min · Pide a la IA el informe con fuente por afirmación y sin conclusiones de incumplimiento o fraude.</w:t>
       </w:r>
     </w:p>
     <w:p>
       <w:pPr>
+        <w:widowControl/>
         <w:spacing w:after="40"/>
         <w:ind w:left="288" w:hanging="288"/>
       </w:pPr>
       <w:r>
-        <w:t>5. 20 min · Prepara borradores de comunicación interna.</w:t>
+        <w:rPr>
+          <w:rFonts w:ascii="Aptos" w:hAnsi="Aptos"/>
+        </w:rPr>
+        <w:t>5. 20 min · Pide a la IA los borradores de comunicación interna y comprueba que estén pendientes de aprobación y sin enviar.</w:t>
       </w:r>
     </w:p>
     <w:p>
       <w:pPr>
+        <w:widowControl/>
         <w:spacing w:after="40"/>
         <w:ind w:left="288" w:hanging="288"/>
       </w:pPr>
       <w:r>
+        <w:rPr>
+          <w:rFonts w:ascii="Aptos" w:hAnsi="Aptos"/>
+        </w:rPr>
         <w:t>6. 10 min · Revisa prompts y datos usados.</w:t>
       </w:r>
     </w:p>
     <w:p>
       <w:pPr>
+        <w:widowControl/>
         <w:spacing w:after="40"/>
         <w:ind w:left="288" w:hanging="288"/>
       </w:pPr>
       <w:r>
+        <w:rPr>
+          <w:rFonts w:ascii="Aptos" w:hAnsi="Aptos"/>
+        </w:rPr>
         <w:t>7. 10 min · El mentor verifica evidencia y pendientes.</w:t>
       </w:r>
     </w:p>
     <w:p>
       <w:pPr>
         <w:pStyle w:val="Heading2"/>
+        <w:widowControl/>
       </w:pPr>
       <w:r>
+        <w:rPr>
+          <w:rFonts w:ascii="Aptos" w:hAnsi="Aptos"/>
+        </w:rPr>
         <w:t>Fase 3 Presentación de soluciones</w:t>
       </w:r>
     </w:p>
     <w:p>
       <w:pPr>
+        <w:widowControl/>
         <w:spacing w:after="40"/>
         <w:ind w:left="288" w:hanging="288"/>
       </w:pPr>
       <w:r>
+        <w:rPr>
+          <w:rFonts w:ascii="Aptos" w:hAnsi="Aptos"/>
+        </w:rPr>
         <w:t>1. 120 min · Reserva 15 minutos por equipo: ocho para exposición, cuatro para preguntas y tres para evidencia y cambio humano. Si hay menos equipos, usa el tiempo restante para retroalimentación.</w:t>
       </w:r>
     </w:p>
     <w:p>
       <w:pPr>
         <w:pStyle w:val="Heading2"/>
+        <w:widowControl/>
       </w:pPr>
       <w:r>
-        <w:t>Evaluación retroalimentación y premiación</w:t>
+        <w:rPr>
+          <w:rFonts w:ascii="Aptos" w:hAnsi="Aptos"/>
+        </w:rPr>
+        <w:t>Evaluación, retroalimentación y premiación</w:t>
       </w:r>
     </w:p>
     <w:p>
       <w:pPr>
+        <w:widowControl/>
         <w:spacing w:after="40"/>
         <w:ind w:left="288" w:hanging="288"/>
       </w:pPr>
       <w:r>
+        <w:rPr>
+          <w:rFonts w:ascii="Aptos" w:hAnsi="Aptos"/>
+        </w:rPr>
         <w:t>1. 10 min · Explica escala y pesos.</w:t>
       </w:r>
     </w:p>
     <w:p>
       <w:pPr>
+        <w:widowControl/>
         <w:spacing w:after="40"/>
         <w:ind w:left="288" w:hanging="288"/>
       </w:pPr>
       <w:r>
+        <w:rPr>
+          <w:rFonts w:ascii="Aptos" w:hAnsi="Aptos"/>
+        </w:rPr>
         <w:t>2. 30 min · Cada jurado puntúa evidencias por criterio.</w:t>
       </w:r>
     </w:p>
     <w:p>
       <w:pPr>
+        <w:widowControl/>
         <w:spacing w:after="40"/>
         <w:ind w:left="288" w:hanging="288"/>
       </w:pPr>
       <w:r>
+        <w:rPr>
+          <w:rFonts w:ascii="Aptos" w:hAnsi="Aptos"/>
+        </w:rPr>
         <w:t>3. 20 min · Equipos entregan una fortaleza y una mejora concreta.</w:t>
       </w:r>
     </w:p>
     <w:p>
       <w:pPr>
+        <w:widowControl/>
         <w:spacing w:after="40"/>
         <w:ind w:left="288" w:hanging="288"/>
       </w:pPr>
       <w:r>
+        <w:rPr>
+          <w:rFonts w:ascii="Aptos" w:hAnsi="Aptos"/>
+        </w:rPr>
         <w:t>4. 15 min · Consolida puntajes y resuelve diferencias con evidencia.</w:t>
       </w:r>
     </w:p>
     <w:p>
       <w:pPr>
+        <w:widowControl/>
         <w:spacing w:after="40"/>
         <w:ind w:left="288" w:hanging="288"/>
       </w:pPr>
       <w:r>
+        <w:rPr>
+          <w:rFonts w:ascii="Aptos" w:hAnsi="Aptos"/>
+        </w:rPr>
         <w:t>5. 10 min · Reconoce calidad, utilidad y aprendizaje.</w:t>
       </w:r>
     </w:p>
     <w:p>
       <w:pPr>
+        <w:widowControl/>
         <w:spacing w:after="40"/>
         <w:ind w:left="288" w:hanging="288"/>
       </w:pPr>
       <w:r>
-        <w:t>6. 5 min · Registra puntaje final.</w:t>
+        <w:rPr>
+          <w:rFonts w:ascii="Aptos" w:hAnsi="Aptos"/>
+        </w:rPr>
+        <w:t>6. 5 min · Pide a la IA que organice únicamente los puntajes finales que el jurado haya asignado; no inventes valoraciones.</w:t>
       </w:r>
     </w:p>
     <w:p>
       <w:pPr>
         <w:pStyle w:val="Heading2"/>
+        <w:widowControl/>
       </w:pPr>
       <w:r>
+        <w:rPr>
+          <w:rFonts w:ascii="Aptos" w:hAnsi="Aptos"/>
+        </w:rPr>
         <w:t>Cierre y transferencia al puesto</w:t>
       </w:r>
     </w:p>
     <w:p>
       <w:pPr>
+        <w:widowControl/>
         <w:spacing w:after="40"/>
         <w:ind w:left="288" w:hanging="288"/>
       </w:pPr>
       <w:r>
+        <w:rPr>
+          <w:rFonts w:ascii="Aptos" w:hAnsi="Aptos"/>
+        </w:rPr>
         <w:t>1. 10 min · Reflexiona sobre supervisión humana y uso permitido.</w:t>
       </w:r>
     </w:p>
     <w:p>
       <w:pPr>
+        <w:widowControl/>
         <w:spacing w:after="40"/>
         <w:ind w:left="288" w:hanging="288"/>
       </w:pPr>
       <w:r>
+        <w:rPr>
+          <w:rFonts w:ascii="Aptos" w:hAnsi="Aptos"/>
+        </w:rPr>
         <w:t>2. 15 min · Selecciona un proceso pequeño, repetible y no sensible.</w:t>
       </w:r>
     </w:p>
     <w:p>
       <w:pPr>
+        <w:widowControl/>
         <w:spacing w:after="40"/>
         <w:ind w:left="288" w:hanging="288"/>
       </w:pPr>
       <w:r>
-        <w:t>3. 15 min · Registra tiempo base, unidad y volumen semanal.</w:t>
+        <w:rPr>
+          <w:rFonts w:ascii="Aptos" w:hAnsi="Aptos"/>
+        </w:rPr>
+        <w:t>3. 15 min · Pide a la IA que organice tiempo base, unidad y volumen semanal. Si no hay observaciones, esos datos deben quedar pendientes.</w:t>
       </w:r>
     </w:p>
     <w:p>
       <w:pPr>
+        <w:widowControl/>
         <w:spacing w:after="40"/>
         <w:ind w:left="288" w:hanging="288"/>
       </w:pPr>
       <w:r>
-        <w:t>4. 10 min · Define responsable, primer paso y revisión a 30 días.</w:t>
+        <w:rPr>
+          <w:rFonts w:ascii="Aptos" w:hAnsi="Aptos"/>
+        </w:rPr>
+        <w:t>4. 10 min · Pide a la IA un plan con responsable por confirmar, primer paso y revisión a 30 días; valida lo que corresponda con el instructor.</w:t>
       </w:r>
     </w:p>
     <w:p>
       <w:pPr>
+        <w:widowControl/>
         <w:spacing w:after="40"/>
         <w:ind w:left="288" w:hanging="288"/>
       </w:pPr>
       <w:r>
+        <w:rPr>
+          <w:rFonts w:ascii="Aptos" w:hAnsi="Aptos"/>
+        </w:rPr>
         <w:t>5. 10 min · Lee el compromiso en pareja y cierra.</w:t>
       </w:r>
     </w:p>
     <w:p>
+      <w:pPr>
+        <w:widowControl/>
+      </w:pPr>
       <w:r>
         <w:rPr>
+          <w:rFonts w:ascii="Aptos" w:hAnsi="Aptos"/>
           <w:b/>
         </w:rPr>
         <w:t>Prompt de partida</w:t>
       </w:r>
-      <w:r/>
+      <w:r>
+        <w:rPr>
+          <w:rFonts w:ascii="Aptos" w:hAnsi="Aptos"/>
+        </w:rPr>
+      </w:r>
     </w:p>
     <w:p>
       <w:pPr>
+        <w:widowControl/>
         <w:spacing w:after="140"/>
         <w:ind w:left="259" w:right="259"/>
       </w:pPr>
       <w:r>
         <w:rPr>
+          <w:rFonts w:ascii="Aptos" w:hAnsi="Aptos"/>
           <w:i/>
           <w:color w:val="006B54"/>
         </w:rPr>
@@ -3645,148 +5445,261 @@
       </w:r>
     </w:p>
     <w:p>
+      <w:pPr>
+        <w:widowControl/>
+      </w:pPr>
       <w:r>
         <w:rPr>
+          <w:rFonts w:ascii="Aptos" w:hAnsi="Aptos"/>
           <w:b/>
         </w:rPr>
         <w:t>Productos que debes entregar</w:t>
       </w:r>
-      <w:r/>
+      <w:r>
+        <w:rPr>
+          <w:rFonts w:ascii="Aptos" w:hAnsi="Aptos"/>
+        </w:rPr>
+      </w:r>
     </w:p>
     <w:p>
       <w:pPr>
         <w:pStyle w:val="ListBullet"/>
+        <w:widowControl/>
         <w:spacing w:after="40"/>
       </w:pPr>
       <w:r>
+        <w:rPr>
+          <w:rFonts w:ascii="Aptos" w:hAnsi="Aptos"/>
+        </w:rPr>
         <w:t>Plan de trabajo</w:t>
       </w:r>
     </w:p>
     <w:p>
       <w:pPr>
         <w:pStyle w:val="ListBullet"/>
+        <w:widowControl/>
         <w:spacing w:after="40"/>
       </w:pPr>
       <w:r>
+        <w:rPr>
+          <w:rFonts w:ascii="Aptos" w:hAnsi="Aptos"/>
+        </w:rPr>
         <w:t>Análisis y excepciones</w:t>
       </w:r>
     </w:p>
     <w:p>
       <w:pPr>
         <w:pStyle w:val="ListBullet"/>
+        <w:widowControl/>
         <w:spacing w:after="40"/>
       </w:pPr>
       <w:r>
+        <w:rPr>
+          <w:rFonts w:ascii="Aptos" w:hAnsi="Aptos"/>
+        </w:rPr>
         <w:t>Informe y borradores</w:t>
       </w:r>
     </w:p>
     <w:p>
       <w:pPr>
         <w:pStyle w:val="ListBullet"/>
+        <w:widowControl/>
         <w:spacing w:after="40"/>
       </w:pPr>
       <w:r>
+        <w:rPr>
+          <w:rFonts w:ascii="Aptos" w:hAnsi="Aptos"/>
+        </w:rPr>
         <w:t>Exposición con prompts y medición</w:t>
       </w:r>
     </w:p>
     <w:p>
       <w:pPr>
+        <w:widowControl/>
         <w:spacing w:after="60"/>
       </w:pPr>
       <w:r>
         <w:rPr>
+          <w:rFonts w:ascii="Aptos" w:hAnsi="Aptos"/>
           <w:b/>
         </w:rPr>
         <w:t xml:space="preserve">Regla de interpretación: </w:t>
       </w:r>
       <w:r>
+        <w:rPr>
+          <w:rFonts w:ascii="Aptos" w:hAnsi="Aptos"/>
+        </w:rPr>
         <w:t>Las diferencias de los registros ficticios son señales para preguntar y corroborar; no prueban incumplimiento, irregularidad ni fraude.</w:t>
       </w:r>
     </w:p>
     <w:p>
       <w:pPr>
         <w:pStyle w:val="Heading2"/>
+        <w:widowControl/>
       </w:pPr>
       <w:r>
+        <w:rPr>
+          <w:rFonts w:ascii="Aptos" w:hAnsi="Aptos"/>
+        </w:rPr>
         <w:t>Cierre individual</w:t>
       </w:r>
     </w:p>
     <w:p>
+      <w:pPr>
+        <w:widowControl/>
+      </w:pPr>
       <w:r>
+        <w:rPr>
+          <w:rFonts w:ascii="Aptos" w:hAnsi="Aptos"/>
+        </w:rPr>
         <w:t>¿Qué resultado corregiste o verificaste? ¿Qué dato quedó pendiente? ¿Qué tendría que aprobar una persona antes de usar este producto en el trabajo?</w:t>
       </w:r>
     </w:p>
     <w:p>
+      <w:pPr>
+        <w:widowControl/>
+        <w:spacing w:after="0" w:before="0"/>
+      </w:pPr>
       <w:r>
-        <w:br w:type="page"/>
+        <w:rPr>
+          <w:rFonts w:ascii="Aptos" w:hAnsi="Aptos"/>
+        </w:rPr>
       </w:r>
     </w:p>
     <w:p>
       <w:pPr>
         <w:pStyle w:val="Heading1"/>
+        <w:widowControl/>
       </w:pPr>
       <w:r>
+        <w:rPr>
+          <w:rFonts w:ascii="Aptos" w:hAnsi="Aptos"/>
+        </w:rPr>
         <w:t>Lista final para el Portafolio de Evidencias</w:t>
       </w:r>
     </w:p>
     <w:p>
       <w:pPr>
         <w:pStyle w:val="ListBullet"/>
+        <w:widowControl/>
         <w:spacing w:after="40"/>
       </w:pPr>
       <w:r>
+        <w:rPr>
+          <w:rFonts w:ascii="Aptos" w:hAnsi="Aptos"/>
+        </w:rPr>
         <w:t>Prompt y versión final, con el propósito y los límites del uso registrados.</w:t>
       </w:r>
     </w:p>
     <w:p>
       <w:pPr>
         <w:pStyle w:val="ListBullet"/>
+        <w:widowControl/>
         <w:spacing w:after="40"/>
       </w:pPr>
       <w:r>
+        <w:rPr>
+          <w:rFonts w:ascii="Aptos" w:hAnsi="Aptos"/>
+        </w:rPr>
         <w:t>Producto de cada reto y fuente usada para verificarlo.</w:t>
       </w:r>
     </w:p>
     <w:p>
       <w:pPr>
         <w:pStyle w:val="ListBullet"/>
+        <w:widowControl/>
         <w:spacing w:after="40"/>
       </w:pPr>
       <w:r>
+        <w:rPr>
+          <w:rFonts w:ascii="Aptos" w:hAnsi="Aptos"/>
+        </w:rPr>
         <w:t>Errores o supuestos encontrados, cambios realizados y preguntas pendientes.</w:t>
       </w:r>
     </w:p>
     <w:p>
       <w:pPr>
         <w:pStyle w:val="ListBullet"/>
+        <w:widowControl/>
         <w:spacing w:after="40"/>
       </w:pPr>
       <w:r>
-        <w:t>Tiempo base y tiempo de práctica solo si se midieron en tareas equivalentes; anota también el esfuerzo de corrección.</w:t>
+        <w:rPr>
+          <w:rFonts w:ascii="Aptos" w:hAnsi="Aptos"/>
+        </w:rPr>
+        <w:t>Pide a la IA que distinga tiempos medidos en tareas equivalentes, esfuerzo de corrección y datos pendientes; revisa que no invente mediciones.</w:t>
       </w:r>
     </w:p>
     <w:p>
       <w:pPr>
         <w:pStyle w:val="ListBullet"/>
+        <w:widowControl/>
         <w:spacing w:after="40"/>
       </w:pPr>
       <w:r>
+        <w:rPr>
+          <w:rFonts w:ascii="Aptos" w:hAnsi="Aptos"/>
+        </w:rPr>
         <w:t>Piloto de transferencia con tarea pequeña, autorización pendiente o confirmada, responsable y fecha de seguimiento.</w:t>
       </w:r>
     </w:p>
     <w:p>
+      <w:pPr>
+        <w:widowControl/>
+      </w:pPr>
       <w:r>
+        <w:rPr>
+          <w:rFonts w:ascii="Aptos" w:hAnsi="Aptos"/>
+        </w:rPr>
         <w:t>Todas las tablas, personas, cifras, correos, solicitudes y contratos de los recursos adjuntos son ficticios y se usan exclusivamente para practicar.</w:t>
       </w:r>
     </w:p>
     <w:sectPr>
+      <w:headerReference w:type="default" r:id="rId9"/>
+      <w:footerReference w:type="default" r:id="rId10"/>
       <w:pgSz w:w="12240" w:h="15840"/>
-      <w:pgMar w:top="936" w:right="1037" w:bottom="936" w:left="1037" w:header="720" w:footer="720" w:gutter="0"/>
+      <w:pgMar w:top="1020" w:right="1020" w:bottom="1020" w:left="1020" w:header="397" w:footer="397" w:gutter="0"/>
       <w:cols w:space="720"/>
       <w:docGrid w:linePitch="360"/>
     </w:sectPr>
   </w:body>
 </w:document>
+</file>
+
+<file path=word/footer1.xml><?xml version="1.0" encoding="utf-8"?>
+<w:ftr xmlns:m="http://schemas.openxmlformats.org/officeDocument/2006/math" xmlns:mc="http://schemas.openxmlformats.org/markup-compatibility/2006" xmlns:mo="http://schemas.microsoft.com/office/mac/office/2008/main" xmlns:mv="urn:schemas-microsoft-com:mac:vml" xmlns:o="urn:schemas-microsoft-com:office:office" xmlns:r="http://schemas.openxmlformats.org/officeDocument/2006/relationships" xmlns:v="urn:schemas-microsoft-com:vml" xmlns:w10="urn:schemas-microsoft-com:office:word" xmlns:w14="http://schemas.microsoft.com/office/word/2010/wordml" xmlns:w="http://schemas.openxmlformats.org/wordprocessingml/2006/main" xmlns:wne="http://schemas.microsoft.com/office/word/2006/wordml" xmlns:wp14="http://schemas.microsoft.com/office/word/2010/wordprocessingDrawing" xmlns:wp="http://schemas.openxmlformats.org/drawingml/2006/wordprocessingDrawing" xmlns:wpc="http://schemas.microsoft.com/office/word/2010/wordprocessingCanvas" xmlns:wpg="http://schemas.microsoft.com/office/word/2010/wordprocessingGroup" xmlns:wpi="http://schemas.microsoft.com/office/word/2010/wordprocessingInk" xmlns:wps="http://schemas.microsoft.com/office/word/2010/wordprocessingShape" mc:Ignorable="w14 wp14">
+  <w:p>
+    <w:pPr>
+      <w:pStyle w:val="Footer"/>
+      <w:jc w:val="right"/>
+    </w:pPr>
+    <w:r>
+      <w:rPr>
+        <w:color w:val="526575"/>
+        <w:sz w:val="16"/>
+      </w:rPr>
+      <w:t xml:space="preserve">Guía IA para administrativos · Página </w:t>
+    </w:r>
+    <w:fldSimple w:instr="PAGE"/>
+  </w:p>
+</w:ftr>
+</file>
+
+<file path=word/header1.xml><?xml version="1.0" encoding="utf-8"?>
+<w:hdr xmlns:m="http://schemas.openxmlformats.org/officeDocument/2006/math" xmlns:mc="http://schemas.openxmlformats.org/markup-compatibility/2006" xmlns:mo="http://schemas.microsoft.com/office/mac/office/2008/main" xmlns:mv="urn:schemas-microsoft-com:mac:vml" xmlns:o="urn:schemas-microsoft-com:office:office" xmlns:r="http://schemas.openxmlformats.org/officeDocument/2006/relationships" xmlns:v="urn:schemas-microsoft-com:vml" xmlns:w10="urn:schemas-microsoft-com:office:word" xmlns:w14="http://schemas.microsoft.com/office/word/2010/wordml" xmlns:w="http://schemas.openxmlformats.org/wordprocessingml/2006/main" xmlns:wne="http://schemas.microsoft.com/office/word/2006/wordml" xmlns:wp14="http://schemas.microsoft.com/office/word/2010/wordprocessingDrawing" xmlns:wp="http://schemas.openxmlformats.org/drawingml/2006/wordprocessingDrawing" xmlns:wpc="http://schemas.microsoft.com/office/word/2010/wordprocessingCanvas" xmlns:wpg="http://schemas.microsoft.com/office/word/2010/wordprocessingGroup" xmlns:wpi="http://schemas.microsoft.com/office/word/2010/wordprocessingInk" xmlns:wps="http://schemas.microsoft.com/office/word/2010/wordprocessingShape" mc:Ignorable="w14 wp14">
+  <w:p>
+    <w:pPr>
+      <w:pStyle w:val="Header"/>
+    </w:pPr>
+    <w:r>
+      <w:rPr>
+        <w:color w:val="526575"/>
+        <w:sz w:val="16"/>
+      </w:rPr>
+      <w:t>Material de origen · SENA Bogotá · Guía IA para administrativos</w:t>
+    </w:r>
+  </w:p>
+</w:hdr>
 </file>
 
 <file path=word/numbering.xml><?xml version="1.0" encoding="utf-8"?>
@@ -4153,11 +6066,11 @@
     <w:qFormat/>
     <w:rsid w:val="00FC693F"/>
     <w:pPr>
-      <w:spacing w:after="100" w:line="252" w:lineRule="auto"/>
+      <w:spacing w:after="140" w:line="269" w:lineRule="auto"/>
     </w:pPr>
     <w:rPr>
       <w:rFonts w:ascii="Aptos" w:hAnsi="Aptos"/>
-      <w:color w:val="202522"/>
+      <w:color w:val="243746"/>
       <w:sz w:val="21"/>
     </w:rPr>
   </w:style>
@@ -4216,15 +6129,15 @@
     <w:pPr>
       <w:keepNext/>
       <w:keepLines/>
-      <w:spacing w:before="200" w:after="100"/>
+      <w:spacing w:before="300" w:after="140"/>
       <w:outlineLvl w:val="0"/>
     </w:pPr>
     <w:rPr>
-      <w:rFonts w:asciiTheme="majorHAnsi" w:eastAsiaTheme="majorEastAsia" w:hAnsiTheme="majorHAnsi" w:cstheme="majorBidi" w:ascii="Aptos Display" w:hAnsi="Aptos Display"/>
+      <w:rFonts w:asciiTheme="majorHAnsi" w:eastAsiaTheme="majorEastAsia" w:hAnsiTheme="majorHAnsi" w:cstheme="majorBidi" w:ascii="Aptos" w:hAnsi="Aptos"/>
       <w:b/>
       <w:bCs/>
-      <w:color w:val="202522"/>
-      <w:sz w:val="38"/>
+      <w:color w:val="173B51"/>
+      <w:sz w:val="34"/>
       <w:szCs w:val="28"/>
     </w:rPr>
   </w:style>
@@ -4240,15 +6153,15 @@
     <w:pPr>
       <w:keepNext/>
       <w:keepLines/>
-      <w:spacing w:before="200" w:after="100"/>
+      <w:spacing w:before="300" w:after="140"/>
       <w:outlineLvl w:val="1"/>
     </w:pPr>
     <w:rPr>
       <w:rFonts w:asciiTheme="majorHAnsi" w:eastAsiaTheme="majorEastAsia" w:hAnsiTheme="majorHAnsi" w:cstheme="majorBidi" w:ascii="Aptos" w:hAnsi="Aptos"/>
       <w:b/>
       <w:bCs/>
-      <w:color w:val="202522"/>
-      <w:sz w:val="28"/>
+      <w:color w:val="1D635F"/>
+      <w:sz w:val="26"/>
       <w:szCs w:val="26"/>
     </w:rPr>
   </w:style>
@@ -4264,15 +6177,15 @@
     <w:pPr>
       <w:keepNext/>
       <w:keepLines/>
-      <w:spacing w:before="200" w:after="100"/>
+      <w:spacing w:before="300" w:after="140"/>
       <w:outlineLvl w:val="2"/>
     </w:pPr>
     <w:rPr>
       <w:rFonts w:asciiTheme="majorHAnsi" w:eastAsiaTheme="majorEastAsia" w:hAnsiTheme="majorHAnsi" w:cstheme="majorBidi" w:ascii="Aptos" w:hAnsi="Aptos"/>
       <w:b/>
       <w:bCs/>
-      <w:color w:val="202522"/>
-      <w:sz w:val="23"/>
+      <w:color w:val="173B51"/>
+      <w:sz w:val="22"/>
     </w:rPr>
   </w:style>
   <w:style w:type="paragraph" w:styleId="Heading4">
@@ -4504,19 +6417,16 @@
     <w:rsid w:val="00FC693F"/>
     <w:pPr>
       <w:keepNext/>
-      <w:pBdr>
-        <w:bottom w:val="single" w:sz="8" w:space="4" w:color="4F81BD" w:themeColor="accent1"/>
-      </w:pBdr>
-      <w:spacing w:after="100" w:line="240" w:lineRule="auto" w:before="0"/>
+      <w:spacing w:after="140" w:line="240" w:lineRule="auto" w:before="100"/>
       <w:contextualSpacing/>
     </w:pPr>
     <w:rPr>
-      <w:rFonts w:asciiTheme="majorHAnsi" w:eastAsiaTheme="majorEastAsia" w:hAnsiTheme="majorHAnsi" w:cstheme="majorBidi" w:ascii="Aptos Display" w:hAnsi="Aptos Display"/>
+      <w:rFonts w:asciiTheme="majorHAnsi" w:eastAsiaTheme="majorEastAsia" w:hAnsiTheme="majorHAnsi" w:cstheme="majorBidi" w:ascii="Aptos" w:hAnsi="Aptos"/>
       <w:b/>
-      <w:color w:val="202522"/>
+      <w:color w:val="111827"/>
       <w:spacing w:val="5"/>
       <w:kern w:val="28"/>
-      <w:sz w:val="52"/>
+      <w:sz w:val="54"/>
       <w:szCs w:val="52"/>
     </w:rPr>
   </w:style>
@@ -4544,15 +6454,18 @@
     <w:qFormat/>
     <w:rsid w:val="00FC693F"/>
     <w:pPr>
+      <w:keepNext/>
       <w:numPr>
         <w:ilvl w:val="1"/>
       </w:numPr>
+      <w:spacing w:before="100" w:after="140"/>
     </w:pPr>
     <w:rPr>
-      <w:rFonts w:asciiTheme="majorHAnsi" w:eastAsiaTheme="majorEastAsia" w:hAnsiTheme="majorHAnsi" w:cstheme="majorBidi"/>
+      <w:rFonts w:asciiTheme="majorHAnsi" w:eastAsiaTheme="majorEastAsia" w:hAnsiTheme="majorHAnsi" w:cstheme="majorBidi" w:ascii="Aptos" w:hAnsi="Aptos"/>
+      <w:b w:val="0"/>
       <w:i/>
       <w:iCs/>
-      <w:color w:val="4F81BD" w:themeColor="accent1"/>
+      <w:color w:val="526575"/>
       <w:spacing w:val="15"/>
       <w:sz w:val="24"/>
       <w:szCs w:val="24"/>
